--- a/template/agreement/terms_and_conditions_turron_document.docx
+++ b/template/agreement/terms_and_conditions_turron_document.docx
@@ -4238,7 +4238,7 @@
       <w:tblPr>
         <w:tblStyle w:val="TableGrid"/>
         <w:tblW w:w="9067" w:type="dxa"/>
-        <w:jc w:val="start"/>
+        <w:jc w:val="left"/>
         <w:tblInd w:w="0" w:type="dxa"/>
         <w:tblLayout w:type="fixed"/>
         <w:tblCellMar>
@@ -4272,7 +4272,7 @@
               <w:pStyle w:val="Normal"/>
               <w:widowControl/>
               <w:spacing w:lineRule="exact" w:line="240" w:before="0" w:after="100"/>
-              <w:jc w:val="end"/>
+              <w:jc w:val="right"/>
               <w:rPr>
                 <w:rFonts w:ascii="Arial" w:hAnsi="Arial" w:cs="Arial"/>
                 <w:lang w:val="es-ES"/>
@@ -4391,7 +4391,7 @@
               <w:pStyle w:val="Normal"/>
               <w:widowControl/>
               <w:spacing w:lineRule="exact" w:line="240" w:before="0" w:after="100"/>
-              <w:jc w:val="end"/>
+              <w:jc w:val="right"/>
               <w:rPr>
                 <w:rFonts w:ascii="Arial" w:hAnsi="Arial" w:cs="Arial"/>
                 <w:lang w:val="es-ES"/>
@@ -4490,7 +4490,7 @@
               <w:pStyle w:val="Normal"/>
               <w:widowControl/>
               <w:spacing w:lineRule="exact" w:line="240" w:before="0" w:after="100"/>
-              <w:jc w:val="end"/>
+              <w:jc w:val="right"/>
               <w:rPr>
                 <w:rFonts w:ascii="Arial" w:hAnsi="Arial" w:cs="Arial"/>
                 <w:lang w:val="es-ES"/>
@@ -4607,7 +4607,7 @@
               <w:pStyle w:val="Normal"/>
               <w:widowControl/>
               <w:spacing w:lineRule="exact" w:line="240" w:before="0" w:after="100"/>
-              <w:jc w:val="end"/>
+              <w:jc w:val="right"/>
               <w:rPr>
                 <w:rFonts w:ascii="Arial" w:hAnsi="Arial" w:cs="Arial"/>
                 <w:lang w:val="es-ES"/>
@@ -4701,7 +4701,7 @@
               <w:pStyle w:val="Normal"/>
               <w:widowControl/>
               <w:spacing w:lineRule="exact" w:line="240" w:before="0" w:after="100"/>
-              <w:jc w:val="end"/>
+              <w:jc w:val="right"/>
               <w:rPr>
                 <w:rFonts w:ascii="Arial" w:hAnsi="Arial" w:cs="Arial"/>
                 <w:lang w:val="es-ES"/>
@@ -4884,7 +4884,7 @@
               <w:pStyle w:val="Normal"/>
               <w:widowControl/>
               <w:spacing w:lineRule="exact" w:line="240" w:before="0" w:after="100"/>
-              <w:jc w:val="end"/>
+              <w:jc w:val="right"/>
               <w:rPr>
                 <w:rFonts w:ascii="Arial" w:hAnsi="Arial" w:cs="Arial"/>
                 <w:lang w:val="es-ES"/>
@@ -4979,7 +4979,7 @@
               <w:pStyle w:val="Normal"/>
               <w:widowControl/>
               <w:spacing w:lineRule="exact" w:line="240" w:before="0" w:after="100"/>
-              <w:jc w:val="end"/>
+              <w:jc w:val="right"/>
               <w:rPr>
                 <w:rFonts w:ascii="Arial" w:hAnsi="Arial" w:cs="Arial"/>
                 <w:lang w:val="es-ES"/>
@@ -5074,7 +5074,7 @@
               <w:pStyle w:val="Normal"/>
               <w:widowControl/>
               <w:spacing w:lineRule="exact" w:line="240" w:before="0" w:after="100"/>
-              <w:jc w:val="end"/>
+              <w:jc w:val="right"/>
               <w:rPr>
                 <w:rFonts w:ascii="Arial" w:hAnsi="Arial" w:cs="Arial"/>
                 <w:lang w:val="es-ES"/>
@@ -5169,7 +5169,7 @@
               <w:pStyle w:val="Normal"/>
               <w:widowControl/>
               <w:spacing w:lineRule="exact" w:line="240" w:before="0" w:after="100"/>
-              <w:jc w:val="end"/>
+              <w:jc w:val="right"/>
               <w:rPr>
                 <w:rFonts w:ascii="Arial" w:hAnsi="Arial" w:cs="Arial"/>
                 <w:lang w:val="ru-RU"/>
@@ -5276,7 +5276,7 @@
               <w:pStyle w:val="Normal"/>
               <w:widowControl/>
               <w:spacing w:lineRule="exact" w:line="240" w:before="0" w:after="100"/>
-              <w:jc w:val="end"/>
+              <w:jc w:val="right"/>
               <w:rPr>
                 <w:rFonts w:ascii="Arial" w:hAnsi="Arial" w:cs="Arial"/>
                 <w:lang w:val="es-ES"/>
@@ -5371,7 +5371,7 @@
               <w:pStyle w:val="Normal"/>
               <w:widowControl/>
               <w:spacing w:lineRule="exact" w:line="240" w:before="0" w:after="100"/>
-              <w:jc w:val="end"/>
+              <w:jc w:val="right"/>
               <w:rPr>
                 <w:rFonts w:ascii="Arial" w:hAnsi="Arial" w:cs="Arial"/>
                 <w:lang w:val="es-ES"/>
@@ -5466,7 +5466,7 @@
               <w:pStyle w:val="Normal"/>
               <w:widowControl/>
               <w:spacing w:lineRule="exact" w:line="240" w:before="0" w:after="100"/>
-              <w:jc w:val="end"/>
+              <w:jc w:val="right"/>
               <w:rPr>
                 <w:rFonts w:ascii="Arial" w:hAnsi="Arial" w:cs="Arial"/>
                 <w:lang w:val="es-ES"/>
@@ -5563,7 +5563,7 @@
               <w:pStyle w:val="Normal"/>
               <w:widowControl/>
               <w:spacing w:lineRule="exact" w:line="240" w:before="0" w:after="100"/>
-              <w:jc w:val="end"/>
+              <w:jc w:val="right"/>
               <w:rPr>
                 <w:rFonts w:ascii="Arial" w:hAnsi="Arial" w:cs="Arial"/>
                 <w:lang w:val="es-ES"/>
@@ -5658,7 +5658,7 @@
               <w:pStyle w:val="Normal"/>
               <w:widowControl/>
               <w:spacing w:lineRule="exact" w:line="240" w:before="0" w:after="100"/>
-              <w:jc w:val="end"/>
+              <w:jc w:val="right"/>
               <w:rPr>
                 <w:rFonts w:ascii="Arial" w:hAnsi="Arial" w:cs="Arial"/>
                 <w:lang w:val="es-ES"/>
@@ -5813,7 +5813,7 @@
               <w:pStyle w:val="Normal"/>
               <w:widowControl/>
               <w:spacing w:lineRule="exact" w:line="240" w:before="0" w:after="100"/>
-              <w:jc w:val="end"/>
+              <w:jc w:val="right"/>
               <w:rPr>
                 <w:rFonts w:ascii="Arial" w:hAnsi="Arial" w:cs="Arial"/>
                 <w:lang w:val="es-ES"/>
@@ -5896,7 +5896,7 @@
               <w:pStyle w:val="Normal"/>
               <w:widowControl/>
               <w:spacing w:lineRule="exact" w:line="240" w:before="0" w:after="100"/>
-              <w:jc w:val="end"/>
+              <w:jc w:val="right"/>
               <w:rPr>
                 <w:rFonts w:ascii="Arial" w:hAnsi="Arial" w:cs="Arial"/>
                 <w:lang w:val="es-ES"/>
@@ -5991,7 +5991,7 @@
               <w:pStyle w:val="Normal"/>
               <w:widowControl/>
               <w:spacing w:lineRule="exact" w:line="240" w:before="0" w:after="100"/>
-              <w:jc w:val="end"/>
+              <w:jc w:val="right"/>
               <w:rPr>
                 <w:rFonts w:ascii="Arial" w:hAnsi="Arial" w:cs="Arial"/>
                 <w:lang w:val="es-ES"/>
@@ -6107,7 +6107,7 @@
               <w:pStyle w:val="Normal"/>
               <w:widowControl/>
               <w:spacing w:lineRule="exact" w:line="240" w:before="0" w:after="100"/>
-              <w:jc w:val="end"/>
+              <w:jc w:val="right"/>
               <w:rPr>
                 <w:rFonts w:ascii="Arial" w:hAnsi="Arial" w:cs="Arial"/>
                 <w:lang w:val="es-ES"/>
@@ -6204,7 +6204,7 @@
               <w:pStyle w:val="Normal"/>
               <w:widowControl/>
               <w:spacing w:lineRule="exact" w:line="240" w:before="0" w:after="100"/>
-              <w:jc w:val="end"/>
+              <w:jc w:val="right"/>
               <w:rPr>
                 <w:rFonts w:ascii="Arial" w:hAnsi="Arial" w:cs="Arial"/>
                 <w:lang w:val="es-ES"/>
@@ -6301,7 +6301,7 @@
               <w:pStyle w:val="Normal"/>
               <w:widowControl/>
               <w:spacing w:lineRule="exact" w:line="240" w:before="0" w:after="100"/>
-              <w:jc w:val="end"/>
+              <w:jc w:val="right"/>
               <w:rPr>
                 <w:rFonts w:ascii="Arial" w:hAnsi="Arial" w:cs="Arial"/>
                 <w:lang w:val="es-ES"/>
@@ -6396,7 +6396,7 @@
               <w:pStyle w:val="Normal"/>
               <w:widowControl/>
               <w:spacing w:lineRule="exact" w:line="240" w:before="0" w:after="100"/>
-              <w:jc w:val="end"/>
+              <w:jc w:val="right"/>
               <w:rPr>
                 <w:rFonts w:ascii="Arial" w:hAnsi="Arial" w:cs="Arial"/>
                 <w:lang w:val="es-ES"/>
@@ -6491,7 +6491,7 @@
               <w:pStyle w:val="Normal"/>
               <w:widowControl/>
               <w:spacing w:lineRule="exact" w:line="240" w:before="0" w:after="120"/>
-              <w:jc w:val="end"/>
+              <w:jc w:val="right"/>
               <w:rPr>
                 <w:rFonts w:ascii="Arial" w:hAnsi="Arial" w:cs="Arial"/>
                 <w:lang w:val="en-US"/>
@@ -6586,7 +6586,7 @@
               <w:pStyle w:val="Normal"/>
               <w:widowControl/>
               <w:spacing w:lineRule="exact" w:line="240" w:before="0" w:after="120"/>
-              <w:jc w:val="end"/>
+              <w:jc w:val="right"/>
               <w:rPr>
                 <w:rFonts w:ascii="Arial" w:hAnsi="Arial" w:cs="Arial"/>
                 <w:lang w:val="es-ES"/>
@@ -6681,7 +6681,7 @@
               <w:pStyle w:val="Normal"/>
               <w:widowControl/>
               <w:spacing w:lineRule="exact" w:line="240" w:before="0" w:after="120"/>
-              <w:jc w:val="end"/>
+              <w:jc w:val="right"/>
               <w:rPr>
                 <w:rFonts w:ascii="Arial" w:hAnsi="Arial" w:cs="Arial"/>
                 <w:lang w:val="es-ES"/>
@@ -6776,7 +6776,7 @@
               <w:pStyle w:val="Normal"/>
               <w:widowControl/>
               <w:spacing w:lineRule="exact" w:line="240" w:before="0" w:after="120"/>
-              <w:jc w:val="start"/>
+              <w:jc w:val="left"/>
               <w:rPr>
                 <w:rFonts w:ascii="Arial" w:hAnsi="Arial" w:cs="Arial"/>
                 <w:lang w:val="es-ES"/>
@@ -8940,7 +8940,7 @@
       <w:tblPr>
         <w:tblStyle w:val="TableGrid"/>
         <w:tblW w:w="9067" w:type="dxa"/>
-        <w:jc w:val="start"/>
+        <w:jc w:val="left"/>
         <w:tblInd w:w="0" w:type="dxa"/>
         <w:tblLayout w:type="fixed"/>
         <w:tblCellMar>
@@ -8974,7 +8974,7 @@
               <w:pStyle w:val="Normal"/>
               <w:widowControl/>
               <w:spacing w:lineRule="exact" w:line="240" w:before="0" w:after="100"/>
-              <w:jc w:val="end"/>
+              <w:jc w:val="right"/>
               <w:rPr>
                 <w:rFonts w:ascii="Arial" w:hAnsi="Arial" w:cs="Arial"/>
                 <w:lang w:val="es-ES"/>
@@ -9070,7 +9070,7 @@
               <w:pStyle w:val="Normal"/>
               <w:widowControl/>
               <w:spacing w:lineRule="exact" w:line="240" w:before="0" w:after="100"/>
-              <w:jc w:val="end"/>
+              <w:jc w:val="right"/>
               <w:rPr>
                 <w:rFonts w:ascii="Arial" w:hAnsi="Arial" w:cs="Arial"/>
                 <w:lang w:val="es-ES"/>
@@ -9166,7 +9166,7 @@
               <w:pStyle w:val="Normal"/>
               <w:widowControl/>
               <w:spacing w:lineRule="exact" w:line="240" w:before="0" w:after="100"/>
-              <w:jc w:val="end"/>
+              <w:jc w:val="right"/>
               <w:rPr>
                 <w:rFonts w:ascii="Arial" w:hAnsi="Arial" w:cs="Arial"/>
                 <w:lang w:val="es-ES"/>
@@ -9280,7 +9280,7 @@
               <w:pStyle w:val="Normal"/>
               <w:widowControl/>
               <w:spacing w:lineRule="exact" w:line="240" w:before="0" w:after="100"/>
-              <w:jc w:val="end"/>
+              <w:jc w:val="right"/>
               <w:rPr>
                 <w:rFonts w:ascii="Arial" w:hAnsi="Arial" w:cs="Arial"/>
                 <w:lang w:val="es-ES"/>
@@ -9373,7 +9373,7 @@
               <w:pStyle w:val="Normal"/>
               <w:widowControl/>
               <w:spacing w:lineRule="exact" w:line="240" w:before="0" w:after="100"/>
-              <w:jc w:val="end"/>
+              <w:jc w:val="right"/>
               <w:rPr>
                 <w:rFonts w:ascii="Arial" w:hAnsi="Arial" w:cs="Arial"/>
                 <w:lang w:val="es-ES"/>
@@ -9446,7 +9446,7 @@
               <w:pStyle w:val="Normal"/>
               <w:widowControl/>
               <w:spacing w:lineRule="exact" w:line="240" w:before="0" w:after="100"/>
-              <w:jc w:val="end"/>
+              <w:jc w:val="right"/>
               <w:rPr>
                 <w:rFonts w:ascii="Arial" w:hAnsi="Arial" w:cs="Arial"/>
                 <w:lang w:val="es-ES"/>
@@ -9540,7 +9540,7 @@
               <w:pStyle w:val="Normal"/>
               <w:widowControl/>
               <w:spacing w:lineRule="exact" w:line="240" w:before="0" w:after="100"/>
-              <w:jc w:val="end"/>
+              <w:jc w:val="right"/>
               <w:rPr>
                 <w:rFonts w:ascii="Arial" w:hAnsi="Arial" w:cs="Arial"/>
                 <w:lang w:val="es-ES"/>
@@ -9613,7 +9613,7 @@
               <w:pStyle w:val="Normal"/>
               <w:widowControl/>
               <w:spacing w:lineRule="exact" w:line="240" w:before="0" w:after="100"/>
-              <w:jc w:val="end"/>
+              <w:jc w:val="right"/>
               <w:rPr>
                 <w:rFonts w:ascii="Arial" w:hAnsi="Arial" w:cs="Arial"/>
                 <w:lang w:val="es-ES"/>
@@ -11019,7 +11019,7 @@
       <w:tblPr>
         <w:tblStyle w:val="TableGrid"/>
         <w:tblW w:w="9016" w:type="dxa"/>
-        <w:jc w:val="start"/>
+        <w:jc w:val="left"/>
         <w:tblInd w:w="0" w:type="dxa"/>
         <w:tblLayout w:type="fixed"/>
         <w:tblCellMar>
@@ -11051,7 +11051,7 @@
               <w:pStyle w:val="Normal"/>
               <w:widowControl/>
               <w:spacing w:lineRule="exact" w:line="240" w:before="0" w:after="0"/>
-              <w:jc w:val="end"/>
+              <w:jc w:val="right"/>
               <w:rPr>
                 <w:rFonts w:ascii="Arial" w:hAnsi="Arial" w:cs="Arial"/>
                 <w:lang w:val="es-ES"/>
@@ -11120,7 +11120,7 @@
               <w:pStyle w:val="Normal"/>
               <w:widowControl/>
               <w:spacing w:lineRule="exact" w:line="240" w:before="0" w:after="0"/>
-              <w:jc w:val="end"/>
+              <w:jc w:val="right"/>
               <w:rPr>
                 <w:rFonts w:ascii="Arial" w:hAnsi="Arial" w:cs="Arial"/>
                 <w:lang w:val="es-ES"/>
@@ -11189,7 +11189,7 @@
               <w:pStyle w:val="Normal"/>
               <w:widowControl/>
               <w:spacing w:lineRule="exact" w:line="240" w:before="0" w:after="0"/>
-              <w:jc w:val="end"/>
+              <w:jc w:val="right"/>
               <w:rPr>
                 <w:rFonts w:ascii="Arial" w:hAnsi="Arial" w:cs="Arial"/>
                 <w:lang w:val="es-ES"/>
@@ -11569,7 +11569,7 @@
       <w:tblPr>
         <w:tblStyle w:val="TableGrid"/>
         <w:tblW w:w="9016" w:type="dxa"/>
-        <w:jc w:val="start"/>
+        <w:jc w:val="left"/>
         <w:tblInd w:w="0" w:type="dxa"/>
         <w:tblLayout w:type="fixed"/>
         <w:tblCellMar>
@@ -11601,7 +11601,7 @@
               <w:pStyle w:val="xmsonormal"/>
               <w:widowControl/>
               <w:spacing w:beforeAutospacing="0" w:before="0" w:afterAutospacing="0" w:after="120"/>
-              <w:jc w:val="end"/>
+              <w:jc w:val="right"/>
               <w:rPr>
                 <w:rFonts w:ascii="Arial" w:hAnsi="Arial" w:cs="Arial"/>
                 <w:color w:val="242424"/>
@@ -11676,7 +11676,7 @@
               <w:pStyle w:val="xmsonormal"/>
               <w:widowControl/>
               <w:spacing w:beforeAutospacing="0" w:before="0" w:afterAutospacing="0" w:after="120"/>
-              <w:jc w:val="end"/>
+              <w:jc w:val="right"/>
               <w:rPr>
                 <w:rFonts w:ascii="Arial" w:hAnsi="Arial" w:cs="Arial"/>
                 <w:color w:val="242424"/>
@@ -11762,7 +11762,7 @@
               <w:pStyle w:val="xmsonormal"/>
               <w:widowControl/>
               <w:spacing w:beforeAutospacing="0" w:before="0" w:afterAutospacing="0" w:after="120"/>
-              <w:jc w:val="end"/>
+              <w:jc w:val="right"/>
               <w:rPr>
                 <w:rFonts w:ascii="Arial" w:hAnsi="Arial" w:cs="Arial"/>
                 <w:color w:val="242424"/>
@@ -11836,7 +11836,7 @@
               <w:pStyle w:val="xmsonormal"/>
               <w:widowControl/>
               <w:spacing w:beforeAutospacing="0" w:before="0" w:afterAutospacing="0" w:after="120"/>
-              <w:jc w:val="end"/>
+              <w:jc w:val="right"/>
               <w:rPr>
                 <w:rFonts w:ascii="Arial" w:hAnsi="Arial" w:cs="Arial"/>
                 <w:color w:val="242424"/>
@@ -11922,7 +11922,7 @@
               <w:pStyle w:val="xmsonormal"/>
               <w:widowControl/>
               <w:spacing w:beforeAutospacing="0" w:before="0" w:afterAutospacing="0" w:after="120"/>
-              <w:jc w:val="end"/>
+              <w:jc w:val="right"/>
               <w:rPr>
                 <w:rFonts w:ascii="Arial" w:hAnsi="Arial" w:cs="Arial"/>
                 <w:color w:val="242424"/>
@@ -12008,7 +12008,7 @@
               <w:pStyle w:val="xmsonormal"/>
               <w:widowControl/>
               <w:spacing w:beforeAutospacing="0" w:before="0" w:afterAutospacing="0" w:after="120"/>
-              <w:jc w:val="end"/>
+              <w:jc w:val="right"/>
               <w:rPr>
                 <w:rFonts w:ascii="Arial" w:hAnsi="Arial" w:cs="Arial"/>
                 <w:color w:val="242424"/>
@@ -12092,7 +12092,7 @@
               <w:pStyle w:val="xmsonormal"/>
               <w:widowControl/>
               <w:spacing w:beforeAutospacing="0" w:before="0" w:afterAutospacing="0" w:after="120"/>
-              <w:jc w:val="end"/>
+              <w:jc w:val="right"/>
               <w:rPr>
                 <w:rFonts w:ascii="Arial" w:hAnsi="Arial" w:cs="Arial"/>
                 <w:color w:val="242424"/>
@@ -12174,7 +12174,7 @@
               <w:pStyle w:val="xmsonormal"/>
               <w:widowControl/>
               <w:spacing w:beforeAutospacing="0" w:before="0" w:afterAutospacing="0" w:after="120"/>
-              <w:jc w:val="end"/>
+              <w:jc w:val="right"/>
               <w:rPr>
                 <w:rFonts w:ascii="Arial" w:hAnsi="Arial" w:cs="Arial"/>
                 <w:color w:val="242424"/>
@@ -12759,7 +12759,7 @@
       <w:tblPr>
         <w:tblStyle w:val="TableGrid"/>
         <w:tblW w:w="9016" w:type="dxa"/>
-        <w:jc w:val="start"/>
+        <w:jc w:val="left"/>
         <w:tblInd w:w="0" w:type="dxa"/>
         <w:tblLayout w:type="fixed"/>
         <w:tblCellMar>
@@ -12791,7 +12791,7 @@
               <w:pStyle w:val="xmsonormal"/>
               <w:widowControl/>
               <w:spacing w:beforeAutospacing="0" w:before="0" w:afterAutospacing="0" w:after="120"/>
-              <w:jc w:val="end"/>
+              <w:jc w:val="right"/>
               <w:rPr>
                 <w:rFonts w:ascii="Arial" w:hAnsi="Arial" w:cs="Arial"/>
                 <w:color w:val="242424"/>
@@ -13003,7 +13003,7 @@
               <w:pStyle w:val="xmsonormal"/>
               <w:widowControl/>
               <w:spacing w:beforeAutospacing="0" w:before="0" w:afterAutospacing="0" w:after="120"/>
-              <w:jc w:val="end"/>
+              <w:jc w:val="right"/>
               <w:rPr>
                 <w:rFonts w:ascii="Arial" w:hAnsi="Arial" w:cs="Arial"/>
                 <w:color w:val="242424"/>
@@ -13165,7 +13165,7 @@
               <w:pStyle w:val="xmsonormal"/>
               <w:widowControl/>
               <w:spacing w:beforeAutospacing="0" w:before="0" w:afterAutospacing="0" w:after="120"/>
-              <w:jc w:val="end"/>
+              <w:jc w:val="right"/>
               <w:rPr>
                 <w:rFonts w:ascii="Arial" w:hAnsi="Arial" w:cs="Arial"/>
                 <w:color w:val="242424"/>
@@ -13317,7 +13317,7 @@
               <w:pStyle w:val="xmsonormal"/>
               <w:widowControl/>
               <w:spacing w:beforeAutospacing="0" w:before="0" w:afterAutospacing="0" w:after="120"/>
-              <w:jc w:val="end"/>
+              <w:jc w:val="right"/>
               <w:rPr>
                 <w:rFonts w:ascii="Arial" w:hAnsi="Arial" w:cs="Arial"/>
                 <w:color w:val="242424"/>
@@ -13443,7 +13443,7 @@
               <w:pStyle w:val="xmsonormal"/>
               <w:widowControl/>
               <w:spacing w:beforeAutospacing="0" w:before="0" w:afterAutospacing="0" w:after="120"/>
-              <w:jc w:val="end"/>
+              <w:jc w:val="right"/>
               <w:rPr>
                 <w:rFonts w:ascii="Arial" w:hAnsi="Arial" w:cs="Arial"/>
                 <w:color w:val="242424"/>
@@ -13537,7 +13537,7 @@
               <w:pStyle w:val="xmsonormal"/>
               <w:widowControl/>
               <w:spacing w:beforeAutospacing="0" w:before="0" w:afterAutospacing="0" w:after="120"/>
-              <w:jc w:val="end"/>
+              <w:jc w:val="right"/>
               <w:rPr>
                 <w:rFonts w:ascii="Arial" w:hAnsi="Arial" w:cs="Arial"/>
                 <w:color w:val="242424"/>
@@ -13802,7 +13802,7 @@
       <w:tblPr>
         <w:tblStyle w:val="TableGrid"/>
         <w:tblW w:w="9016" w:type="dxa"/>
-        <w:jc w:val="start"/>
+        <w:jc w:val="left"/>
         <w:tblInd w:w="0" w:type="dxa"/>
         <w:tblLayout w:type="fixed"/>
         <w:tblCellMar>
@@ -13834,7 +13834,7 @@
               <w:pStyle w:val="xmsonormal"/>
               <w:widowControl/>
               <w:spacing w:beforeAutospacing="0" w:before="0" w:afterAutospacing="0" w:after="120"/>
-              <w:jc w:val="end"/>
+              <w:jc w:val="right"/>
               <w:rPr>
                 <w:rFonts w:ascii="Arial" w:hAnsi="Arial" w:cs="Arial"/>
                 <w:color w:val="242424"/>
@@ -13909,7 +13909,7 @@
               <w:pStyle w:val="xmsonormal"/>
               <w:widowControl/>
               <w:spacing w:beforeAutospacing="0" w:before="0" w:afterAutospacing="0" w:after="120"/>
-              <w:jc w:val="end"/>
+              <w:jc w:val="right"/>
               <w:rPr>
                 <w:rFonts w:ascii="Arial" w:hAnsi="Arial" w:cs="Arial"/>
                 <w:color w:val="242424"/>
@@ -13995,7 +13995,7 @@
               <w:pStyle w:val="xmsonormal"/>
               <w:widowControl/>
               <w:spacing w:beforeAutospacing="0" w:before="0" w:afterAutospacing="0" w:after="120"/>
-              <w:jc w:val="end"/>
+              <w:jc w:val="right"/>
               <w:rPr>
                 <w:rFonts w:ascii="Arial" w:hAnsi="Arial" w:cs="Arial"/>
                 <w:color w:val="242424"/>
@@ -14070,7 +14070,7 @@
               <w:pStyle w:val="xmsonormal"/>
               <w:widowControl/>
               <w:spacing w:beforeAutospacing="0" w:before="0" w:afterAutospacing="0" w:after="120"/>
-              <w:jc w:val="end"/>
+              <w:jc w:val="right"/>
               <w:rPr>
                 <w:rFonts w:ascii="Arial" w:hAnsi="Arial" w:cs="Arial"/>
                 <w:color w:val="242424"/>
@@ -14156,7 +14156,7 @@
               <w:pStyle w:val="xmsonormal"/>
               <w:widowControl/>
               <w:spacing w:beforeAutospacing="0" w:before="0" w:afterAutospacing="0" w:after="120"/>
-              <w:jc w:val="end"/>
+              <w:jc w:val="right"/>
               <w:rPr>
                 <w:rFonts w:ascii="Arial" w:hAnsi="Arial" w:cs="Arial"/>
                 <w:color w:val="242424"/>
@@ -14242,7 +14242,7 @@
               <w:pStyle w:val="xmsonormal"/>
               <w:widowControl/>
               <w:spacing w:beforeAutospacing="0" w:before="0" w:afterAutospacing="0" w:after="120"/>
-              <w:jc w:val="end"/>
+              <w:jc w:val="right"/>
               <w:rPr>
                 <w:rFonts w:ascii="Arial" w:hAnsi="Arial" w:cs="Arial"/>
                 <w:color w:val="242424"/>
@@ -14326,7 +14326,7 @@
               <w:pStyle w:val="xmsonormal"/>
               <w:widowControl/>
               <w:spacing w:beforeAutospacing="0" w:before="0" w:afterAutospacing="0" w:after="120"/>
-              <w:jc w:val="end"/>
+              <w:jc w:val="right"/>
               <w:rPr>
                 <w:rFonts w:ascii="Arial" w:hAnsi="Arial" w:cs="Arial"/>
                 <w:color w:val="242424"/>
@@ -14398,7 +14398,7 @@
               <w:pStyle w:val="xmsonormal"/>
               <w:widowControl/>
               <w:spacing w:beforeAutospacing="0" w:before="0" w:afterAutospacing="0" w:after="120"/>
-              <w:jc w:val="end"/>
+              <w:jc w:val="right"/>
               <w:rPr>
                 <w:rFonts w:ascii="Arial" w:hAnsi="Arial" w:cs="Arial"/>
                 <w:color w:val="242424"/>
@@ -14470,7 +14470,7 @@
               <w:pStyle w:val="xmsonormal"/>
               <w:widowControl/>
               <w:spacing w:beforeAutospacing="0" w:before="0" w:afterAutospacing="0" w:after="120"/>
-              <w:jc w:val="end"/>
+              <w:jc w:val="right"/>
               <w:rPr>
                 <w:rFonts w:ascii="Arial" w:hAnsi="Arial" w:cs="Arial"/>
                 <w:color w:val="242424"/>
@@ -14977,7 +14977,7 @@
       <w:tblPr>
         <w:tblStyle w:val="TableGrid"/>
         <w:tblW w:w="9016" w:type="dxa"/>
-        <w:jc w:val="start"/>
+        <w:jc w:val="left"/>
         <w:tblInd w:w="0" w:type="dxa"/>
         <w:tblLayout w:type="fixed"/>
         <w:tblCellMar>
@@ -15009,7 +15009,7 @@
               <w:pStyle w:val="xmsonormal"/>
               <w:widowControl/>
               <w:spacing w:beforeAutospacing="0" w:before="0" w:afterAutospacing="0" w:after="120"/>
-              <w:jc w:val="end"/>
+              <w:jc w:val="right"/>
               <w:rPr>
                 <w:rFonts w:ascii="Arial" w:hAnsi="Arial" w:cs="Arial"/>
                 <w:color w:val="242424"/>
@@ -15122,7 +15122,7 @@
               <w:pStyle w:val="xmsonormal"/>
               <w:widowControl/>
               <w:spacing w:beforeAutospacing="0" w:before="0" w:afterAutospacing="0" w:after="120"/>
-              <w:jc w:val="end"/>
+              <w:jc w:val="right"/>
               <w:rPr>
                 <w:rFonts w:ascii="Arial" w:hAnsi="Arial" w:cs="Arial"/>
                 <w:color w:val="242424"/>
@@ -15208,7 +15208,7 @@
               <w:pStyle w:val="xmsonormal"/>
               <w:widowControl/>
               <w:spacing w:beforeAutospacing="0" w:before="0" w:afterAutospacing="0" w:after="120"/>
-              <w:jc w:val="end"/>
+              <w:jc w:val="right"/>
               <w:rPr>
                 <w:rFonts w:ascii="Arial" w:hAnsi="Arial" w:cs="Arial"/>
                 <w:color w:val="242424"/>
@@ -15283,7 +15283,7 @@
               <w:pStyle w:val="xmsonormal"/>
               <w:widowControl/>
               <w:spacing w:beforeAutospacing="0" w:before="0" w:afterAutospacing="0" w:after="120"/>
-              <w:jc w:val="end"/>
+              <w:jc w:val="right"/>
               <w:rPr>
                 <w:rFonts w:ascii="Arial" w:hAnsi="Arial" w:cs="Arial"/>
                 <w:color w:val="242424"/>
@@ -15369,7 +15369,7 @@
               <w:pStyle w:val="xmsonormal"/>
               <w:widowControl/>
               <w:spacing w:beforeAutospacing="0" w:before="0" w:afterAutospacing="0" w:after="120"/>
-              <w:jc w:val="end"/>
+              <w:jc w:val="right"/>
               <w:rPr>
                 <w:rFonts w:ascii="Arial" w:hAnsi="Arial" w:cs="Arial"/>
                 <w:color w:val="242424"/>
@@ -15456,7 +15456,7 @@
               <w:pStyle w:val="xmsonormal"/>
               <w:widowControl/>
               <w:spacing w:beforeAutospacing="0" w:before="0" w:afterAutospacing="0" w:after="120"/>
-              <w:jc w:val="end"/>
+              <w:jc w:val="right"/>
               <w:rPr>
                 <w:rFonts w:ascii="Arial" w:hAnsi="Arial" w:cs="Arial"/>
                 <w:color w:val="242424"/>
@@ -15540,7 +15540,7 @@
               <w:pStyle w:val="xmsonormal"/>
               <w:widowControl/>
               <w:spacing w:beforeAutospacing="0" w:before="0" w:afterAutospacing="0" w:after="120"/>
-              <w:jc w:val="end"/>
+              <w:jc w:val="right"/>
               <w:rPr>
                 <w:rFonts w:ascii="Arial" w:hAnsi="Arial" w:cs="Arial"/>
                 <w:color w:val="242424"/>
@@ -18988,7 +18988,7 @@
       <w:widowControl/>
       <w:bidi w:val="0"/>
       <w:spacing w:lineRule="auto" w:line="259" w:before="0" w:after="160"/>
-      <w:jc w:val="start"/>
+      <w:jc w:val="left"/>
     </w:pPr>
     <w:rPr>
       <w:rFonts w:ascii="Calibri" w:hAnsi="Calibri" w:eastAsia="Calibri" w:cs="" w:asciiTheme="minorHAnsi" w:cstheme="minorBidi" w:eastAsiaTheme="minorHAnsi" w:hAnsiTheme="minorHAnsi"/>
@@ -19352,7 +19352,7 @@
       <w:pBdr/>
       <w:bidi w:val="0"/>
       <w:spacing w:lineRule="auto" w:line="276" w:before="0" w:after="200"/>
-      <w:jc w:val="start"/>
+      <w:jc w:val="left"/>
     </w:pPr>
     <w:rPr>
       <w:rFonts w:ascii="Lucida Grande" w:hAnsi="Lucida Grande" w:eastAsia="ヒラギノ角ゴ Pro W3" w:cs="Times New Roman"/>
@@ -19374,7 +19374,7 @@
       <w:widowControl/>
       <w:bidi w:val="0"/>
       <w:spacing w:lineRule="auto" w:line="240" w:before="0" w:after="0"/>
-      <w:jc w:val="start"/>
+      <w:jc w:val="left"/>
     </w:pPr>
     <w:rPr>
       <w:rFonts w:ascii="Calibri" w:hAnsi="Calibri" w:eastAsia="Calibri" w:cs="" w:asciiTheme="minorHAnsi" w:cstheme="minorBidi" w:eastAsiaTheme="minorHAnsi" w:hAnsiTheme="minorHAnsi"/>

--- a/template/agreement/terms_and_conditions_turron_document.docx
+++ b/template/agreement/terms_and_conditions_turron_document.docx
@@ -1201,18 +1201,7 @@
           <w:shd w:fill="auto" w:val="clear"/>
           <w:lang w:val="es-ES"/>
         </w:rPr>
-        <w:t>primer vencimiento impagado</w:t>
-      </w:r>
-      <w:r>
-        <w:rPr>
-          <w:rFonts w:eastAsia="Arial" w:cs="Arial" w:ascii="Arial" w:hAnsi="Arial"/>
-          <w:b/>
-          <w:bCs/>
-          <w:color w:val="3F3F46"/>
-          <w:shd w:fill="auto" w:val="clear"/>
-          <w:lang w:val="es-ES"/>
-        </w:rPr>
-        <w:t>.</w:t>
+        <w:t>primer vencimiento impagado.</w:t>
       </w:r>
     </w:p>
     <w:p>
@@ -2036,7 +2025,7 @@
           <w:bCs/>
           <w:lang w:val="es-ES"/>
         </w:rPr>
-        <w:t>«0%»</w:t>
+        <w:t>&lt;$productSettings.tinPercent&gt;</w:t>
       </w:r>
       <w:r>
         <w:rPr>
@@ -2047,6 +2036,15 @@
         </w:rPr>
         <w:fldChar w:fldCharType="end"/>
       </w:r>
+      <w:r>
+        <w:rPr>
+          <w:rFonts w:cs="Arial" w:ascii="Arial" w:hAnsi="Arial"/>
+          <w:b/>
+          <w:bCs/>
+          <w:lang w:val="es-ES"/>
+        </w:rPr>
+        <w:t xml:space="preserve"> %</w:t>
+      </w:r>
     </w:p>
     <w:p>
       <w:pPr>
@@ -2085,21 +2083,7 @@
           <w:rFonts w:cs="Arial" w:ascii="Arial" w:hAnsi="Arial"/>
           <w:lang w:val="es-ES"/>
         </w:rPr>
-        <w:t>En caso de impago de las obligaciones asumidas en el presente Contrato, el Titular perderá la exención de pago de intereses, por lo que La cantidad tota</w:t>
-      </w:r>
-      <w:r>
-        <w:rPr>
-          <w:rFonts w:cs="Arial" w:ascii="Arial" w:hAnsi="Arial"/>
-          <w:lang w:val="es-ES"/>
-        </w:rPr>
-        <w:t>l</w:t>
-      </w:r>
-      <w:r>
-        <w:rPr>
-          <w:rFonts w:cs="Arial" w:ascii="Arial" w:hAnsi="Arial"/>
-          <w:lang w:val="es-ES"/>
-        </w:rPr>
-        <w:t xml:space="preserve"> dispuesta devengará un interés</w:t>
+        <w:t>En caso de impago de las obligaciones asumidas en el presente Contrato, el Titular perderá la exención de pago de intereses, por lo que La cantidad total dispuesta devengará un interés</w:t>
       </w:r>
       <w:r>
         <w:rPr>
@@ -2716,61 +2700,61 @@
       </w:r>
       <w:r>
         <w:rPr>
+          <w:rFonts w:eastAsia="Calibri" w:cs="Arial" w:ascii="Arial" w:hAnsi="Arial"/>
+          <w:sz w:val="22"/>
+          <w:szCs w:val="22"/>
+          <w:lang w:eastAsia="en-US"/>
+        </w:rPr>
+        <w:fldChar w:fldCharType="begin"/>
+      </w:r>
+      <w:r>
+        <w:rPr>
+          <w:rFonts w:eastAsia="Calibri" w:cs="Arial" w:ascii="Arial" w:hAnsi="Arial"/>
+          <w:sz w:val="22"/>
+          <w:szCs w:val="22"/>
+          <w:lang w:eastAsia="en-US"/>
+        </w:rPr>
+        <w:instrText xml:space="preserve"> MERGEFIELD $productSettings.dueDateDay </w:instrText>
+      </w:r>
+      <w:r>
+        <w:rPr>
+          <w:rFonts w:eastAsia="Calibri" w:cs="Arial" w:ascii="Arial" w:hAnsi="Arial"/>
+          <w:sz w:val="22"/>
+          <w:szCs w:val="22"/>
+          <w:lang w:eastAsia="en-US"/>
+        </w:rPr>
+        <w:fldChar w:fldCharType="separate"/>
+      </w:r>
+      <w:r>
+        <w:rPr>
+          <w:rFonts w:eastAsia="Calibri" w:cs="Arial" w:ascii="Arial" w:hAnsi="Arial"/>
+          <w:sz w:val="22"/>
+          <w:szCs w:val="22"/>
+          <w:lang w:eastAsia="en-US"/>
+        </w:rPr>
+        <w:t>«$productSettings.dueDateDay»</w:t>
+      </w:r>
+      <w:r>
+        <w:rPr>
+          <w:rFonts w:eastAsia="Calibri" w:cs="Arial" w:ascii="Arial" w:hAnsi="Arial"/>
+          <w:sz w:val="22"/>
+          <w:szCs w:val="22"/>
+          <w:lang w:eastAsia="en-US"/>
+        </w:rPr>
+        <w:fldChar w:fldCharType="end"/>
+      </w:r>
+      <w:r>
+        <w:rPr>
           <w:rFonts w:eastAsia="Calibri" w:cs="Arial" w:ascii="Arial" w:hAnsi="Arial" w:eastAsiaTheme="minorHAnsi"/>
           <w:sz w:val="22"/>
           <w:szCs w:val="22"/>
           <w:lang w:eastAsia="en-US"/>
         </w:rPr>
-        <w:fldChar w:fldCharType="begin"/>
+        <w:t xml:space="preserve"> hasta el día </w:t>
       </w:r>
       <w:r>
         <w:rPr>
           <w:rFonts w:eastAsia="Calibri" w:cs="Arial" w:ascii="Arial" w:hAnsi="Arial"/>
-          <w:sz w:val="22"/>
-          <w:szCs w:val="22"/>
-          <w:lang w:eastAsia="en-US"/>
-        </w:rPr>
-        <w:instrText xml:space="preserve"> MERGEFIELD $productSettings.dueDateDay </w:instrText>
-      </w:r>
-      <w:r>
-        <w:rPr>
-          <w:rFonts w:eastAsia="Calibri" w:cs="Arial" w:ascii="Arial" w:hAnsi="Arial"/>
-          <w:sz w:val="22"/>
-          <w:szCs w:val="22"/>
-          <w:lang w:eastAsia="en-US"/>
-        </w:rPr>
-        <w:fldChar w:fldCharType="separate"/>
-      </w:r>
-      <w:r>
-        <w:rPr>
-          <w:rFonts w:eastAsia="Calibri" w:cs="Arial" w:ascii="Arial" w:hAnsi="Arial"/>
-          <w:sz w:val="22"/>
-          <w:szCs w:val="22"/>
-          <w:lang w:eastAsia="en-US"/>
-        </w:rPr>
-        <w:t>«$productSettings.dueDateDay»</w:t>
-      </w:r>
-      <w:r>
-        <w:rPr>
-          <w:rFonts w:eastAsia="Calibri" w:cs="Arial" w:ascii="Arial" w:hAnsi="Arial"/>
-          <w:sz w:val="22"/>
-          <w:szCs w:val="22"/>
-          <w:lang w:eastAsia="en-US"/>
-        </w:rPr>
-        <w:fldChar w:fldCharType="end"/>
-      </w:r>
-      <w:r>
-        <w:rPr>
-          <w:rFonts w:eastAsia="Calibri" w:cs="Arial" w:ascii="Arial" w:hAnsi="Arial" w:eastAsiaTheme="minorHAnsi"/>
-          <w:sz w:val="22"/>
-          <w:szCs w:val="22"/>
-          <w:lang w:eastAsia="en-US"/>
-        </w:rPr>
-        <w:t xml:space="preserve"> hasta el día </w:t>
-      </w:r>
-      <w:r>
-        <w:rPr>
-          <w:rFonts w:eastAsia="Calibri" w:cs="Arial" w:ascii="Arial" w:hAnsi="Arial" w:eastAsiaTheme="minorHAnsi"/>
           <w:sz w:val="22"/>
           <w:szCs w:val="22"/>
           <w:lang w:eastAsia="en-US"/>
@@ -4238,7 +4222,7 @@
       <w:tblPr>
         <w:tblStyle w:val="TableGrid"/>
         <w:tblW w:w="9067" w:type="dxa"/>
-        <w:jc w:val="left"/>
+        <w:jc w:val="start"/>
         <w:tblInd w:w="0" w:type="dxa"/>
         <w:tblLayout w:type="fixed"/>
         <w:tblCellMar>
@@ -4250,8 +4234,8 @@
         <w:tblLook w:val="04a0" w:firstRow="1" w:noVBand="1" w:lastRow="0" w:firstColumn="1" w:lastColumn="0" w:noHBand="0"/>
       </w:tblPr>
       <w:tblGrid>
-        <w:gridCol w:w="284"/>
-        <w:gridCol w:w="8783"/>
+        <w:gridCol w:w="283"/>
+        <w:gridCol w:w="8784"/>
       </w:tblGrid>
       <w:tr>
         <w:trPr>
@@ -4259,7 +4243,7 @@
         </w:trPr>
         <w:tc>
           <w:tcPr>
-            <w:tcW w:w="284" w:type="dxa"/>
+            <w:tcW w:w="283" w:type="dxa"/>
             <w:tcBorders>
               <w:top w:val="nil"/>
               <w:start w:val="nil"/>
@@ -4271,8 +4255,9 @@
             <w:pPr>
               <w:pStyle w:val="Normal"/>
               <w:widowControl/>
+              <w:suppressAutoHyphens w:val="true"/>
               <w:spacing w:lineRule="exact" w:line="240" w:before="0" w:after="100"/>
-              <w:jc w:val="right"/>
+              <w:jc w:val="end"/>
               <w:rPr>
                 <w:rFonts w:ascii="Arial" w:hAnsi="Arial" w:cs="Arial"/>
                 <w:lang w:val="es-ES"/>
@@ -4292,7 +4277,7 @@
         </w:tc>
         <w:tc>
           <w:tcPr>
-            <w:tcW w:w="8783" w:type="dxa"/>
+            <w:tcW w:w="8784" w:type="dxa"/>
             <w:tcBorders>
               <w:top w:val="nil"/>
               <w:start w:val="nil"/>
@@ -4308,6 +4293,7 @@
             <w:pPr>
               <w:pStyle w:val="Normal"/>
               <w:widowControl/>
+              <w:suppressAutoHyphens w:val="true"/>
               <w:spacing w:lineRule="exact" w:line="240" w:before="0" w:after="100"/>
               <w:jc w:val="both"/>
               <w:rPr>
@@ -4378,7 +4364,7 @@
         </w:trPr>
         <w:tc>
           <w:tcPr>
-            <w:tcW w:w="284" w:type="dxa"/>
+            <w:tcW w:w="283" w:type="dxa"/>
             <w:tcBorders>
               <w:top w:val="nil"/>
               <w:start w:val="nil"/>
@@ -4390,8 +4376,9 @@
             <w:pPr>
               <w:pStyle w:val="Normal"/>
               <w:widowControl/>
+              <w:suppressAutoHyphens w:val="true"/>
               <w:spacing w:lineRule="exact" w:line="240" w:before="0" w:after="100"/>
-              <w:jc w:val="right"/>
+              <w:jc w:val="end"/>
               <w:rPr>
                 <w:rFonts w:ascii="Arial" w:hAnsi="Arial" w:cs="Arial"/>
                 <w:lang w:val="es-ES"/>
@@ -4411,7 +4398,7 @@
         </w:tc>
         <w:tc>
           <w:tcPr>
-            <w:tcW w:w="8783" w:type="dxa"/>
+            <w:tcW w:w="8784" w:type="dxa"/>
             <w:tcBorders>
               <w:top w:val="nil"/>
               <w:start w:val="nil"/>
@@ -4427,6 +4414,7 @@
             <w:pPr>
               <w:pStyle w:val="Normal"/>
               <w:widowControl/>
+              <w:suppressAutoHyphens w:val="true"/>
               <w:spacing w:lineRule="exact" w:line="240" w:before="0" w:after="100"/>
               <w:jc w:val="both"/>
               <w:rPr>
@@ -4477,7 +4465,7 @@
         </w:trPr>
         <w:tc>
           <w:tcPr>
-            <w:tcW w:w="284" w:type="dxa"/>
+            <w:tcW w:w="283" w:type="dxa"/>
             <w:tcBorders>
               <w:top w:val="nil"/>
               <w:start w:val="nil"/>
@@ -4489,8 +4477,9 @@
             <w:pPr>
               <w:pStyle w:val="Normal"/>
               <w:widowControl/>
+              <w:suppressAutoHyphens w:val="true"/>
               <w:spacing w:lineRule="exact" w:line="240" w:before="0" w:after="100"/>
-              <w:jc w:val="right"/>
+              <w:jc w:val="end"/>
               <w:rPr>
                 <w:rFonts w:ascii="Arial" w:hAnsi="Arial" w:cs="Arial"/>
                 <w:lang w:val="es-ES"/>
@@ -4510,7 +4499,7 @@
         </w:tc>
         <w:tc>
           <w:tcPr>
-            <w:tcW w:w="8783" w:type="dxa"/>
+            <w:tcW w:w="8784" w:type="dxa"/>
             <w:tcBorders>
               <w:top w:val="nil"/>
               <w:start w:val="nil"/>
@@ -4526,6 +4515,7 @@
             <w:pPr>
               <w:pStyle w:val="Normal"/>
               <w:widowControl/>
+              <w:suppressAutoHyphens w:val="true"/>
               <w:spacing w:lineRule="exact" w:line="240" w:before="0" w:after="100"/>
               <w:jc w:val="both"/>
               <w:rPr>
@@ -4594,7 +4584,7 @@
         <w:trPr/>
         <w:tc>
           <w:tcPr>
-            <w:tcW w:w="284" w:type="dxa"/>
+            <w:tcW w:w="283" w:type="dxa"/>
             <w:tcBorders>
               <w:top w:val="nil"/>
               <w:start w:val="nil"/>
@@ -4606,8 +4596,9 @@
             <w:pPr>
               <w:pStyle w:val="Normal"/>
               <w:widowControl/>
+              <w:suppressAutoHyphens w:val="true"/>
               <w:spacing w:lineRule="exact" w:line="240" w:before="0" w:after="100"/>
-              <w:jc w:val="right"/>
+              <w:jc w:val="end"/>
               <w:rPr>
                 <w:rFonts w:ascii="Arial" w:hAnsi="Arial" w:cs="Arial"/>
                 <w:lang w:val="es-ES"/>
@@ -4627,7 +4618,7 @@
         </w:tc>
         <w:tc>
           <w:tcPr>
-            <w:tcW w:w="8783" w:type="dxa"/>
+            <w:tcW w:w="8784" w:type="dxa"/>
             <w:tcBorders>
               <w:top w:val="nil"/>
               <w:start w:val="nil"/>
@@ -4643,6 +4634,7 @@
             <w:pPr>
               <w:pStyle w:val="Normal"/>
               <w:widowControl/>
+              <w:suppressAutoHyphens w:val="true"/>
               <w:spacing w:lineRule="exact" w:line="240" w:before="0" w:after="100"/>
               <w:jc w:val="both"/>
               <w:rPr>
@@ -4689,7 +4681,7 @@
         <w:trPr/>
         <w:tc>
           <w:tcPr>
-            <w:tcW w:w="284" w:type="dxa"/>
+            <w:tcW w:w="283" w:type="dxa"/>
             <w:tcBorders>
               <w:top w:val="nil"/>
               <w:start w:val="nil"/>
@@ -4700,8 +4692,9 @@
             <w:pPr>
               <w:pStyle w:val="Normal"/>
               <w:widowControl/>
+              <w:suppressAutoHyphens w:val="true"/>
               <w:spacing w:lineRule="exact" w:line="240" w:before="0" w:after="100"/>
-              <w:jc w:val="right"/>
+              <w:jc w:val="end"/>
               <w:rPr>
                 <w:rFonts w:ascii="Arial" w:hAnsi="Arial" w:cs="Arial"/>
                 <w:lang w:val="es-ES"/>
@@ -4721,7 +4714,7 @@
         </w:tc>
         <w:tc>
           <w:tcPr>
-            <w:tcW w:w="8783" w:type="dxa"/>
+            <w:tcW w:w="8784" w:type="dxa"/>
             <w:tcBorders>
               <w:top w:val="nil"/>
               <w:bottom w:val="nil"/>
@@ -4736,6 +4729,7 @@
             <w:pPr>
               <w:pStyle w:val="Normal"/>
               <w:widowControl/>
+              <w:suppressAutoHyphens w:val="true"/>
               <w:spacing w:lineRule="exact" w:line="240" w:before="0" w:after="100"/>
               <w:jc w:val="both"/>
               <w:rPr>
@@ -4776,7 +4770,7 @@
         <w:trPr/>
         <w:tc>
           <w:tcPr>
-            <w:tcW w:w="284" w:type="dxa"/>
+            <w:tcW w:w="283" w:type="dxa"/>
             <w:tcBorders>
               <w:top w:val="nil"/>
               <w:start w:val="nil"/>
@@ -4788,6 +4782,7 @@
             <w:pPr>
               <w:pStyle w:val="Normal"/>
               <w:widowControl/>
+              <w:suppressAutoHyphens w:val="true"/>
               <w:spacing w:lineRule="exact" w:line="240" w:before="0" w:after="100"/>
               <w:jc w:val="center"/>
               <w:rPr>
@@ -4809,7 +4804,7 @@
         </w:tc>
         <w:tc>
           <w:tcPr>
-            <w:tcW w:w="8783" w:type="dxa"/>
+            <w:tcW w:w="8784" w:type="dxa"/>
             <w:tcBorders>
               <w:top w:val="nil"/>
               <w:start w:val="nil"/>
@@ -4825,6 +4820,7 @@
             <w:pPr>
               <w:pStyle w:val="Normal"/>
               <w:widowControl/>
+              <w:suppressAutoHyphens w:val="true"/>
               <w:spacing w:lineRule="exact" w:line="240" w:before="0" w:after="100"/>
               <w:jc w:val="both"/>
               <w:rPr>
@@ -4871,7 +4867,7 @@
         <w:trPr/>
         <w:tc>
           <w:tcPr>
-            <w:tcW w:w="284" w:type="dxa"/>
+            <w:tcW w:w="283" w:type="dxa"/>
             <w:tcBorders>
               <w:top w:val="nil"/>
               <w:start w:val="nil"/>
@@ -4883,8 +4879,9 @@
             <w:pPr>
               <w:pStyle w:val="Normal"/>
               <w:widowControl/>
+              <w:suppressAutoHyphens w:val="true"/>
               <w:spacing w:lineRule="exact" w:line="240" w:before="0" w:after="100"/>
-              <w:jc w:val="right"/>
+              <w:jc w:val="end"/>
               <w:rPr>
                 <w:rFonts w:ascii="Arial" w:hAnsi="Arial" w:cs="Arial"/>
                 <w:lang w:val="es-ES"/>
@@ -4904,7 +4901,7 @@
         </w:tc>
         <w:tc>
           <w:tcPr>
-            <w:tcW w:w="8783" w:type="dxa"/>
+            <w:tcW w:w="8784" w:type="dxa"/>
             <w:tcBorders>
               <w:top w:val="nil"/>
               <w:start w:val="nil"/>
@@ -4920,6 +4917,7 @@
             <w:pPr>
               <w:pStyle w:val="Normal"/>
               <w:widowControl/>
+              <w:suppressAutoHyphens w:val="true"/>
               <w:spacing w:lineRule="exact" w:line="240" w:before="0" w:after="100"/>
               <w:jc w:val="both"/>
               <w:rPr>
@@ -4966,7 +4964,7 @@
         <w:trPr/>
         <w:tc>
           <w:tcPr>
-            <w:tcW w:w="284" w:type="dxa"/>
+            <w:tcW w:w="283" w:type="dxa"/>
             <w:tcBorders>
               <w:top w:val="nil"/>
               <w:start w:val="nil"/>
@@ -4978,8 +4976,9 @@
             <w:pPr>
               <w:pStyle w:val="Normal"/>
               <w:widowControl/>
+              <w:suppressAutoHyphens w:val="true"/>
               <w:spacing w:lineRule="exact" w:line="240" w:before="0" w:after="100"/>
-              <w:jc w:val="right"/>
+              <w:jc w:val="end"/>
               <w:rPr>
                 <w:rFonts w:ascii="Arial" w:hAnsi="Arial" w:cs="Arial"/>
                 <w:lang w:val="es-ES"/>
@@ -4999,7 +4998,7 @@
         </w:tc>
         <w:tc>
           <w:tcPr>
-            <w:tcW w:w="8783" w:type="dxa"/>
+            <w:tcW w:w="8784" w:type="dxa"/>
             <w:tcBorders>
               <w:top w:val="nil"/>
               <w:start w:val="nil"/>
@@ -5015,6 +5014,7 @@
             <w:pPr>
               <w:pStyle w:val="Normal"/>
               <w:widowControl/>
+              <w:suppressAutoHyphens w:val="true"/>
               <w:spacing w:lineRule="exact" w:line="240" w:before="0" w:after="100"/>
               <w:jc w:val="both"/>
               <w:rPr>
@@ -5061,7 +5061,7 @@
         <w:trPr/>
         <w:tc>
           <w:tcPr>
-            <w:tcW w:w="284" w:type="dxa"/>
+            <w:tcW w:w="283" w:type="dxa"/>
             <w:tcBorders>
               <w:top w:val="nil"/>
               <w:start w:val="nil"/>
@@ -5073,8 +5073,9 @@
             <w:pPr>
               <w:pStyle w:val="Normal"/>
               <w:widowControl/>
+              <w:suppressAutoHyphens w:val="true"/>
               <w:spacing w:lineRule="exact" w:line="240" w:before="0" w:after="100"/>
-              <w:jc w:val="right"/>
+              <w:jc w:val="end"/>
               <w:rPr>
                 <w:rFonts w:ascii="Arial" w:hAnsi="Arial" w:cs="Arial"/>
                 <w:lang w:val="es-ES"/>
@@ -5094,7 +5095,7 @@
         </w:tc>
         <w:tc>
           <w:tcPr>
-            <w:tcW w:w="8783" w:type="dxa"/>
+            <w:tcW w:w="8784" w:type="dxa"/>
             <w:tcBorders>
               <w:top w:val="nil"/>
               <w:start w:val="nil"/>
@@ -5110,6 +5111,7 @@
             <w:pPr>
               <w:pStyle w:val="Normal"/>
               <w:widowControl/>
+              <w:suppressAutoHyphens w:val="true"/>
               <w:spacing w:lineRule="exact" w:line="240" w:before="0" w:after="100"/>
               <w:jc w:val="both"/>
               <w:rPr>
@@ -5156,7 +5158,7 @@
         <w:trPr/>
         <w:tc>
           <w:tcPr>
-            <w:tcW w:w="284" w:type="dxa"/>
+            <w:tcW w:w="283" w:type="dxa"/>
             <w:tcBorders>
               <w:top w:val="nil"/>
               <w:start w:val="nil"/>
@@ -5168,8 +5170,9 @@
             <w:pPr>
               <w:pStyle w:val="Normal"/>
               <w:widowControl/>
+              <w:suppressAutoHyphens w:val="true"/>
               <w:spacing w:lineRule="exact" w:line="240" w:before="0" w:after="100"/>
-              <w:jc w:val="right"/>
+              <w:jc w:val="end"/>
               <w:rPr>
                 <w:rFonts w:ascii="Arial" w:hAnsi="Arial" w:cs="Arial"/>
                 <w:lang w:val="ru-RU"/>
@@ -5199,7 +5202,7 @@
         </w:tc>
         <w:tc>
           <w:tcPr>
-            <w:tcW w:w="8783" w:type="dxa"/>
+            <w:tcW w:w="8784" w:type="dxa"/>
             <w:tcBorders>
               <w:top w:val="nil"/>
               <w:start w:val="nil"/>
@@ -5215,6 +5218,7 @@
             <w:pPr>
               <w:pStyle w:val="Normal"/>
               <w:widowControl/>
+              <w:suppressAutoHyphens w:val="true"/>
               <w:spacing w:lineRule="exact" w:line="240" w:before="0" w:after="100"/>
               <w:jc w:val="both"/>
               <w:rPr>
@@ -5263,7 +5267,7 @@
         <w:trPr/>
         <w:tc>
           <w:tcPr>
-            <w:tcW w:w="284" w:type="dxa"/>
+            <w:tcW w:w="283" w:type="dxa"/>
             <w:tcBorders>
               <w:top w:val="nil"/>
               <w:start w:val="nil"/>
@@ -5275,8 +5279,9 @@
             <w:pPr>
               <w:pStyle w:val="Normal"/>
               <w:widowControl/>
+              <w:suppressAutoHyphens w:val="true"/>
               <w:spacing w:lineRule="exact" w:line="240" w:before="0" w:after="100"/>
-              <w:jc w:val="right"/>
+              <w:jc w:val="end"/>
               <w:rPr>
                 <w:rFonts w:ascii="Arial" w:hAnsi="Arial" w:cs="Arial"/>
                 <w:lang w:val="es-ES"/>
@@ -5296,7 +5301,7 @@
         </w:tc>
         <w:tc>
           <w:tcPr>
-            <w:tcW w:w="8783" w:type="dxa"/>
+            <w:tcW w:w="8784" w:type="dxa"/>
             <w:tcBorders>
               <w:top w:val="nil"/>
               <w:start w:val="nil"/>
@@ -5312,6 +5317,7 @@
             <w:pPr>
               <w:pStyle w:val="Normal"/>
               <w:widowControl/>
+              <w:suppressAutoHyphens w:val="true"/>
               <w:spacing w:lineRule="exact" w:line="240" w:before="0" w:after="100"/>
               <w:jc w:val="both"/>
               <w:rPr>
@@ -5358,7 +5364,7 @@
         <w:trPr/>
         <w:tc>
           <w:tcPr>
-            <w:tcW w:w="284" w:type="dxa"/>
+            <w:tcW w:w="283" w:type="dxa"/>
             <w:tcBorders>
               <w:top w:val="nil"/>
               <w:start w:val="nil"/>
@@ -5370,8 +5376,9 @@
             <w:pPr>
               <w:pStyle w:val="Normal"/>
               <w:widowControl/>
+              <w:suppressAutoHyphens w:val="true"/>
               <w:spacing w:lineRule="exact" w:line="240" w:before="0" w:after="100"/>
-              <w:jc w:val="right"/>
+              <w:jc w:val="end"/>
               <w:rPr>
                 <w:rFonts w:ascii="Arial" w:hAnsi="Arial" w:cs="Arial"/>
                 <w:lang w:val="es-ES"/>
@@ -5391,7 +5398,7 @@
         </w:tc>
         <w:tc>
           <w:tcPr>
-            <w:tcW w:w="8783" w:type="dxa"/>
+            <w:tcW w:w="8784" w:type="dxa"/>
             <w:tcBorders>
               <w:top w:val="nil"/>
               <w:start w:val="nil"/>
@@ -5407,6 +5414,7 @@
             <w:pPr>
               <w:pStyle w:val="Normal"/>
               <w:widowControl/>
+              <w:suppressAutoHyphens w:val="true"/>
               <w:spacing w:lineRule="exact" w:line="240" w:before="0" w:after="100"/>
               <w:jc w:val="both"/>
               <w:rPr>
@@ -5453,7 +5461,7 @@
         <w:trPr/>
         <w:tc>
           <w:tcPr>
-            <w:tcW w:w="284" w:type="dxa"/>
+            <w:tcW w:w="283" w:type="dxa"/>
             <w:tcBorders>
               <w:top w:val="nil"/>
               <w:start w:val="nil"/>
@@ -5465,8 +5473,9 @@
             <w:pPr>
               <w:pStyle w:val="Normal"/>
               <w:widowControl/>
+              <w:suppressAutoHyphens w:val="true"/>
               <w:spacing w:lineRule="exact" w:line="240" w:before="0" w:after="100"/>
-              <w:jc w:val="right"/>
+              <w:jc w:val="end"/>
               <w:rPr>
                 <w:rFonts w:ascii="Arial" w:hAnsi="Arial" w:cs="Arial"/>
                 <w:lang w:val="es-ES"/>
@@ -5486,7 +5495,7 @@
         </w:tc>
         <w:tc>
           <w:tcPr>
-            <w:tcW w:w="8783" w:type="dxa"/>
+            <w:tcW w:w="8784" w:type="dxa"/>
             <w:tcBorders>
               <w:top w:val="nil"/>
               <w:start w:val="nil"/>
@@ -5502,6 +5511,7 @@
             <w:pPr>
               <w:pStyle w:val="Normal"/>
               <w:widowControl/>
+              <w:suppressAutoHyphens w:val="true"/>
               <w:spacing w:lineRule="exact" w:line="240" w:before="0" w:after="100"/>
               <w:jc w:val="both"/>
               <w:rPr>
@@ -5550,7 +5560,7 @@
         <w:trPr/>
         <w:tc>
           <w:tcPr>
-            <w:tcW w:w="284" w:type="dxa"/>
+            <w:tcW w:w="283" w:type="dxa"/>
             <w:tcBorders>
               <w:top w:val="nil"/>
               <w:start w:val="nil"/>
@@ -5562,8 +5572,9 @@
             <w:pPr>
               <w:pStyle w:val="Normal"/>
               <w:widowControl/>
+              <w:suppressAutoHyphens w:val="true"/>
               <w:spacing w:lineRule="exact" w:line="240" w:before="0" w:after="100"/>
-              <w:jc w:val="right"/>
+              <w:jc w:val="end"/>
               <w:rPr>
                 <w:rFonts w:ascii="Arial" w:hAnsi="Arial" w:cs="Arial"/>
                 <w:lang w:val="es-ES"/>
@@ -5583,7 +5594,7 @@
         </w:tc>
         <w:tc>
           <w:tcPr>
-            <w:tcW w:w="8783" w:type="dxa"/>
+            <w:tcW w:w="8784" w:type="dxa"/>
             <w:tcBorders>
               <w:top w:val="nil"/>
               <w:start w:val="nil"/>
@@ -5599,6 +5610,7 @@
             <w:pPr>
               <w:pStyle w:val="Normal"/>
               <w:widowControl/>
+              <w:suppressAutoHyphens w:val="true"/>
               <w:spacing w:lineRule="exact" w:line="240" w:before="0" w:after="100"/>
               <w:jc w:val="both"/>
               <w:rPr>
@@ -5645,7 +5657,7 @@
         <w:trPr/>
         <w:tc>
           <w:tcPr>
-            <w:tcW w:w="284" w:type="dxa"/>
+            <w:tcW w:w="283" w:type="dxa"/>
             <w:tcBorders>
               <w:top w:val="nil"/>
               <w:start w:val="nil"/>
@@ -5657,8 +5669,9 @@
             <w:pPr>
               <w:pStyle w:val="Normal"/>
               <w:widowControl/>
+              <w:suppressAutoHyphens w:val="true"/>
               <w:spacing w:lineRule="exact" w:line="240" w:before="0" w:after="100"/>
-              <w:jc w:val="right"/>
+              <w:jc w:val="end"/>
               <w:rPr>
                 <w:rFonts w:ascii="Arial" w:hAnsi="Arial" w:cs="Arial"/>
                 <w:lang w:val="es-ES"/>
@@ -5678,7 +5691,7 @@
         </w:tc>
         <w:tc>
           <w:tcPr>
-            <w:tcW w:w="8783" w:type="dxa"/>
+            <w:tcW w:w="8784" w:type="dxa"/>
             <w:tcBorders>
               <w:top w:val="nil"/>
               <w:start w:val="nil"/>
@@ -5694,6 +5707,7 @@
             <w:pPr>
               <w:pStyle w:val="Normal"/>
               <w:widowControl/>
+              <w:suppressAutoHyphens w:val="true"/>
               <w:spacing w:lineRule="exact" w:line="240" w:before="0" w:after="100"/>
               <w:jc w:val="both"/>
               <w:rPr>
@@ -5800,7 +5814,7 @@
         <w:trPr/>
         <w:tc>
           <w:tcPr>
-            <w:tcW w:w="284" w:type="dxa"/>
+            <w:tcW w:w="283" w:type="dxa"/>
             <w:tcBorders>
               <w:top w:val="nil"/>
               <w:start w:val="nil"/>
@@ -5812,8 +5826,9 @@
             <w:pPr>
               <w:pStyle w:val="Normal"/>
               <w:widowControl/>
+              <w:suppressAutoHyphens w:val="true"/>
               <w:spacing w:lineRule="exact" w:line="240" w:before="0" w:after="100"/>
-              <w:jc w:val="right"/>
+              <w:jc w:val="end"/>
               <w:rPr>
                 <w:rFonts w:ascii="Arial" w:hAnsi="Arial" w:cs="Arial"/>
                 <w:lang w:val="es-ES"/>
@@ -5833,7 +5848,7 @@
         </w:tc>
         <w:tc>
           <w:tcPr>
-            <w:tcW w:w="8783" w:type="dxa"/>
+            <w:tcW w:w="8784" w:type="dxa"/>
             <w:tcBorders>
               <w:top w:val="nil"/>
               <w:start w:val="nil"/>
@@ -5849,6 +5864,7 @@
             <w:pPr>
               <w:pStyle w:val="Normal"/>
               <w:widowControl/>
+              <w:suppressAutoHyphens w:val="true"/>
               <w:spacing w:lineRule="exact" w:line="240" w:before="0" w:after="100"/>
               <w:jc w:val="both"/>
               <w:rPr>
@@ -5883,7 +5899,7 @@
         <w:trPr/>
         <w:tc>
           <w:tcPr>
-            <w:tcW w:w="284" w:type="dxa"/>
+            <w:tcW w:w="283" w:type="dxa"/>
             <w:tcBorders>
               <w:top w:val="nil"/>
               <w:start w:val="nil"/>
@@ -5895,8 +5911,9 @@
             <w:pPr>
               <w:pStyle w:val="Normal"/>
               <w:widowControl/>
+              <w:suppressAutoHyphens w:val="true"/>
               <w:spacing w:lineRule="exact" w:line="240" w:before="0" w:after="100"/>
-              <w:jc w:val="right"/>
+              <w:jc w:val="end"/>
               <w:rPr>
                 <w:rFonts w:ascii="Arial" w:hAnsi="Arial" w:cs="Arial"/>
                 <w:lang w:val="es-ES"/>
@@ -5916,7 +5933,7 @@
         </w:tc>
         <w:tc>
           <w:tcPr>
-            <w:tcW w:w="8783" w:type="dxa"/>
+            <w:tcW w:w="8784" w:type="dxa"/>
             <w:tcBorders>
               <w:top w:val="nil"/>
               <w:start w:val="nil"/>
@@ -5932,6 +5949,7 @@
             <w:pPr>
               <w:pStyle w:val="Normal"/>
               <w:widowControl/>
+              <w:suppressAutoHyphens w:val="true"/>
               <w:spacing w:lineRule="exact" w:line="240" w:before="0" w:after="120"/>
               <w:jc w:val="both"/>
               <w:rPr>
@@ -5978,7 +5996,7 @@
         <w:trPr/>
         <w:tc>
           <w:tcPr>
-            <w:tcW w:w="284" w:type="dxa"/>
+            <w:tcW w:w="283" w:type="dxa"/>
             <w:tcBorders>
               <w:top w:val="nil"/>
               <w:start w:val="nil"/>
@@ -5990,8 +6008,9 @@
             <w:pPr>
               <w:pStyle w:val="Normal"/>
               <w:widowControl/>
+              <w:suppressAutoHyphens w:val="true"/>
               <w:spacing w:lineRule="exact" w:line="240" w:before="0" w:after="100"/>
-              <w:jc w:val="right"/>
+              <w:jc w:val="end"/>
               <w:rPr>
                 <w:rFonts w:ascii="Arial" w:hAnsi="Arial" w:cs="Arial"/>
                 <w:lang w:val="es-ES"/>
@@ -6011,7 +6030,7 @@
         </w:tc>
         <w:tc>
           <w:tcPr>
-            <w:tcW w:w="8783" w:type="dxa"/>
+            <w:tcW w:w="8784" w:type="dxa"/>
             <w:tcBorders>
               <w:top w:val="nil"/>
               <w:start w:val="nil"/>
@@ -6027,6 +6046,7 @@
             <w:pPr>
               <w:pStyle w:val="Normal"/>
               <w:widowControl/>
+              <w:suppressAutoHyphens w:val="true"/>
               <w:spacing w:lineRule="exact" w:line="240" w:before="0" w:after="120"/>
               <w:jc w:val="both"/>
               <w:rPr>
@@ -6094,7 +6114,7 @@
         <w:trPr/>
         <w:tc>
           <w:tcPr>
-            <w:tcW w:w="284" w:type="dxa"/>
+            <w:tcW w:w="283" w:type="dxa"/>
             <w:tcBorders>
               <w:top w:val="nil"/>
               <w:start w:val="nil"/>
@@ -6106,8 +6126,9 @@
             <w:pPr>
               <w:pStyle w:val="Normal"/>
               <w:widowControl/>
+              <w:suppressAutoHyphens w:val="true"/>
               <w:spacing w:lineRule="exact" w:line="240" w:before="0" w:after="100"/>
-              <w:jc w:val="right"/>
+              <w:jc w:val="end"/>
               <w:rPr>
                 <w:rFonts w:ascii="Arial" w:hAnsi="Arial" w:cs="Arial"/>
                 <w:lang w:val="es-ES"/>
@@ -6127,7 +6148,7 @@
         </w:tc>
         <w:tc>
           <w:tcPr>
-            <w:tcW w:w="8783" w:type="dxa"/>
+            <w:tcW w:w="8784" w:type="dxa"/>
             <w:tcBorders>
               <w:top w:val="nil"/>
               <w:start w:val="nil"/>
@@ -6143,6 +6164,7 @@
             <w:pPr>
               <w:pStyle w:val="Normal"/>
               <w:widowControl/>
+              <w:suppressAutoHyphens w:val="true"/>
               <w:spacing w:lineRule="exact" w:line="240" w:before="0" w:after="100"/>
               <w:jc w:val="both"/>
               <w:rPr>
@@ -6191,7 +6213,7 @@
         <w:trPr/>
         <w:tc>
           <w:tcPr>
-            <w:tcW w:w="284" w:type="dxa"/>
+            <w:tcW w:w="283" w:type="dxa"/>
             <w:tcBorders>
               <w:top w:val="nil"/>
               <w:start w:val="nil"/>
@@ -6203,8 +6225,9 @@
             <w:pPr>
               <w:pStyle w:val="Normal"/>
               <w:widowControl/>
+              <w:suppressAutoHyphens w:val="true"/>
               <w:spacing w:lineRule="exact" w:line="240" w:before="0" w:after="100"/>
-              <w:jc w:val="right"/>
+              <w:jc w:val="end"/>
               <w:rPr>
                 <w:rFonts w:ascii="Arial" w:hAnsi="Arial" w:cs="Arial"/>
                 <w:lang w:val="es-ES"/>
@@ -6224,7 +6247,7 @@
         </w:tc>
         <w:tc>
           <w:tcPr>
-            <w:tcW w:w="8783" w:type="dxa"/>
+            <w:tcW w:w="8784" w:type="dxa"/>
             <w:tcBorders>
               <w:top w:val="nil"/>
               <w:start w:val="nil"/>
@@ -6240,6 +6263,7 @@
             <w:pPr>
               <w:pStyle w:val="Normal"/>
               <w:widowControl/>
+              <w:suppressAutoHyphens w:val="true"/>
               <w:spacing w:lineRule="exact" w:line="240" w:before="0" w:after="120"/>
               <w:jc w:val="both"/>
               <w:rPr>
@@ -6288,7 +6312,7 @@
         <w:trPr/>
         <w:tc>
           <w:tcPr>
-            <w:tcW w:w="284" w:type="dxa"/>
+            <w:tcW w:w="283" w:type="dxa"/>
             <w:tcBorders>
               <w:top w:val="nil"/>
               <w:start w:val="nil"/>
@@ -6300,8 +6324,9 @@
             <w:pPr>
               <w:pStyle w:val="Normal"/>
               <w:widowControl/>
+              <w:suppressAutoHyphens w:val="true"/>
               <w:spacing w:lineRule="exact" w:line="240" w:before="0" w:after="100"/>
-              <w:jc w:val="right"/>
+              <w:jc w:val="end"/>
               <w:rPr>
                 <w:rFonts w:ascii="Arial" w:hAnsi="Arial" w:cs="Arial"/>
                 <w:lang w:val="es-ES"/>
@@ -6321,7 +6346,7 @@
         </w:tc>
         <w:tc>
           <w:tcPr>
-            <w:tcW w:w="8783" w:type="dxa"/>
+            <w:tcW w:w="8784" w:type="dxa"/>
             <w:tcBorders>
               <w:top w:val="nil"/>
               <w:start w:val="nil"/>
@@ -6337,6 +6362,7 @@
             <w:pPr>
               <w:pStyle w:val="Normal"/>
               <w:widowControl/>
+              <w:suppressAutoHyphens w:val="true"/>
               <w:spacing w:lineRule="exact" w:line="240" w:before="0" w:after="100"/>
               <w:jc w:val="both"/>
               <w:rPr>
@@ -6383,7 +6409,7 @@
         <w:trPr/>
         <w:tc>
           <w:tcPr>
-            <w:tcW w:w="284" w:type="dxa"/>
+            <w:tcW w:w="283" w:type="dxa"/>
             <w:tcBorders>
               <w:top w:val="nil"/>
               <w:start w:val="nil"/>
@@ -6395,8 +6421,9 @@
             <w:pPr>
               <w:pStyle w:val="Normal"/>
               <w:widowControl/>
+              <w:suppressAutoHyphens w:val="true"/>
               <w:spacing w:lineRule="exact" w:line="240" w:before="0" w:after="100"/>
-              <w:jc w:val="right"/>
+              <w:jc w:val="end"/>
               <w:rPr>
                 <w:rFonts w:ascii="Arial" w:hAnsi="Arial" w:cs="Arial"/>
                 <w:lang w:val="es-ES"/>
@@ -6416,7 +6443,7 @@
         </w:tc>
         <w:tc>
           <w:tcPr>
-            <w:tcW w:w="8783" w:type="dxa"/>
+            <w:tcW w:w="8784" w:type="dxa"/>
             <w:tcBorders>
               <w:top w:val="nil"/>
               <w:start w:val="nil"/>
@@ -6432,6 +6459,7 @@
             <w:pPr>
               <w:pStyle w:val="Normal"/>
               <w:widowControl/>
+              <w:suppressAutoHyphens w:val="true"/>
               <w:spacing w:lineRule="exact" w:line="240" w:before="0" w:after="100"/>
               <w:jc w:val="both"/>
               <w:rPr>
@@ -6478,7 +6506,7 @@
         <w:trPr/>
         <w:tc>
           <w:tcPr>
-            <w:tcW w:w="284" w:type="dxa"/>
+            <w:tcW w:w="283" w:type="dxa"/>
             <w:tcBorders>
               <w:top w:val="nil"/>
               <w:start w:val="nil"/>
@@ -6490,8 +6518,9 @@
             <w:pPr>
               <w:pStyle w:val="Normal"/>
               <w:widowControl/>
+              <w:suppressAutoHyphens w:val="true"/>
               <w:spacing w:lineRule="exact" w:line="240" w:before="0" w:after="120"/>
-              <w:jc w:val="right"/>
+              <w:jc w:val="end"/>
               <w:rPr>
                 <w:rFonts w:ascii="Arial" w:hAnsi="Arial" w:cs="Arial"/>
                 <w:lang w:val="en-US"/>
@@ -6511,7 +6540,7 @@
         </w:tc>
         <w:tc>
           <w:tcPr>
-            <w:tcW w:w="8783" w:type="dxa"/>
+            <w:tcW w:w="8784" w:type="dxa"/>
             <w:tcBorders>
               <w:top w:val="nil"/>
               <w:start w:val="nil"/>
@@ -6527,6 +6556,7 @@
             <w:pPr>
               <w:pStyle w:val="Normal"/>
               <w:widowControl/>
+              <w:suppressAutoHyphens w:val="true"/>
               <w:spacing w:lineRule="exact" w:line="240" w:before="0" w:after="120"/>
               <w:jc w:val="both"/>
               <w:rPr>
@@ -6573,7 +6603,7 @@
         <w:trPr/>
         <w:tc>
           <w:tcPr>
-            <w:tcW w:w="284" w:type="dxa"/>
+            <w:tcW w:w="283" w:type="dxa"/>
             <w:tcBorders>
               <w:top w:val="nil"/>
               <w:start w:val="nil"/>
@@ -6585,8 +6615,9 @@
             <w:pPr>
               <w:pStyle w:val="Normal"/>
               <w:widowControl/>
+              <w:suppressAutoHyphens w:val="true"/>
               <w:spacing w:lineRule="exact" w:line="240" w:before="0" w:after="120"/>
-              <w:jc w:val="right"/>
+              <w:jc w:val="end"/>
               <w:rPr>
                 <w:rFonts w:ascii="Arial" w:hAnsi="Arial" w:cs="Arial"/>
                 <w:lang w:val="es-ES"/>
@@ -6606,7 +6637,7 @@
         </w:tc>
         <w:tc>
           <w:tcPr>
-            <w:tcW w:w="8783" w:type="dxa"/>
+            <w:tcW w:w="8784" w:type="dxa"/>
             <w:tcBorders>
               <w:top w:val="nil"/>
               <w:start w:val="nil"/>
@@ -6622,6 +6653,7 @@
             <w:pPr>
               <w:pStyle w:val="Normal"/>
               <w:widowControl/>
+              <w:suppressAutoHyphens w:val="true"/>
               <w:spacing w:lineRule="exact" w:line="240" w:before="0" w:after="120"/>
               <w:jc w:val="both"/>
               <w:rPr>
@@ -6668,7 +6700,7 @@
         <w:trPr/>
         <w:tc>
           <w:tcPr>
-            <w:tcW w:w="284" w:type="dxa"/>
+            <w:tcW w:w="283" w:type="dxa"/>
             <w:tcBorders>
               <w:top w:val="nil"/>
               <w:start w:val="nil"/>
@@ -6680,8 +6712,9 @@
             <w:pPr>
               <w:pStyle w:val="Normal"/>
               <w:widowControl/>
+              <w:suppressAutoHyphens w:val="true"/>
               <w:spacing w:lineRule="exact" w:line="240" w:before="0" w:after="120"/>
-              <w:jc w:val="right"/>
+              <w:jc w:val="end"/>
               <w:rPr>
                 <w:rFonts w:ascii="Arial" w:hAnsi="Arial" w:cs="Arial"/>
                 <w:lang w:val="es-ES"/>
@@ -6701,7 +6734,7 @@
         </w:tc>
         <w:tc>
           <w:tcPr>
-            <w:tcW w:w="8783" w:type="dxa"/>
+            <w:tcW w:w="8784" w:type="dxa"/>
             <w:tcBorders>
               <w:top w:val="nil"/>
               <w:start w:val="nil"/>
@@ -6717,6 +6750,7 @@
             <w:pPr>
               <w:pStyle w:val="Normal"/>
               <w:widowControl/>
+              <w:suppressAutoHyphens w:val="true"/>
               <w:spacing w:lineRule="exact" w:line="240" w:before="0" w:after="120"/>
               <w:jc w:val="both"/>
               <w:rPr>
@@ -6763,7 +6797,7 @@
         <w:trPr/>
         <w:tc>
           <w:tcPr>
-            <w:tcW w:w="284" w:type="dxa"/>
+            <w:tcW w:w="283" w:type="dxa"/>
             <w:tcBorders>
               <w:top w:val="nil"/>
               <w:start w:val="nil"/>
@@ -6775,8 +6809,9 @@
             <w:pPr>
               <w:pStyle w:val="Normal"/>
               <w:widowControl/>
+              <w:suppressAutoHyphens w:val="true"/>
               <w:spacing w:lineRule="exact" w:line="240" w:before="0" w:after="120"/>
-              <w:jc w:val="left"/>
+              <w:jc w:val="start"/>
               <w:rPr>
                 <w:rFonts w:ascii="Arial" w:hAnsi="Arial" w:cs="Arial"/>
                 <w:lang w:val="es-ES"/>
@@ -6784,18 +6819,15 @@
             </w:pPr>
             <w:r>
               <w:rPr>
-                <w:rFonts w:eastAsia="Calibri" w:cs="Arial" w:ascii="Arial" w:hAnsi="Arial"/>
-                <w:kern w:val="0"/>
-                <w:sz w:val="22"/>
-                <w:szCs w:val="22"/>
-                <w:lang w:val="es-ES" w:eastAsia="en-US" w:bidi="ar-SA"/>
+                <w:rFonts w:cs="Arial" w:ascii="Arial" w:hAnsi="Arial"/>
+                <w:lang w:val="es-ES"/>
               </w:rPr>
             </w:r>
           </w:p>
         </w:tc>
         <w:tc>
           <w:tcPr>
-            <w:tcW w:w="8783" w:type="dxa"/>
+            <w:tcW w:w="8784" w:type="dxa"/>
             <w:tcBorders>
               <w:top w:val="nil"/>
               <w:start w:val="nil"/>
@@ -6811,6 +6843,7 @@
             <w:pPr>
               <w:pStyle w:val="Normal"/>
               <w:widowControl/>
+              <w:suppressAutoHyphens w:val="true"/>
               <w:spacing w:lineRule="exact" w:line="240" w:before="0" w:after="120"/>
               <w:jc w:val="both"/>
               <w:rPr>
@@ -6820,11 +6853,8 @@
             </w:pPr>
             <w:r>
               <w:rPr>
-                <w:rFonts w:eastAsia="Calibri" w:cs="Arial" w:ascii="Arial" w:hAnsi="Arial"/>
-                <w:kern w:val="0"/>
-                <w:sz w:val="22"/>
-                <w:szCs w:val="22"/>
-                <w:lang w:val="es-ES" w:eastAsia="en-US" w:bidi="ar-SA"/>
+                <w:rFonts w:cs="Arial" w:ascii="Arial" w:hAnsi="Arial"/>
+                <w:lang w:val="es-ES"/>
               </w:rPr>
             </w:r>
           </w:p>
@@ -8940,7 +8970,7 @@
       <w:tblPr>
         <w:tblStyle w:val="TableGrid"/>
         <w:tblW w:w="9067" w:type="dxa"/>
-        <w:jc w:val="left"/>
+        <w:jc w:val="start"/>
         <w:tblInd w:w="0" w:type="dxa"/>
         <w:tblLayout w:type="fixed"/>
         <w:tblCellMar>
@@ -8952,8 +8982,8 @@
         <w:tblLook w:val="04a0" w:firstRow="1" w:noVBand="1" w:lastRow="0" w:firstColumn="1" w:lastColumn="0" w:noHBand="0"/>
       </w:tblPr>
       <w:tblGrid>
-        <w:gridCol w:w="420"/>
-        <w:gridCol w:w="8647"/>
+        <w:gridCol w:w="419"/>
+        <w:gridCol w:w="8648"/>
       </w:tblGrid>
       <w:tr>
         <w:trPr>
@@ -8961,7 +8991,7 @@
         </w:trPr>
         <w:tc>
           <w:tcPr>
-            <w:tcW w:w="420" w:type="dxa"/>
+            <w:tcW w:w="419" w:type="dxa"/>
             <w:tcBorders>
               <w:top w:val="nil"/>
               <w:start w:val="nil"/>
@@ -8973,8 +9003,9 @@
             <w:pPr>
               <w:pStyle w:val="Normal"/>
               <w:widowControl/>
+              <w:suppressAutoHyphens w:val="true"/>
               <w:spacing w:lineRule="exact" w:line="240" w:before="0" w:after="100"/>
-              <w:jc w:val="right"/>
+              <w:jc w:val="end"/>
               <w:rPr>
                 <w:rFonts w:ascii="Arial" w:hAnsi="Arial" w:cs="Arial"/>
                 <w:lang w:val="es-ES"/>
@@ -8994,7 +9025,7 @@
         </w:tc>
         <w:tc>
           <w:tcPr>
-            <w:tcW w:w="8647" w:type="dxa"/>
+            <w:tcW w:w="8648" w:type="dxa"/>
             <w:tcBorders>
               <w:top w:val="nil"/>
               <w:start w:val="nil"/>
@@ -9010,6 +9041,7 @@
             <w:pPr>
               <w:pStyle w:val="Normal"/>
               <w:widowControl/>
+              <w:suppressAutoHyphens w:val="true"/>
               <w:spacing w:lineRule="exact" w:line="240" w:before="0" w:after="0"/>
               <w:jc w:val="both"/>
               <w:rPr>
@@ -9032,6 +9064,7 @@
             <w:pPr>
               <w:pStyle w:val="Normal"/>
               <w:widowControl/>
+              <w:suppressAutoHyphens w:val="true"/>
               <w:spacing w:lineRule="exact" w:line="240" w:before="0" w:after="100"/>
               <w:jc w:val="both"/>
               <w:rPr>
@@ -9041,11 +9074,8 @@
             </w:pPr>
             <w:r>
               <w:rPr>
-                <w:rFonts w:eastAsia="Calibri" w:cs="Arial" w:ascii="Arial" w:hAnsi="Arial"/>
-                <w:kern w:val="0"/>
-                <w:sz w:val="22"/>
-                <w:szCs w:val="22"/>
-                <w:lang w:val="es-ES" w:eastAsia="en-US" w:bidi="ar-SA"/>
+                <w:rFonts w:cs="Arial" w:ascii="Arial" w:hAnsi="Arial"/>
+                <w:lang w:val="es-ES"/>
               </w:rPr>
             </w:r>
           </w:p>
@@ -9057,7 +9087,7 @@
         </w:trPr>
         <w:tc>
           <w:tcPr>
-            <w:tcW w:w="420" w:type="dxa"/>
+            <w:tcW w:w="419" w:type="dxa"/>
             <w:tcBorders>
               <w:top w:val="nil"/>
               <w:start w:val="nil"/>
@@ -9069,8 +9099,9 @@
             <w:pPr>
               <w:pStyle w:val="Normal"/>
               <w:widowControl/>
+              <w:suppressAutoHyphens w:val="true"/>
               <w:spacing w:lineRule="exact" w:line="240" w:before="0" w:after="100"/>
-              <w:jc w:val="right"/>
+              <w:jc w:val="end"/>
               <w:rPr>
                 <w:rFonts w:ascii="Arial" w:hAnsi="Arial" w:cs="Arial"/>
                 <w:lang w:val="es-ES"/>
@@ -9090,7 +9121,7 @@
         </w:tc>
         <w:tc>
           <w:tcPr>
-            <w:tcW w:w="8647" w:type="dxa"/>
+            <w:tcW w:w="8648" w:type="dxa"/>
             <w:tcBorders>
               <w:top w:val="nil"/>
               <w:start w:val="nil"/>
@@ -9106,6 +9137,7 @@
             <w:pPr>
               <w:pStyle w:val="Normal"/>
               <w:widowControl/>
+              <w:suppressAutoHyphens w:val="true"/>
               <w:spacing w:lineRule="exact" w:line="240" w:before="0" w:after="0"/>
               <w:jc w:val="both"/>
               <w:rPr>
@@ -9128,6 +9160,7 @@
             <w:pPr>
               <w:pStyle w:val="Normal"/>
               <w:widowControl/>
+              <w:suppressAutoHyphens w:val="true"/>
               <w:spacing w:lineRule="exact" w:line="240" w:before="0" w:after="100"/>
               <w:jc w:val="both"/>
               <w:rPr>
@@ -9137,11 +9170,8 @@
             </w:pPr>
             <w:r>
               <w:rPr>
-                <w:rFonts w:eastAsia="Calibri" w:cs="Arial" w:ascii="Arial" w:hAnsi="Arial"/>
-                <w:kern w:val="0"/>
-                <w:sz w:val="22"/>
-                <w:szCs w:val="22"/>
-                <w:lang w:val="es-ES" w:eastAsia="en-US" w:bidi="ar-SA"/>
+                <w:rFonts w:cs="Arial" w:ascii="Arial" w:hAnsi="Arial"/>
+                <w:lang w:val="es-ES"/>
               </w:rPr>
             </w:r>
           </w:p>
@@ -9153,7 +9183,7 @@
         </w:trPr>
         <w:tc>
           <w:tcPr>
-            <w:tcW w:w="420" w:type="dxa"/>
+            <w:tcW w:w="419" w:type="dxa"/>
             <w:tcBorders>
               <w:top w:val="nil"/>
               <w:start w:val="nil"/>
@@ -9165,8 +9195,9 @@
             <w:pPr>
               <w:pStyle w:val="Normal"/>
               <w:widowControl/>
+              <w:suppressAutoHyphens w:val="true"/>
               <w:spacing w:lineRule="exact" w:line="240" w:before="0" w:after="100"/>
-              <w:jc w:val="right"/>
+              <w:jc w:val="end"/>
               <w:rPr>
                 <w:rFonts w:ascii="Arial" w:hAnsi="Arial" w:cs="Arial"/>
                 <w:lang w:val="es-ES"/>
@@ -9186,7 +9217,7 @@
         </w:tc>
         <w:tc>
           <w:tcPr>
-            <w:tcW w:w="8647" w:type="dxa"/>
+            <w:tcW w:w="8648" w:type="dxa"/>
             <w:tcBorders>
               <w:top w:val="nil"/>
               <w:start w:val="nil"/>
@@ -9202,6 +9233,7 @@
             <w:pPr>
               <w:pStyle w:val="Normal"/>
               <w:widowControl/>
+              <w:suppressAutoHyphens w:val="true"/>
               <w:spacing w:lineRule="exact" w:line="240" w:before="0" w:after="0"/>
               <w:jc w:val="both"/>
               <w:rPr>
@@ -9217,33 +9249,14 @@
                 <w:szCs w:val="22"/>
                 <w:lang w:val="es-ES" w:eastAsia="en-US" w:bidi="ar-SA"/>
               </w:rPr>
-              <w:t xml:space="preserve">La decisión de aumentar o reducir el Límite de Crédito concedido en cada momento será comunicada al titular a través de la Aplicación móvil, descargable en soporte duradero y con una antelación previa de al menos </w:t>
-            </w:r>
-            <w:r>
-              <w:rPr>
-                <w:rFonts w:eastAsia="Calibri" w:cs="Arial" w:ascii="Arial" w:hAnsi="Arial"/>
-                <w:kern w:val="0"/>
-                <w:sz w:val="22"/>
-                <w:szCs w:val="22"/>
-                <w:lang w:val="es-ES" w:eastAsia="en-US" w:bidi="ar-SA"/>
-              </w:rPr>
-              <w:t>dos</w:t>
-            </w:r>
-            <w:r>
-              <w:rPr>
-                <w:rFonts w:eastAsia="Calibri" w:cs="Arial" w:ascii="Arial" w:hAnsi="Arial"/>
-                <w:kern w:val="0"/>
-                <w:sz w:val="22"/>
-                <w:szCs w:val="22"/>
-                <w:lang w:val="es-ES" w:eastAsia="en-US" w:bidi="ar-SA"/>
-              </w:rPr>
-              <w:t xml:space="preserve"> (2) meses. En dicha comunicación se informará de los términos exactos de la modificación y de los derechos de los que goza el Titular.</w:t>
+              <w:t>La decisión de aumentar o reducir el Límite de Crédito concedido en cada momento será comunicada al titular a través de la Aplicación móvil, descargable en soporte duradero y con una antelación previa de al menos dos (2) meses. En dicha comunicación se informará de los términos exactos de la modificación y de los derechos de los que goza el Titular.</w:t>
             </w:r>
           </w:p>
           <w:p>
             <w:pPr>
               <w:pStyle w:val="Normal"/>
               <w:widowControl/>
+              <w:suppressAutoHyphens w:val="true"/>
               <w:spacing w:lineRule="exact" w:line="240" w:before="0" w:after="100"/>
               <w:jc w:val="both"/>
               <w:rPr>
@@ -9253,11 +9266,8 @@
             </w:pPr>
             <w:r>
               <w:rPr>
-                <w:rFonts w:eastAsia="Calibri" w:cs="Arial" w:ascii="Arial" w:hAnsi="Arial"/>
-                <w:kern w:val="0"/>
-                <w:sz w:val="22"/>
-                <w:szCs w:val="22"/>
-                <w:lang w:val="es-ES" w:eastAsia="en-US" w:bidi="ar-SA"/>
+                <w:rFonts w:cs="Arial" w:ascii="Arial" w:hAnsi="Arial"/>
+                <w:lang w:val="es-ES"/>
               </w:rPr>
             </w:r>
           </w:p>
@@ -9267,7 +9277,7 @@
         <w:trPr/>
         <w:tc>
           <w:tcPr>
-            <w:tcW w:w="420" w:type="dxa"/>
+            <w:tcW w:w="419" w:type="dxa"/>
             <w:tcBorders>
               <w:top w:val="nil"/>
               <w:start w:val="nil"/>
@@ -9279,8 +9289,9 @@
             <w:pPr>
               <w:pStyle w:val="Normal"/>
               <w:widowControl/>
+              <w:suppressAutoHyphens w:val="true"/>
               <w:spacing w:lineRule="exact" w:line="240" w:before="0" w:after="100"/>
-              <w:jc w:val="right"/>
+              <w:jc w:val="end"/>
               <w:rPr>
                 <w:rFonts w:ascii="Arial" w:hAnsi="Arial" w:cs="Arial"/>
                 <w:lang w:val="es-ES"/>
@@ -9300,7 +9311,7 @@
         </w:tc>
         <w:tc>
           <w:tcPr>
-            <w:tcW w:w="8647" w:type="dxa"/>
+            <w:tcW w:w="8648" w:type="dxa"/>
             <w:tcBorders>
               <w:top w:val="nil"/>
               <w:start w:val="nil"/>
@@ -9316,6 +9327,7 @@
             <w:pPr>
               <w:pStyle w:val="Normal"/>
               <w:widowControl/>
+              <w:suppressAutoHyphens w:val="true"/>
               <w:spacing w:lineRule="exact" w:line="240" w:before="0" w:after="0"/>
               <w:jc w:val="both"/>
               <w:rPr>
@@ -9331,27 +9343,7 @@
                 <w:szCs w:val="22"/>
                 <w:lang w:val="es-ES" w:eastAsia="en-US" w:bidi="ar-SA"/>
               </w:rPr>
-              <w:t xml:space="preserve">En el supuesto de que el Prestamista decidiera aumentar el Límite de Crédito del Titular, este aumento se aplicará de manera inmediata (salvo oposición por el Prestatario y al margen de la pertinente comunicación de dicha circunstancia al Titular en cuanto son condiciones más favorables para este último. En base a lo anterior, en el plazo de </w:t>
-            </w:r>
-            <w:r>
-              <w:rPr>
-                <w:rFonts w:eastAsia="Calibri" w:cs="Arial" w:ascii="Arial" w:hAnsi="Arial"/>
-                <w:kern w:val="0"/>
-                <w:sz w:val="22"/>
-                <w:szCs w:val="22"/>
-                <w:lang w:val="es-ES" w:eastAsia="en-US" w:bidi="ar-SA"/>
-              </w:rPr>
-              <w:t>dos</w:t>
-            </w:r>
-            <w:r>
-              <w:rPr>
-                <w:rFonts w:eastAsia="Calibri" w:cs="Arial" w:ascii="Arial" w:hAnsi="Arial"/>
-                <w:kern w:val="0"/>
-                <w:sz w:val="22"/>
-                <w:szCs w:val="22"/>
-                <w:lang w:val="es-ES" w:eastAsia="en-US" w:bidi="ar-SA"/>
-              </w:rPr>
-              <w:t xml:space="preserve"> (1) mes a contar desde la comunicación, el Titular podrá (i) aceptar la modificación del Límite de Crédito, (ii) rechazar la modificación del Límite de Crédito y mantenerlo sin el aumento propuesto, o bien (iii) rechazar la modificación y dar por resuelto el Contrato sin coste adicional. Si transcurrido el plazo de un (1) mes desde la recepción de la comunicación efectuada por el Prestamista sobre la modificación del Límite de Crédito, el Prestamista no recibe comunicación escrita o electrónica del Prestatario rechazando el nuevo Límite de Crédito, o bien resolviendo el Contrato, se entenderá prestada la conformidad al aumento del Límite de Crédito</w:t>
+              <w:t>En el supuesto de que el Prestamista decidiera aumentar el Límite de Crédito del Titular, este aumento se aplicará de manera inmediata (salvo oposición por el Prestatario y al margen de la pertinente comunicación de dicha circunstancia al Titular en cuanto son condiciones más favorables para este último. En base a lo anterior, en el plazo de dos (1) mes a contar desde la comunicación, el Titular podrá (i) aceptar la modificación del Límite de Crédito, (ii) rechazar la modificación del Límite de Crédito y mantenerlo sin el aumento propuesto, o bien (iii) rechazar la modificación y dar por resuelto el Contrato sin coste adicional. Si transcurrido el plazo de un (1) mes desde la recepción de la comunicación efectuada por el Prestamista sobre la modificación del Límite de Crédito, el Prestamista no recibe comunicación escrita o electrónica del Prestatario rechazando el nuevo Límite de Crédito, o bien resolviendo el Contrato, se entenderá prestada la conformidad al aumento del Límite de Crédito</w:t>
             </w:r>
           </w:p>
         </w:tc>
@@ -9360,7 +9352,7 @@
         <w:trPr/>
         <w:tc>
           <w:tcPr>
-            <w:tcW w:w="420" w:type="dxa"/>
+            <w:tcW w:w="419" w:type="dxa"/>
             <w:tcBorders>
               <w:top w:val="nil"/>
               <w:start w:val="nil"/>
@@ -9372,8 +9364,9 @@
             <w:pPr>
               <w:pStyle w:val="Normal"/>
               <w:widowControl/>
+              <w:suppressAutoHyphens w:val="true"/>
               <w:spacing w:lineRule="exact" w:line="240" w:before="0" w:after="100"/>
-              <w:jc w:val="right"/>
+              <w:jc w:val="end"/>
               <w:rPr>
                 <w:rFonts w:ascii="Arial" w:hAnsi="Arial" w:cs="Arial"/>
                 <w:lang w:val="es-ES"/>
@@ -9393,7 +9386,7 @@
         </w:tc>
         <w:tc>
           <w:tcPr>
-            <w:tcW w:w="8647" w:type="dxa"/>
+            <w:tcW w:w="8648" w:type="dxa"/>
             <w:tcBorders>
               <w:top w:val="nil"/>
               <w:start w:val="nil"/>
@@ -9409,6 +9402,7 @@
             <w:pPr>
               <w:pStyle w:val="Normal"/>
               <w:widowControl/>
+              <w:suppressAutoHyphens w:val="true"/>
               <w:spacing w:lineRule="exact" w:line="240" w:before="0" w:after="100"/>
               <w:jc w:val="both"/>
               <w:rPr>
@@ -9433,7 +9427,7 @@
         <w:trPr/>
         <w:tc>
           <w:tcPr>
-            <w:tcW w:w="420" w:type="dxa"/>
+            <w:tcW w:w="419" w:type="dxa"/>
             <w:tcBorders>
               <w:top w:val="nil"/>
               <w:start w:val="nil"/>
@@ -9445,8 +9439,9 @@
             <w:pPr>
               <w:pStyle w:val="Normal"/>
               <w:widowControl/>
+              <w:suppressAutoHyphens w:val="true"/>
               <w:spacing w:lineRule="exact" w:line="240" w:before="0" w:after="100"/>
-              <w:jc w:val="right"/>
+              <w:jc w:val="end"/>
               <w:rPr>
                 <w:rFonts w:ascii="Arial" w:hAnsi="Arial" w:cs="Arial"/>
                 <w:lang w:val="es-ES"/>
@@ -9466,7 +9461,7 @@
         </w:tc>
         <w:tc>
           <w:tcPr>
-            <w:tcW w:w="8647" w:type="dxa"/>
+            <w:tcW w:w="8648" w:type="dxa"/>
             <w:tcBorders>
               <w:top w:val="nil"/>
               <w:start w:val="nil"/>
@@ -9482,6 +9477,7 @@
             <w:pPr>
               <w:pStyle w:val="Normal"/>
               <w:widowControl/>
+              <w:suppressAutoHyphens w:val="true"/>
               <w:spacing w:lineRule="exact" w:line="240" w:before="0" w:after="0"/>
               <w:jc w:val="both"/>
               <w:rPr>
@@ -9504,6 +9500,7 @@
             <w:pPr>
               <w:pStyle w:val="Normal"/>
               <w:widowControl/>
+              <w:suppressAutoHyphens w:val="true"/>
               <w:spacing w:lineRule="exact" w:line="240" w:before="0" w:after="100"/>
               <w:jc w:val="both"/>
               <w:rPr>
@@ -9513,11 +9510,8 @@
             </w:pPr>
             <w:r>
               <w:rPr>
-                <w:rFonts w:eastAsia="Calibri" w:cs="Arial" w:ascii="Arial" w:hAnsi="Arial"/>
-                <w:kern w:val="0"/>
-                <w:sz w:val="22"/>
-                <w:szCs w:val="22"/>
-                <w:lang w:val="es-ES" w:eastAsia="en-US" w:bidi="ar-SA"/>
+                <w:rFonts w:cs="Arial" w:ascii="Arial" w:hAnsi="Arial"/>
+                <w:lang w:val="es-ES"/>
               </w:rPr>
             </w:r>
           </w:p>
@@ -9527,7 +9521,7 @@
         <w:trPr/>
         <w:tc>
           <w:tcPr>
-            <w:tcW w:w="420" w:type="dxa"/>
+            <w:tcW w:w="419" w:type="dxa"/>
             <w:tcBorders>
               <w:top w:val="nil"/>
               <w:start w:val="nil"/>
@@ -9539,8 +9533,9 @@
             <w:pPr>
               <w:pStyle w:val="Normal"/>
               <w:widowControl/>
+              <w:suppressAutoHyphens w:val="true"/>
               <w:spacing w:lineRule="exact" w:line="240" w:before="0" w:after="100"/>
-              <w:jc w:val="right"/>
+              <w:jc w:val="end"/>
               <w:rPr>
                 <w:rFonts w:ascii="Arial" w:hAnsi="Arial" w:cs="Arial"/>
                 <w:lang w:val="es-ES"/>
@@ -9560,7 +9555,7 @@
         </w:tc>
         <w:tc>
           <w:tcPr>
-            <w:tcW w:w="8647" w:type="dxa"/>
+            <w:tcW w:w="8648" w:type="dxa"/>
             <w:tcBorders>
               <w:top w:val="nil"/>
               <w:start w:val="nil"/>
@@ -9576,6 +9571,7 @@
             <w:pPr>
               <w:pStyle w:val="Normal"/>
               <w:widowControl/>
+              <w:suppressAutoHyphens w:val="true"/>
               <w:spacing w:lineRule="exact" w:line="240" w:before="0" w:after="100"/>
               <w:jc w:val="both"/>
               <w:rPr>
@@ -9600,7 +9596,7 @@
         <w:trPr/>
         <w:tc>
           <w:tcPr>
-            <w:tcW w:w="420" w:type="dxa"/>
+            <w:tcW w:w="419" w:type="dxa"/>
             <w:tcBorders>
               <w:top w:val="nil"/>
               <w:start w:val="nil"/>
@@ -9612,8 +9608,9 @@
             <w:pPr>
               <w:pStyle w:val="Normal"/>
               <w:widowControl/>
+              <w:suppressAutoHyphens w:val="true"/>
               <w:spacing w:lineRule="exact" w:line="240" w:before="0" w:after="100"/>
-              <w:jc w:val="right"/>
+              <w:jc w:val="end"/>
               <w:rPr>
                 <w:rFonts w:ascii="Arial" w:hAnsi="Arial" w:cs="Arial"/>
                 <w:lang w:val="es-ES"/>
@@ -9633,7 +9630,7 @@
         </w:tc>
         <w:tc>
           <w:tcPr>
-            <w:tcW w:w="8647" w:type="dxa"/>
+            <w:tcW w:w="8648" w:type="dxa"/>
             <w:tcBorders>
               <w:top w:val="nil"/>
               <w:start w:val="nil"/>
@@ -9649,6 +9646,7 @@
             <w:pPr>
               <w:pStyle w:val="Normal"/>
               <w:widowControl/>
+              <w:suppressAutoHyphens w:val="true"/>
               <w:spacing w:lineRule="exact" w:line="240" w:before="0" w:after="100"/>
               <w:jc w:val="both"/>
               <w:rPr>
@@ -10757,35 +10755,7 @@
           <w:rFonts w:cs="Arial" w:ascii="Arial" w:hAnsi="Arial"/>
           <w:lang w:val="es-ES"/>
         </w:rPr>
-        <w:t>En caso de impago de las cuotas mensuales derivadas de las Com</w:t>
-      </w:r>
-      <w:r>
-        <w:rPr>
-          <w:rFonts w:cs="Arial" w:ascii="Arial" w:hAnsi="Arial"/>
-          <w:lang w:val="es-ES"/>
-        </w:rPr>
-        <w:t>p</w:t>
-      </w:r>
-      <w:r>
-        <w:rPr>
-          <w:rFonts w:cs="Arial" w:ascii="Arial" w:hAnsi="Arial"/>
-          <w:lang w:val="es-ES"/>
-        </w:rPr>
-        <w:t xml:space="preserve">ras efectuadas con el Crédito, él se aplicará un tipo de interés nominal (TIN del 21,9% </w:t>
-      </w:r>
-      <w:r>
-        <w:rPr>
-          <w:rFonts w:cs="Arial" w:ascii="Arial" w:hAnsi="Arial"/>
-          <w:lang w:val="es-ES"/>
-        </w:rPr>
-        <w:t>anual</w:t>
-      </w:r>
-      <w:r>
-        <w:rPr>
-          <w:rFonts w:cs="Arial" w:ascii="Arial" w:hAnsi="Arial"/>
-          <w:lang w:val="es-ES"/>
-        </w:rPr>
-        <w:t xml:space="preserve">) y se devengará </w:t>
+        <w:t xml:space="preserve">En caso de impago de las cuotas mensuales derivadas de las Compras efectuadas con el Crédito, él se aplicará un tipo de interés nominal (TIN del 21,9% anual) y se devengará </w:t>
       </w:r>
       <w:r>
         <w:rPr>
@@ -10920,15 +10890,7 @@
           <w:shd w:fill="auto" w:val="clear"/>
           <w:lang w:val="ru-RU"/>
         </w:rPr>
-        <w:t>impago</w:t>
-      </w:r>
-      <w:r>
-        <w:rPr>
-          <w:rFonts w:eastAsia="Arial" w:cs="Arial" w:ascii="Arial" w:hAnsi="Arial"/>
-          <w:shd w:fill="auto" w:val="clear"/>
-          <w:lang w:val="ru-RU"/>
-        </w:rPr>
-        <w:t xml:space="preserve">, </w:t>
+        <w:t xml:space="preserve">impago, </w:t>
       </w:r>
       <w:r>
         <w:rPr>
@@ -11019,7 +10981,7 @@
       <w:tblPr>
         <w:tblStyle w:val="TableGrid"/>
         <w:tblW w:w="9016" w:type="dxa"/>
-        <w:jc w:val="left"/>
+        <w:jc w:val="start"/>
         <w:tblInd w:w="0" w:type="dxa"/>
         <w:tblLayout w:type="fixed"/>
         <w:tblCellMar>
@@ -11050,8 +11012,9 @@
             <w:pPr>
               <w:pStyle w:val="Normal"/>
               <w:widowControl/>
+              <w:suppressAutoHyphens w:val="true"/>
               <w:spacing w:lineRule="exact" w:line="240" w:before="0" w:after="0"/>
-              <w:jc w:val="right"/>
+              <w:jc w:val="end"/>
               <w:rPr>
                 <w:rFonts w:ascii="Arial" w:hAnsi="Arial" w:cs="Arial"/>
                 <w:lang w:val="es-ES"/>
@@ -11083,6 +11046,7 @@
             <w:pPr>
               <w:pStyle w:val="Normal"/>
               <w:widowControl/>
+              <w:suppressAutoHyphens w:val="true"/>
               <w:spacing w:lineRule="exact" w:line="240" w:before="0" w:after="0"/>
               <w:jc w:val="both"/>
               <w:rPr>
@@ -11119,8 +11083,9 @@
             <w:pPr>
               <w:pStyle w:val="Normal"/>
               <w:widowControl/>
+              <w:suppressAutoHyphens w:val="true"/>
               <w:spacing w:lineRule="exact" w:line="240" w:before="0" w:after="0"/>
-              <w:jc w:val="right"/>
+              <w:jc w:val="end"/>
               <w:rPr>
                 <w:rFonts w:ascii="Arial" w:hAnsi="Arial" w:cs="Arial"/>
                 <w:lang w:val="es-ES"/>
@@ -11152,6 +11117,7 @@
             <w:pPr>
               <w:pStyle w:val="Normal"/>
               <w:widowControl/>
+              <w:suppressAutoHyphens w:val="true"/>
               <w:spacing w:lineRule="exact" w:line="240" w:before="0" w:after="0"/>
               <w:jc w:val="both"/>
               <w:rPr>
@@ -11188,8 +11154,9 @@
             <w:pPr>
               <w:pStyle w:val="Normal"/>
               <w:widowControl/>
+              <w:suppressAutoHyphens w:val="true"/>
               <w:spacing w:lineRule="exact" w:line="240" w:before="0" w:after="0"/>
-              <w:jc w:val="right"/>
+              <w:jc w:val="end"/>
               <w:rPr>
                 <w:rFonts w:ascii="Arial" w:hAnsi="Arial" w:cs="Arial"/>
                 <w:lang w:val="es-ES"/>
@@ -11221,6 +11188,7 @@
             <w:pPr>
               <w:pStyle w:val="Normal"/>
               <w:widowControl/>
+              <w:suppressAutoHyphens w:val="true"/>
               <w:spacing w:lineRule="exact" w:line="240" w:before="0" w:after="0"/>
               <w:jc w:val="both"/>
               <w:rPr>
@@ -11243,6 +11211,7 @@
             <w:pPr>
               <w:pStyle w:val="Normal"/>
               <w:widowControl/>
+              <w:suppressAutoHyphens w:val="true"/>
               <w:spacing w:lineRule="exact" w:line="240" w:before="0" w:after="0"/>
               <w:jc w:val="both"/>
               <w:rPr>
@@ -11492,17 +11461,7 @@
           <w:sz w:val="22"/>
           <w:szCs w:val="22"/>
         </w:rPr>
-        <w:t>18</w:t>
-      </w:r>
-      <w:r>
-        <w:rPr>
-          <w:rFonts w:cs="Arial" w:ascii="Arial" w:hAnsi="Arial"/>
-          <w:b/>
-          <w:bCs/>
-          <w:sz w:val="22"/>
-          <w:szCs w:val="22"/>
-        </w:rPr>
-        <w:t>.</w:t>
+        <w:t>18.</w:t>
       </w:r>
       <w:r>
         <w:rPr>
@@ -11569,7 +11528,7 @@
       <w:tblPr>
         <w:tblStyle w:val="TableGrid"/>
         <w:tblW w:w="9016" w:type="dxa"/>
-        <w:jc w:val="left"/>
+        <w:jc w:val="start"/>
         <w:tblInd w:w="0" w:type="dxa"/>
         <w:tblLayout w:type="fixed"/>
         <w:tblCellMar>
@@ -11600,8 +11559,9 @@
             <w:pPr>
               <w:pStyle w:val="xmsonormal"/>
               <w:widowControl/>
+              <w:suppressAutoHyphens w:val="true"/>
               <w:spacing w:beforeAutospacing="0" w:before="0" w:afterAutospacing="0" w:after="120"/>
-              <w:jc w:val="right"/>
+              <w:jc w:val="end"/>
               <w:rPr>
                 <w:rFonts w:ascii="Arial" w:hAnsi="Arial" w:cs="Arial"/>
                 <w:color w:val="242424"/>
@@ -11637,6 +11597,7 @@
               <w:pStyle w:val="xmsonormal"/>
               <w:widowControl/>
               <w:shd w:val="clear" w:color="auto" w:fill="FFFFFF"/>
+              <w:suppressAutoHyphens w:val="true"/>
               <w:spacing w:beforeAutospacing="0" w:before="0" w:afterAutospacing="0" w:after="120"/>
               <w:jc w:val="both"/>
               <w:rPr>
@@ -11675,8 +11636,9 @@
             <w:pPr>
               <w:pStyle w:val="xmsonormal"/>
               <w:widowControl/>
+              <w:suppressAutoHyphens w:val="true"/>
               <w:spacing w:beforeAutospacing="0" w:before="0" w:afterAutospacing="0" w:after="120"/>
-              <w:jc w:val="right"/>
+              <w:jc w:val="end"/>
               <w:rPr>
                 <w:rFonts w:ascii="Arial" w:hAnsi="Arial" w:cs="Arial"/>
                 <w:color w:val="242424"/>
@@ -11712,6 +11674,7 @@
               <w:pStyle w:val="xmsonormal"/>
               <w:widowControl/>
               <w:shd w:val="clear" w:color="auto" w:fill="FFFFFF"/>
+              <w:suppressAutoHyphens w:val="true"/>
               <w:spacing w:beforeAutospacing="0" w:before="0" w:afterAutospacing="0" w:after="120"/>
               <w:jc w:val="both"/>
               <w:rPr>
@@ -11761,8 +11724,9 @@
             <w:pPr>
               <w:pStyle w:val="xmsonormal"/>
               <w:widowControl/>
+              <w:suppressAutoHyphens w:val="true"/>
               <w:spacing w:beforeAutospacing="0" w:before="0" w:afterAutospacing="0" w:after="120"/>
-              <w:jc w:val="right"/>
+              <w:jc w:val="end"/>
               <w:rPr>
                 <w:rFonts w:ascii="Arial" w:hAnsi="Arial" w:cs="Arial"/>
                 <w:color w:val="242424"/>
@@ -11798,6 +11762,7 @@
               <w:pStyle w:val="xmsonormal"/>
               <w:widowControl/>
               <w:shd w:val="clear" w:color="auto" w:fill="FFFFFF"/>
+              <w:suppressAutoHyphens w:val="true"/>
               <w:spacing w:beforeAutospacing="0" w:before="0" w:afterAutospacing="0" w:after="120"/>
               <w:jc w:val="both"/>
               <w:rPr>
@@ -11835,8 +11800,9 @@
             <w:pPr>
               <w:pStyle w:val="xmsonormal"/>
               <w:widowControl/>
+              <w:suppressAutoHyphens w:val="true"/>
               <w:spacing w:beforeAutospacing="0" w:before="0" w:afterAutospacing="0" w:after="120"/>
-              <w:jc w:val="right"/>
+              <w:jc w:val="end"/>
               <w:rPr>
                 <w:rFonts w:ascii="Arial" w:hAnsi="Arial" w:cs="Arial"/>
                 <w:color w:val="242424"/>
@@ -11872,6 +11838,7 @@
               <w:pStyle w:val="xmsonormal"/>
               <w:widowControl/>
               <w:shd w:val="clear" w:color="auto" w:fill="FFFFFF"/>
+              <w:suppressAutoHyphens w:val="true"/>
               <w:spacing w:beforeAutospacing="0" w:before="0" w:afterAutospacing="0" w:after="120"/>
               <w:jc w:val="both"/>
               <w:rPr>
@@ -11921,8 +11888,9 @@
             <w:pPr>
               <w:pStyle w:val="xmsonormal"/>
               <w:widowControl/>
+              <w:suppressAutoHyphens w:val="true"/>
               <w:spacing w:beforeAutospacing="0" w:before="0" w:afterAutospacing="0" w:after="120"/>
-              <w:jc w:val="right"/>
+              <w:jc w:val="end"/>
               <w:rPr>
                 <w:rFonts w:ascii="Arial" w:hAnsi="Arial" w:cs="Arial"/>
                 <w:color w:val="242424"/>
@@ -11958,6 +11926,7 @@
               <w:pStyle w:val="xmsonormal"/>
               <w:widowControl/>
               <w:shd w:val="clear" w:color="auto" w:fill="FFFFFF"/>
+              <w:suppressAutoHyphens w:val="true"/>
               <w:spacing w:beforeAutospacing="0" w:before="0" w:afterAutospacing="0" w:after="120"/>
               <w:jc w:val="both"/>
               <w:rPr>
@@ -12007,8 +11976,9 @@
             <w:pPr>
               <w:pStyle w:val="xmsonormal"/>
               <w:widowControl/>
+              <w:suppressAutoHyphens w:val="true"/>
               <w:spacing w:beforeAutospacing="0" w:before="0" w:afterAutospacing="0" w:after="120"/>
-              <w:jc w:val="right"/>
+              <w:jc w:val="end"/>
               <w:rPr>
                 <w:rFonts w:ascii="Arial" w:hAnsi="Arial" w:cs="Arial"/>
                 <w:color w:val="242424"/>
@@ -12043,6 +12013,7 @@
             <w:pPr>
               <w:pStyle w:val="Normal"/>
               <w:widowControl/>
+              <w:suppressAutoHyphens w:val="true"/>
               <w:spacing w:lineRule="auto" w:line="240" w:before="0" w:after="120"/>
               <w:jc w:val="both"/>
               <w:rPr>
@@ -12091,8 +12062,9 @@
             <w:pPr>
               <w:pStyle w:val="xmsonormal"/>
               <w:widowControl/>
+              <w:suppressAutoHyphens w:val="true"/>
               <w:spacing w:beforeAutospacing="0" w:before="0" w:afterAutospacing="0" w:after="120"/>
-              <w:jc w:val="right"/>
+              <w:jc w:val="end"/>
               <w:rPr>
                 <w:rFonts w:ascii="Arial" w:hAnsi="Arial" w:cs="Arial"/>
                 <w:color w:val="242424"/>
@@ -12127,6 +12099,7 @@
             <w:pPr>
               <w:pStyle w:val="Normal"/>
               <w:widowControl/>
+              <w:suppressAutoHyphens w:val="true"/>
               <w:spacing w:lineRule="exact" w:line="240" w:before="0" w:after="120"/>
               <w:jc w:val="both"/>
               <w:rPr>
@@ -12142,17 +12115,7 @@
                 <w:szCs w:val="22"/>
                 <w:lang w:val="es-ES" w:eastAsia="en-US" w:bidi="ar-SA"/>
               </w:rPr>
-              <w:t>Por la falta de pago total de las obligaciones del Titular o de, al menos, tres cuotas consecutivas y consecuente incumplimiento de las obligaciones de pago contraídas por el Titular frente al Prestamista</w:t>
-            </w:r>
-            <w:r>
-              <w:rPr>
-                <w:rFonts w:eastAsia="Calibri" w:cs="Arial" w:ascii="Arial" w:hAnsi="Arial"/>
-                <w:kern w:val="0"/>
-                <w:sz w:val="22"/>
-                <w:szCs w:val="22"/>
-                <w:lang w:val="es-ES" w:eastAsia="en-US" w:bidi="ar-SA"/>
-              </w:rPr>
-              <w:t>.</w:t>
+              <w:t>Por la falta de pago total de las obligaciones del Titular o de, al menos, tres cuotas consecutivas y consecuente incumplimiento de las obligaciones de pago contraídas por el Titular frente al Prestamista.</w:t>
             </w:r>
           </w:p>
         </w:tc>
@@ -12173,8 +12136,9 @@
             <w:pPr>
               <w:pStyle w:val="xmsonormal"/>
               <w:widowControl/>
+              <w:suppressAutoHyphens w:val="true"/>
               <w:spacing w:beforeAutospacing="0" w:before="0" w:afterAutospacing="0" w:after="120"/>
-              <w:jc w:val="right"/>
+              <w:jc w:val="end"/>
               <w:rPr>
                 <w:rFonts w:ascii="Arial" w:hAnsi="Arial" w:cs="Arial"/>
                 <w:color w:val="242424"/>
@@ -12209,6 +12173,7 @@
             <w:pPr>
               <w:pStyle w:val="Normal"/>
               <w:widowControl/>
+              <w:suppressAutoHyphens w:val="true"/>
               <w:spacing w:lineRule="exact" w:line="240" w:before="0" w:after="120"/>
               <w:jc w:val="both"/>
               <w:rPr>
@@ -12326,21 +12291,7 @@
           <w:rFonts w:cs="Arial" w:ascii="Arial" w:hAnsi="Arial"/>
           <w:lang w:val="es-ES"/>
         </w:rPr>
-        <w:t>. En caso de concurrencia de cualquiera de los supuestos mencionados en el párrafo 18.1.</w:t>
-      </w:r>
-      <w:r>
-        <w:rPr>
-          <w:rFonts w:cs="Arial" w:ascii="Arial" w:hAnsi="Arial"/>
-          <w:lang w:val="es-ES"/>
-        </w:rPr>
-        <w:t xml:space="preserve"> i) a vii)</w:t>
-      </w:r>
-      <w:r>
-        <w:rPr>
-          <w:rFonts w:cs="Arial" w:ascii="Arial" w:hAnsi="Arial"/>
-          <w:lang w:val="es-ES"/>
-        </w:rPr>
-        <w:t>, el Prestamista se reserva el derecho igualmente de resolver el Contrato y el Titular se compromete a reembolsar el Crédito, los Intereses devengados, y demás pagos y suplementos.</w:t>
+        <w:t>. En caso de concurrencia de cualquiera de los supuestos mencionados en el párrafo 18.1. i) a vii), el Prestamista se reserva el derecho igualmente de resolver el Contrato y el Titular se compromete a reembolsar el Crédito, los Intereses devengados, y demás pagos y suplementos.</w:t>
       </w:r>
     </w:p>
     <w:p>
@@ -12759,7 +12710,7 @@
       <w:tblPr>
         <w:tblStyle w:val="TableGrid"/>
         <w:tblW w:w="9016" w:type="dxa"/>
-        <w:jc w:val="left"/>
+        <w:jc w:val="start"/>
         <w:tblInd w:w="0" w:type="dxa"/>
         <w:tblLayout w:type="fixed"/>
         <w:tblCellMar>
@@ -12790,8 +12741,9 @@
             <w:pPr>
               <w:pStyle w:val="xmsonormal"/>
               <w:widowControl/>
+              <w:suppressAutoHyphens w:val="true"/>
               <w:spacing w:beforeAutospacing="0" w:before="0" w:afterAutospacing="0" w:after="120"/>
-              <w:jc w:val="right"/>
+              <w:jc w:val="end"/>
               <w:rPr>
                 <w:rFonts w:ascii="Arial" w:hAnsi="Arial" w:cs="Arial"/>
                 <w:color w:val="242424"/>
@@ -12826,6 +12778,7 @@
             <w:pPr>
               <w:pStyle w:val="Normal"/>
               <w:widowControl/>
+              <w:suppressAutoHyphens w:val="true"/>
               <w:spacing w:lineRule="exact" w:line="240" w:before="0" w:after="0"/>
               <w:jc w:val="both"/>
               <w:rPr>
@@ -12859,6 +12812,7 @@
             <w:pPr>
               <w:pStyle w:val="Normal"/>
               <w:widowControl/>
+              <w:suppressAutoHyphens w:val="true"/>
               <w:spacing w:lineRule="exact" w:line="240" w:before="0" w:after="0"/>
               <w:jc w:val="both"/>
               <w:rPr>
@@ -12868,11 +12822,8 @@
             </w:pPr>
             <w:r>
               <w:rPr>
-                <w:rFonts w:eastAsia="Calibri" w:cs="Arial" w:ascii="Arial" w:hAnsi="Arial"/>
-                <w:kern w:val="0"/>
-                <w:sz w:val="22"/>
-                <w:szCs w:val="22"/>
-                <w:lang w:val="es-ES" w:eastAsia="en-US" w:bidi="ar-SA"/>
+                <w:rFonts w:cs="Arial" w:ascii="Arial" w:hAnsi="Arial"/>
+                <w:lang w:val="es-ES"/>
               </w:rPr>
             </w:r>
           </w:p>
@@ -12880,6 +12831,7 @@
             <w:pPr>
               <w:pStyle w:val="Normal"/>
               <w:widowControl/>
+              <w:suppressAutoHyphens w:val="true"/>
               <w:spacing w:lineRule="exact" w:line="240" w:before="0" w:after="0"/>
               <w:jc w:val="both"/>
               <w:rPr>
@@ -12902,6 +12854,7 @@
             <w:pPr>
               <w:pStyle w:val="Normal"/>
               <w:widowControl/>
+              <w:suppressAutoHyphens w:val="true"/>
               <w:spacing w:lineRule="exact" w:line="240" w:before="0" w:after="0"/>
               <w:jc w:val="both"/>
               <w:rPr>
@@ -12911,11 +12864,8 @@
             </w:pPr>
             <w:r>
               <w:rPr>
-                <w:rFonts w:eastAsia="Calibri" w:cs="Arial" w:ascii="Arial" w:hAnsi="Arial"/>
-                <w:kern w:val="0"/>
-                <w:sz w:val="22"/>
-                <w:szCs w:val="22"/>
-                <w:lang w:val="es-ES" w:eastAsia="en-US" w:bidi="ar-SA"/>
+                <w:rFonts w:cs="Arial" w:ascii="Arial" w:hAnsi="Arial"/>
+                <w:lang w:val="es-ES"/>
               </w:rPr>
             </w:r>
           </w:p>
@@ -12923,6 +12873,7 @@
             <w:pPr>
               <w:pStyle w:val="Normal"/>
               <w:widowControl/>
+              <w:suppressAutoHyphens w:val="true"/>
               <w:spacing w:lineRule="exact" w:line="240" w:before="0" w:after="0"/>
               <w:jc w:val="both"/>
               <w:rPr>
@@ -12945,6 +12896,7 @@
             <w:pPr>
               <w:pStyle w:val="Normal"/>
               <w:widowControl/>
+              <w:suppressAutoHyphens w:val="true"/>
               <w:spacing w:lineRule="exact" w:line="240" w:before="0" w:after="0"/>
               <w:jc w:val="both"/>
               <w:rPr>
@@ -12954,11 +12906,8 @@
             </w:pPr>
             <w:r>
               <w:rPr>
-                <w:rFonts w:eastAsia="Calibri" w:cs="Arial" w:ascii="Arial" w:hAnsi="Arial"/>
-                <w:kern w:val="0"/>
-                <w:sz w:val="22"/>
-                <w:szCs w:val="22"/>
-                <w:lang w:val="es-ES" w:eastAsia="en-US" w:bidi="ar-SA"/>
+                <w:rFonts w:cs="Arial" w:ascii="Arial" w:hAnsi="Arial"/>
+                <w:lang w:val="es-ES"/>
               </w:rPr>
             </w:r>
           </w:p>
@@ -12966,6 +12915,7 @@
             <w:pPr>
               <w:pStyle w:val="Normal"/>
               <w:widowControl/>
+              <w:suppressAutoHyphens w:val="true"/>
               <w:spacing w:lineRule="exact" w:line="240" w:before="0" w:after="120"/>
               <w:jc w:val="both"/>
               <w:rPr>
@@ -13002,8 +12952,9 @@
             <w:pPr>
               <w:pStyle w:val="xmsonormal"/>
               <w:widowControl/>
+              <w:suppressAutoHyphens w:val="true"/>
               <w:spacing w:beforeAutospacing="0" w:before="0" w:afterAutospacing="0" w:after="120"/>
-              <w:jc w:val="right"/>
+              <w:jc w:val="end"/>
               <w:rPr>
                 <w:rFonts w:ascii="Arial" w:hAnsi="Arial" w:cs="Arial"/>
                 <w:color w:val="242424"/>
@@ -13038,6 +12989,7 @@
             <w:pPr>
               <w:pStyle w:val="Normal"/>
               <w:widowControl/>
+              <w:suppressAutoHyphens w:val="true"/>
               <w:spacing w:lineRule="exact" w:line="240" w:before="0" w:after="0"/>
               <w:jc w:val="both"/>
               <w:rPr>
@@ -13092,6 +13044,7 @@
             <w:pPr>
               <w:pStyle w:val="ListParagraph"/>
               <w:widowControl/>
+              <w:suppressAutoHyphens w:val="true"/>
               <w:spacing w:lineRule="exact" w:line="240" w:before="0" w:after="0"/>
               <w:contextualSpacing/>
               <w:jc w:val="both"/>
@@ -13102,11 +13055,8 @@
             </w:pPr>
             <w:r>
               <w:rPr>
-                <w:rFonts w:eastAsia="Calibri" w:cs="Arial" w:ascii="Arial" w:hAnsi="Arial"/>
-                <w:kern w:val="0"/>
-                <w:sz w:val="22"/>
-                <w:szCs w:val="22"/>
-                <w:lang w:val="es-ES" w:eastAsia="en-US" w:bidi="ar-SA"/>
+                <w:rFonts w:cs="Arial" w:ascii="Arial" w:hAnsi="Arial"/>
+                <w:lang w:val="es-ES"/>
               </w:rPr>
             </w:r>
           </w:p>
@@ -13115,6 +13065,7 @@
               <w:pStyle w:val="xmsonormal"/>
               <w:widowControl/>
               <w:shd w:val="clear" w:color="auto" w:fill="FFFFFF"/>
+              <w:suppressAutoHyphens w:val="true"/>
               <w:spacing w:beforeAutospacing="0" w:before="0" w:afterAutospacing="0" w:after="120"/>
               <w:jc w:val="both"/>
               <w:rPr>
@@ -13164,8 +13115,9 @@
             <w:pPr>
               <w:pStyle w:val="xmsonormal"/>
               <w:widowControl/>
+              <w:suppressAutoHyphens w:val="true"/>
               <w:spacing w:beforeAutospacing="0" w:before="0" w:afterAutospacing="0" w:after="120"/>
-              <w:jc w:val="right"/>
+              <w:jc w:val="end"/>
               <w:rPr>
                 <w:rFonts w:ascii="Arial" w:hAnsi="Arial" w:cs="Arial"/>
                 <w:color w:val="242424"/>
@@ -13200,6 +13152,7 @@
             <w:pPr>
               <w:pStyle w:val="Normal"/>
               <w:widowControl/>
+              <w:suppressAutoHyphens w:val="true"/>
               <w:spacing w:lineRule="exact" w:line="240" w:before="0" w:after="0"/>
               <w:jc w:val="both"/>
               <w:rPr>
@@ -13255,6 +13208,7 @@
             <w:pPr>
               <w:pStyle w:val="ListParagraph"/>
               <w:widowControl/>
+              <w:suppressAutoHyphens w:val="true"/>
               <w:spacing w:lineRule="exact" w:line="240" w:before="0" w:after="0"/>
               <w:contextualSpacing/>
               <w:jc w:val="both"/>
@@ -13265,11 +13219,8 @@
             </w:pPr>
             <w:r>
               <w:rPr>
-                <w:rFonts w:eastAsia="Calibri" w:cs="Arial" w:ascii="Arial" w:hAnsi="Arial"/>
-                <w:kern w:val="0"/>
-                <w:sz w:val="22"/>
-                <w:szCs w:val="22"/>
-                <w:lang w:val="es-ES" w:eastAsia="en-US" w:bidi="ar-SA"/>
+                <w:rFonts w:cs="Arial" w:ascii="Arial" w:hAnsi="Arial"/>
+                <w:lang w:val="es-ES"/>
               </w:rPr>
             </w:r>
           </w:p>
@@ -13278,6 +13229,7 @@
               <w:pStyle w:val="xmsonormal"/>
               <w:widowControl/>
               <w:shd w:val="clear" w:color="auto" w:fill="FFFFFF"/>
+              <w:suppressAutoHyphens w:val="true"/>
               <w:spacing w:beforeAutospacing="0" w:before="0" w:afterAutospacing="0" w:after="120"/>
               <w:jc w:val="both"/>
               <w:rPr>
@@ -13316,8 +13268,9 @@
             <w:pPr>
               <w:pStyle w:val="xmsonormal"/>
               <w:widowControl/>
+              <w:suppressAutoHyphens w:val="true"/>
               <w:spacing w:beforeAutospacing="0" w:before="0" w:afterAutospacing="0" w:after="120"/>
-              <w:jc w:val="right"/>
+              <w:jc w:val="end"/>
               <w:rPr>
                 <w:rFonts w:ascii="Arial" w:hAnsi="Arial" w:cs="Arial"/>
                 <w:color w:val="242424"/>
@@ -13352,6 +13305,7 @@
             <w:pPr>
               <w:pStyle w:val="Normal"/>
               <w:widowControl/>
+              <w:suppressAutoHyphens w:val="true"/>
               <w:spacing w:lineRule="exact" w:line="240" w:before="0" w:after="0"/>
               <w:jc w:val="both"/>
               <w:rPr>
@@ -13442,8 +13396,9 @@
             <w:pPr>
               <w:pStyle w:val="xmsonormal"/>
               <w:widowControl/>
+              <w:suppressAutoHyphens w:val="true"/>
               <w:spacing w:beforeAutospacing="0" w:before="0" w:afterAutospacing="0" w:after="120"/>
-              <w:jc w:val="right"/>
+              <w:jc w:val="end"/>
               <w:rPr>
                 <w:rFonts w:ascii="Arial" w:hAnsi="Arial" w:cs="Arial"/>
                 <w:color w:val="242424"/>
@@ -13455,10 +13410,8 @@
               <w:rPr>
                 <w:rFonts w:cs="Arial" w:ascii="Arial" w:hAnsi="Arial"/>
                 <w:color w:val="242424"/>
-                <w:kern w:val="0"/>
                 <w:sz w:val="16"/>
                 <w:szCs w:val="16"/>
-                <w:lang w:bidi="ar-SA"/>
               </w:rPr>
             </w:r>
           </w:p>
@@ -13477,6 +13430,7 @@
             <w:pPr>
               <w:pStyle w:val="Normal"/>
               <w:widowControl/>
+              <w:suppressAutoHyphens w:val="true"/>
               <w:spacing w:lineRule="exact" w:line="240" w:before="0" w:after="120"/>
               <w:jc w:val="both"/>
               <w:rPr>
@@ -13536,8 +13490,9 @@
             <w:pPr>
               <w:pStyle w:val="xmsonormal"/>
               <w:widowControl/>
+              <w:suppressAutoHyphens w:val="true"/>
               <w:spacing w:beforeAutospacing="0" w:before="0" w:afterAutospacing="0" w:after="120"/>
-              <w:jc w:val="right"/>
+              <w:jc w:val="end"/>
               <w:rPr>
                 <w:rFonts w:ascii="Arial" w:hAnsi="Arial" w:cs="Arial"/>
                 <w:color w:val="242424"/>
@@ -13572,6 +13527,7 @@
             <w:pPr>
               <w:pStyle w:val="Normal"/>
               <w:widowControl/>
+              <w:suppressAutoHyphens w:val="true"/>
               <w:spacing w:lineRule="exact" w:line="240" w:before="0" w:after="0"/>
               <w:jc w:val="both"/>
               <w:rPr>
@@ -13615,6 +13571,7 @@
             <w:pPr>
               <w:pStyle w:val="ListParagraph"/>
               <w:widowControl/>
+              <w:suppressAutoHyphens w:val="true"/>
               <w:spacing w:lineRule="exact" w:line="240" w:before="0" w:after="0"/>
               <w:contextualSpacing/>
               <w:jc w:val="both"/>
@@ -13625,11 +13582,8 @@
             </w:pPr>
             <w:r>
               <w:rPr>
-                <w:rFonts w:eastAsia="Calibri" w:cs="Arial" w:ascii="Arial" w:hAnsi="Arial"/>
-                <w:kern w:val="0"/>
-                <w:sz w:val="22"/>
-                <w:szCs w:val="22"/>
-                <w:lang w:val="es-ES" w:eastAsia="en-US" w:bidi="ar-SA"/>
+                <w:rFonts w:cs="Arial" w:ascii="Arial" w:hAnsi="Arial"/>
+                <w:lang w:val="es-ES"/>
               </w:rPr>
             </w:r>
           </w:p>
@@ -13637,6 +13591,7 @@
             <w:pPr>
               <w:pStyle w:val="Normal"/>
               <w:widowControl/>
+              <w:suppressAutoHyphens w:val="true"/>
               <w:spacing w:lineRule="exact" w:line="240" w:before="0" w:after="0"/>
               <w:jc w:val="both"/>
               <w:rPr>
@@ -13659,6 +13614,7 @@
             <w:pPr>
               <w:pStyle w:val="Normal"/>
               <w:widowControl/>
+              <w:suppressAutoHyphens w:val="true"/>
               <w:spacing w:lineRule="exact" w:line="240" w:before="0" w:after="0"/>
               <w:jc w:val="both"/>
               <w:rPr>
@@ -13668,11 +13624,8 @@
             </w:pPr>
             <w:r>
               <w:rPr>
-                <w:rFonts w:eastAsia="Calibri" w:cs="Arial" w:ascii="Arial" w:hAnsi="Arial"/>
-                <w:kern w:val="0"/>
-                <w:sz w:val="22"/>
-                <w:szCs w:val="22"/>
-                <w:lang w:val="es-ES" w:eastAsia="en-US" w:bidi="ar-SA"/>
+                <w:rFonts w:cs="Arial" w:ascii="Arial" w:hAnsi="Arial"/>
+                <w:lang w:val="es-ES"/>
               </w:rPr>
             </w:r>
           </w:p>
@@ -13680,6 +13633,7 @@
             <w:pPr>
               <w:pStyle w:val="Normal"/>
               <w:widowControl/>
+              <w:suppressAutoHyphens w:val="true"/>
               <w:spacing w:lineRule="exact" w:line="240" w:before="0" w:after="0"/>
               <w:jc w:val="both"/>
               <w:rPr>
@@ -13702,6 +13656,7 @@
             <w:pPr>
               <w:pStyle w:val="Normal"/>
               <w:widowControl/>
+              <w:suppressAutoHyphens w:val="true"/>
               <w:spacing w:lineRule="exact" w:line="240" w:before="0" w:after="0"/>
               <w:jc w:val="both"/>
               <w:rPr>
@@ -13712,12 +13667,9 @@
             </w:pPr>
             <w:r>
               <w:rPr>
-                <w:rFonts w:eastAsia="Calibri" w:cs="Arial" w:ascii="Arial" w:hAnsi="Arial"/>
+                <w:rFonts w:cs="Arial" w:ascii="Arial" w:hAnsi="Arial"/>
                 <w:color w:val="242424"/>
-                <w:kern w:val="0"/>
-                <w:sz w:val="22"/>
-                <w:szCs w:val="22"/>
-                <w:lang w:val="es-ES" w:eastAsia="en-US" w:bidi="ar-SA"/>
+                <w:lang w:val="es-ES"/>
               </w:rPr>
             </w:r>
           </w:p>
@@ -13802,7 +13754,7 @@
       <w:tblPr>
         <w:tblStyle w:val="TableGrid"/>
         <w:tblW w:w="9016" w:type="dxa"/>
-        <w:jc w:val="left"/>
+        <w:jc w:val="start"/>
         <w:tblInd w:w="0" w:type="dxa"/>
         <w:tblLayout w:type="fixed"/>
         <w:tblCellMar>
@@ -13814,14 +13766,14 @@
         <w:tblLook w:val="04a0" w:firstRow="1" w:noVBand="1" w:lastRow="0" w:firstColumn="1" w:lastColumn="0" w:noHBand="0"/>
       </w:tblPr>
       <w:tblGrid>
-        <w:gridCol w:w="561"/>
-        <w:gridCol w:w="8455"/>
+        <w:gridCol w:w="560"/>
+        <w:gridCol w:w="8456"/>
       </w:tblGrid>
       <w:tr>
         <w:trPr/>
         <w:tc>
           <w:tcPr>
-            <w:tcW w:w="561" w:type="dxa"/>
+            <w:tcW w:w="560" w:type="dxa"/>
             <w:tcBorders>
               <w:top w:val="nil"/>
               <w:start w:val="nil"/>
@@ -13833,8 +13785,9 @@
             <w:pPr>
               <w:pStyle w:val="xmsonormal"/>
               <w:widowControl/>
+              <w:suppressAutoHyphens w:val="true"/>
               <w:spacing w:beforeAutospacing="0" w:before="0" w:afterAutospacing="0" w:after="120"/>
-              <w:jc w:val="right"/>
+              <w:jc w:val="end"/>
               <w:rPr>
                 <w:rFonts w:ascii="Arial" w:hAnsi="Arial" w:cs="Arial"/>
                 <w:color w:val="242424"/>
@@ -13857,7 +13810,7 @@
         </w:tc>
         <w:tc>
           <w:tcPr>
-            <w:tcW w:w="8455" w:type="dxa"/>
+            <w:tcW w:w="8456" w:type="dxa"/>
             <w:tcBorders>
               <w:top w:val="nil"/>
               <w:start w:val="nil"/>
@@ -13870,6 +13823,7 @@
               <w:pStyle w:val="xmsonormal"/>
               <w:widowControl/>
               <w:shd w:val="clear" w:color="auto" w:fill="FFFFFF"/>
+              <w:suppressAutoHyphens w:val="true"/>
               <w:spacing w:beforeAutospacing="0" w:before="0" w:afterAutospacing="0" w:after="120"/>
               <w:jc w:val="both"/>
               <w:rPr>
@@ -13896,7 +13850,7 @@
         <w:trPr/>
         <w:tc>
           <w:tcPr>
-            <w:tcW w:w="561" w:type="dxa"/>
+            <w:tcW w:w="560" w:type="dxa"/>
             <w:tcBorders>
               <w:top w:val="nil"/>
               <w:start w:val="nil"/>
@@ -13908,8 +13862,9 @@
             <w:pPr>
               <w:pStyle w:val="xmsonormal"/>
               <w:widowControl/>
+              <w:suppressAutoHyphens w:val="true"/>
               <w:spacing w:beforeAutospacing="0" w:before="0" w:afterAutospacing="0" w:after="120"/>
-              <w:jc w:val="right"/>
+              <w:jc w:val="end"/>
               <w:rPr>
                 <w:rFonts w:ascii="Arial" w:hAnsi="Arial" w:cs="Arial"/>
                 <w:color w:val="242424"/>
@@ -13932,7 +13887,7 @@
         </w:tc>
         <w:tc>
           <w:tcPr>
-            <w:tcW w:w="8455" w:type="dxa"/>
+            <w:tcW w:w="8456" w:type="dxa"/>
             <w:tcBorders>
               <w:top w:val="nil"/>
               <w:start w:val="nil"/>
@@ -13945,6 +13900,7 @@
               <w:pStyle w:val="xmsonormal"/>
               <w:widowControl/>
               <w:shd w:val="clear" w:color="auto" w:fill="FFFFFF"/>
+              <w:suppressAutoHyphens w:val="true"/>
               <w:spacing w:beforeAutospacing="0" w:before="0" w:afterAutospacing="0" w:after="120"/>
               <w:jc w:val="both"/>
               <w:rPr>
@@ -13982,7 +13938,7 @@
         <w:trPr/>
         <w:tc>
           <w:tcPr>
-            <w:tcW w:w="561" w:type="dxa"/>
+            <w:tcW w:w="560" w:type="dxa"/>
             <w:tcBorders>
               <w:top w:val="nil"/>
               <w:start w:val="nil"/>
@@ -13994,8 +13950,9 @@
             <w:pPr>
               <w:pStyle w:val="xmsonormal"/>
               <w:widowControl/>
+              <w:suppressAutoHyphens w:val="true"/>
               <w:spacing w:beforeAutospacing="0" w:before="0" w:afterAutospacing="0" w:after="120"/>
-              <w:jc w:val="right"/>
+              <w:jc w:val="end"/>
               <w:rPr>
                 <w:rFonts w:ascii="Arial" w:hAnsi="Arial" w:cs="Arial"/>
                 <w:color w:val="242424"/>
@@ -14018,7 +13975,7 @@
         </w:tc>
         <w:tc>
           <w:tcPr>
-            <w:tcW w:w="8455" w:type="dxa"/>
+            <w:tcW w:w="8456" w:type="dxa"/>
             <w:tcBorders>
               <w:top w:val="nil"/>
               <w:start w:val="nil"/>
@@ -14031,6 +13988,7 @@
               <w:pStyle w:val="xmsonormal"/>
               <w:widowControl/>
               <w:shd w:val="clear" w:color="auto" w:fill="FFFFFF"/>
+              <w:suppressAutoHyphens w:val="true"/>
               <w:spacing w:beforeAutospacing="0" w:before="0" w:afterAutospacing="0" w:after="120"/>
               <w:jc w:val="both"/>
               <w:rPr>
@@ -14057,7 +14015,7 @@
         <w:trPr/>
         <w:tc>
           <w:tcPr>
-            <w:tcW w:w="561" w:type="dxa"/>
+            <w:tcW w:w="560" w:type="dxa"/>
             <w:tcBorders>
               <w:top w:val="nil"/>
               <w:start w:val="nil"/>
@@ -14069,8 +14027,9 @@
             <w:pPr>
               <w:pStyle w:val="xmsonormal"/>
               <w:widowControl/>
+              <w:suppressAutoHyphens w:val="true"/>
               <w:spacing w:beforeAutospacing="0" w:before="0" w:afterAutospacing="0" w:after="120"/>
-              <w:jc w:val="right"/>
+              <w:jc w:val="end"/>
               <w:rPr>
                 <w:rFonts w:ascii="Arial" w:hAnsi="Arial" w:cs="Arial"/>
                 <w:color w:val="242424"/>
@@ -14093,7 +14052,7 @@
         </w:tc>
         <w:tc>
           <w:tcPr>
-            <w:tcW w:w="8455" w:type="dxa"/>
+            <w:tcW w:w="8456" w:type="dxa"/>
             <w:tcBorders>
               <w:top w:val="nil"/>
               <w:start w:val="nil"/>
@@ -14106,6 +14065,7 @@
               <w:pStyle w:val="xmsonormal"/>
               <w:widowControl/>
               <w:shd w:val="clear" w:color="auto" w:fill="FFFFFF"/>
+              <w:suppressAutoHyphens w:val="true"/>
               <w:spacing w:beforeAutospacing="0" w:before="0" w:afterAutospacing="0" w:after="120"/>
               <w:jc w:val="both"/>
               <w:rPr>
@@ -14143,7 +14103,7 @@
         <w:trPr/>
         <w:tc>
           <w:tcPr>
-            <w:tcW w:w="561" w:type="dxa"/>
+            <w:tcW w:w="560" w:type="dxa"/>
             <w:tcBorders>
               <w:top w:val="nil"/>
               <w:start w:val="nil"/>
@@ -14155,8 +14115,9 @@
             <w:pPr>
               <w:pStyle w:val="xmsonormal"/>
               <w:widowControl/>
+              <w:suppressAutoHyphens w:val="true"/>
               <w:spacing w:beforeAutospacing="0" w:before="0" w:afterAutospacing="0" w:after="120"/>
-              <w:jc w:val="right"/>
+              <w:jc w:val="end"/>
               <w:rPr>
                 <w:rFonts w:ascii="Arial" w:hAnsi="Arial" w:cs="Arial"/>
                 <w:color w:val="242424"/>
@@ -14179,7 +14140,7 @@
         </w:tc>
         <w:tc>
           <w:tcPr>
-            <w:tcW w:w="8455" w:type="dxa"/>
+            <w:tcW w:w="8456" w:type="dxa"/>
             <w:tcBorders>
               <w:top w:val="nil"/>
               <w:start w:val="nil"/>
@@ -14192,6 +14153,7 @@
               <w:pStyle w:val="xmsonormal"/>
               <w:widowControl/>
               <w:shd w:val="clear" w:color="auto" w:fill="FFFFFF"/>
+              <w:suppressAutoHyphens w:val="true"/>
               <w:spacing w:beforeAutospacing="0" w:before="0" w:afterAutospacing="0" w:after="120"/>
               <w:jc w:val="both"/>
               <w:rPr>
@@ -14229,7 +14191,7 @@
         <w:trPr/>
         <w:tc>
           <w:tcPr>
-            <w:tcW w:w="561" w:type="dxa"/>
+            <w:tcW w:w="560" w:type="dxa"/>
             <w:tcBorders>
               <w:top w:val="nil"/>
               <w:start w:val="nil"/>
@@ -14241,8 +14203,9 @@
             <w:pPr>
               <w:pStyle w:val="xmsonormal"/>
               <w:widowControl/>
+              <w:suppressAutoHyphens w:val="true"/>
               <w:spacing w:beforeAutospacing="0" w:before="0" w:afterAutospacing="0" w:after="120"/>
-              <w:jc w:val="right"/>
+              <w:jc w:val="end"/>
               <w:rPr>
                 <w:rFonts w:ascii="Arial" w:hAnsi="Arial" w:cs="Arial"/>
                 <w:color w:val="242424"/>
@@ -14265,7 +14228,7 @@
         </w:tc>
         <w:tc>
           <w:tcPr>
-            <w:tcW w:w="8455" w:type="dxa"/>
+            <w:tcW w:w="8456" w:type="dxa"/>
             <w:tcBorders>
               <w:top w:val="nil"/>
               <w:start w:val="nil"/>
@@ -14277,6 +14240,7 @@
             <w:pPr>
               <w:pStyle w:val="Normal"/>
               <w:widowControl/>
+              <w:suppressAutoHyphens w:val="true"/>
               <w:spacing w:lineRule="auto" w:line="240" w:before="0" w:after="120"/>
               <w:jc w:val="both"/>
               <w:rPr>
@@ -14313,7 +14277,7 @@
         <w:trPr/>
         <w:tc>
           <w:tcPr>
-            <w:tcW w:w="561" w:type="dxa"/>
+            <w:tcW w:w="560" w:type="dxa"/>
             <w:tcBorders>
               <w:top w:val="nil"/>
               <w:start w:val="nil"/>
@@ -14325,8 +14289,9 @@
             <w:pPr>
               <w:pStyle w:val="xmsonormal"/>
               <w:widowControl/>
+              <w:suppressAutoHyphens w:val="true"/>
               <w:spacing w:beforeAutospacing="0" w:before="0" w:afterAutospacing="0" w:after="120"/>
-              <w:jc w:val="right"/>
+              <w:jc w:val="end"/>
               <w:rPr>
                 <w:rFonts w:ascii="Arial" w:hAnsi="Arial" w:cs="Arial"/>
                 <w:color w:val="242424"/>
@@ -14349,7 +14314,7 @@
         </w:tc>
         <w:tc>
           <w:tcPr>
-            <w:tcW w:w="8455" w:type="dxa"/>
+            <w:tcW w:w="8456" w:type="dxa"/>
             <w:tcBorders>
               <w:top w:val="nil"/>
               <w:start w:val="nil"/>
@@ -14361,6 +14326,7 @@
             <w:pPr>
               <w:pStyle w:val="Normal"/>
               <w:widowControl/>
+              <w:suppressAutoHyphens w:val="true"/>
               <w:spacing w:lineRule="exact" w:line="240" w:before="0" w:after="120"/>
               <w:jc w:val="both"/>
               <w:rPr>
@@ -14385,7 +14351,7 @@
         <w:trPr/>
         <w:tc>
           <w:tcPr>
-            <w:tcW w:w="561" w:type="dxa"/>
+            <w:tcW w:w="560" w:type="dxa"/>
             <w:tcBorders>
               <w:top w:val="nil"/>
               <w:start w:val="nil"/>
@@ -14397,8 +14363,9 @@
             <w:pPr>
               <w:pStyle w:val="xmsonormal"/>
               <w:widowControl/>
+              <w:suppressAutoHyphens w:val="true"/>
               <w:spacing w:beforeAutospacing="0" w:before="0" w:afterAutospacing="0" w:after="120"/>
-              <w:jc w:val="right"/>
+              <w:jc w:val="end"/>
               <w:rPr>
                 <w:rFonts w:ascii="Arial" w:hAnsi="Arial" w:cs="Arial"/>
                 <w:color w:val="242424"/>
@@ -14421,7 +14388,7 @@
         </w:tc>
         <w:tc>
           <w:tcPr>
-            <w:tcW w:w="8455" w:type="dxa"/>
+            <w:tcW w:w="8456" w:type="dxa"/>
             <w:tcBorders>
               <w:top w:val="nil"/>
               <w:start w:val="nil"/>
@@ -14433,6 +14400,7 @@
             <w:pPr>
               <w:pStyle w:val="Normal"/>
               <w:widowControl/>
+              <w:suppressAutoHyphens w:val="true"/>
               <w:spacing w:lineRule="exact" w:line="240" w:before="0" w:after="120"/>
               <w:jc w:val="both"/>
               <w:rPr>
@@ -14457,7 +14425,7 @@
         <w:trPr/>
         <w:tc>
           <w:tcPr>
-            <w:tcW w:w="561" w:type="dxa"/>
+            <w:tcW w:w="560" w:type="dxa"/>
             <w:tcBorders>
               <w:top w:val="nil"/>
               <w:start w:val="nil"/>
@@ -14469,8 +14437,9 @@
             <w:pPr>
               <w:pStyle w:val="xmsonormal"/>
               <w:widowControl/>
+              <w:suppressAutoHyphens w:val="true"/>
               <w:spacing w:beforeAutospacing="0" w:before="0" w:afterAutospacing="0" w:after="120"/>
-              <w:jc w:val="right"/>
+              <w:jc w:val="end"/>
               <w:rPr>
                 <w:rFonts w:ascii="Arial" w:hAnsi="Arial" w:cs="Arial"/>
                 <w:color w:val="242424"/>
@@ -14493,7 +14462,7 @@
         </w:tc>
         <w:tc>
           <w:tcPr>
-            <w:tcW w:w="8455" w:type="dxa"/>
+            <w:tcW w:w="8456" w:type="dxa"/>
             <w:tcBorders>
               <w:top w:val="nil"/>
               <w:start w:val="nil"/>
@@ -14505,6 +14474,7 @@
             <w:pPr>
               <w:pStyle w:val="Normal"/>
               <w:widowControl/>
+              <w:suppressAutoHyphens w:val="true"/>
               <w:spacing w:lineRule="exact" w:line="240" w:before="0" w:after="120"/>
               <w:jc w:val="both"/>
               <w:rPr>
@@ -14977,7 +14947,7 @@
       <w:tblPr>
         <w:tblStyle w:val="TableGrid"/>
         <w:tblW w:w="9016" w:type="dxa"/>
-        <w:jc w:val="left"/>
+        <w:jc w:val="start"/>
         <w:tblInd w:w="0" w:type="dxa"/>
         <w:tblLayout w:type="fixed"/>
         <w:tblCellMar>
@@ -14989,14 +14959,14 @@
         <w:tblLook w:val="04a0" w:firstRow="1" w:noVBand="1" w:lastRow="0" w:firstColumn="1" w:lastColumn="0" w:noHBand="0"/>
       </w:tblPr>
       <w:tblGrid>
-        <w:gridCol w:w="561"/>
-        <w:gridCol w:w="8455"/>
+        <w:gridCol w:w="560"/>
+        <w:gridCol w:w="8456"/>
       </w:tblGrid>
       <w:tr>
         <w:trPr/>
         <w:tc>
           <w:tcPr>
-            <w:tcW w:w="561" w:type="dxa"/>
+            <w:tcW w:w="560" w:type="dxa"/>
             <w:tcBorders>
               <w:top w:val="nil"/>
               <w:start w:val="nil"/>
@@ -15008,8 +14978,9 @@
             <w:pPr>
               <w:pStyle w:val="xmsonormal"/>
               <w:widowControl/>
+              <w:suppressAutoHyphens w:val="true"/>
               <w:spacing w:beforeAutospacing="0" w:before="0" w:afterAutospacing="0" w:after="120"/>
-              <w:jc w:val="right"/>
+              <w:jc w:val="end"/>
               <w:rPr>
                 <w:rFonts w:ascii="Arial" w:hAnsi="Arial" w:cs="Arial"/>
                 <w:color w:val="242424"/>
@@ -15032,7 +15003,7 @@
         </w:tc>
         <w:tc>
           <w:tcPr>
-            <w:tcW w:w="8455" w:type="dxa"/>
+            <w:tcW w:w="8456" w:type="dxa"/>
             <w:tcBorders>
               <w:top w:val="nil"/>
               <w:start w:val="nil"/>
@@ -15045,6 +15016,7 @@
               <w:pStyle w:val="xmsonormal"/>
               <w:widowControl/>
               <w:shd w:val="clear" w:color="auto" w:fill="FFFFFF"/>
+              <w:suppressAutoHyphens w:val="true"/>
               <w:spacing w:beforeAutospacing="0" w:before="0" w:afterAutospacing="0" w:after="120"/>
               <w:jc w:val="both"/>
               <w:rPr>
@@ -15109,7 +15081,7 @@
         <w:trPr/>
         <w:tc>
           <w:tcPr>
-            <w:tcW w:w="561" w:type="dxa"/>
+            <w:tcW w:w="560" w:type="dxa"/>
             <w:tcBorders>
               <w:top w:val="nil"/>
               <w:start w:val="nil"/>
@@ -15121,8 +15093,9 @@
             <w:pPr>
               <w:pStyle w:val="xmsonormal"/>
               <w:widowControl/>
+              <w:suppressAutoHyphens w:val="true"/>
               <w:spacing w:beforeAutospacing="0" w:before="0" w:afterAutospacing="0" w:after="120"/>
-              <w:jc w:val="right"/>
+              <w:jc w:val="end"/>
               <w:rPr>
                 <w:rFonts w:ascii="Arial" w:hAnsi="Arial" w:cs="Arial"/>
                 <w:color w:val="242424"/>
@@ -15145,7 +15118,7 @@
         </w:tc>
         <w:tc>
           <w:tcPr>
-            <w:tcW w:w="8455" w:type="dxa"/>
+            <w:tcW w:w="8456" w:type="dxa"/>
             <w:tcBorders>
               <w:top w:val="nil"/>
               <w:start w:val="nil"/>
@@ -15158,6 +15131,7 @@
               <w:pStyle w:val="xmsonormal"/>
               <w:widowControl/>
               <w:shd w:val="clear" w:color="auto" w:fill="FFFFFF"/>
+              <w:suppressAutoHyphens w:val="true"/>
               <w:spacing w:beforeAutospacing="0" w:before="0" w:afterAutospacing="0" w:after="120"/>
               <w:jc w:val="both"/>
               <w:rPr>
@@ -15195,7 +15169,7 @@
         <w:trPr/>
         <w:tc>
           <w:tcPr>
-            <w:tcW w:w="561" w:type="dxa"/>
+            <w:tcW w:w="560" w:type="dxa"/>
             <w:tcBorders>
               <w:top w:val="nil"/>
               <w:start w:val="nil"/>
@@ -15207,8 +15181,9 @@
             <w:pPr>
               <w:pStyle w:val="xmsonormal"/>
               <w:widowControl/>
+              <w:suppressAutoHyphens w:val="true"/>
               <w:spacing w:beforeAutospacing="0" w:before="0" w:afterAutospacing="0" w:after="120"/>
-              <w:jc w:val="right"/>
+              <w:jc w:val="end"/>
               <w:rPr>
                 <w:rFonts w:ascii="Arial" w:hAnsi="Arial" w:cs="Arial"/>
                 <w:color w:val="242424"/>
@@ -15231,7 +15206,7 @@
         </w:tc>
         <w:tc>
           <w:tcPr>
-            <w:tcW w:w="8455" w:type="dxa"/>
+            <w:tcW w:w="8456" w:type="dxa"/>
             <w:tcBorders>
               <w:top w:val="nil"/>
               <w:start w:val="nil"/>
@@ -15244,6 +15219,7 @@
               <w:pStyle w:val="xmsonormal"/>
               <w:widowControl/>
               <w:shd w:val="clear" w:color="auto" w:fill="FFFFFF"/>
+              <w:suppressAutoHyphens w:val="true"/>
               <w:spacing w:beforeAutospacing="0" w:before="0" w:afterAutospacing="0" w:after="120"/>
               <w:jc w:val="both"/>
               <w:rPr>
@@ -15270,7 +15246,7 @@
         <w:trPr/>
         <w:tc>
           <w:tcPr>
-            <w:tcW w:w="561" w:type="dxa"/>
+            <w:tcW w:w="560" w:type="dxa"/>
             <w:tcBorders>
               <w:top w:val="nil"/>
               <w:start w:val="nil"/>
@@ -15282,8 +15258,9 @@
             <w:pPr>
               <w:pStyle w:val="xmsonormal"/>
               <w:widowControl/>
+              <w:suppressAutoHyphens w:val="true"/>
               <w:spacing w:beforeAutospacing="0" w:before="0" w:afterAutospacing="0" w:after="120"/>
-              <w:jc w:val="right"/>
+              <w:jc w:val="end"/>
               <w:rPr>
                 <w:rFonts w:ascii="Arial" w:hAnsi="Arial" w:cs="Arial"/>
                 <w:color w:val="242424"/>
@@ -15306,7 +15283,7 @@
         </w:tc>
         <w:tc>
           <w:tcPr>
-            <w:tcW w:w="8455" w:type="dxa"/>
+            <w:tcW w:w="8456" w:type="dxa"/>
             <w:tcBorders>
               <w:top w:val="nil"/>
               <w:start w:val="nil"/>
@@ -15319,6 +15296,7 @@
               <w:pStyle w:val="xmsonormal"/>
               <w:widowControl/>
               <w:shd w:val="clear" w:color="auto" w:fill="FFFFFF"/>
+              <w:suppressAutoHyphens w:val="true"/>
               <w:spacing w:beforeAutospacing="0" w:before="0" w:afterAutospacing="0" w:after="120"/>
               <w:jc w:val="both"/>
               <w:rPr>
@@ -15356,7 +15334,7 @@
         <w:trPr/>
         <w:tc>
           <w:tcPr>
-            <w:tcW w:w="561" w:type="dxa"/>
+            <w:tcW w:w="560" w:type="dxa"/>
             <w:tcBorders>
               <w:top w:val="nil"/>
               <w:start w:val="nil"/>
@@ -15368,8 +15346,9 @@
             <w:pPr>
               <w:pStyle w:val="xmsonormal"/>
               <w:widowControl/>
+              <w:suppressAutoHyphens w:val="true"/>
               <w:spacing w:beforeAutospacing="0" w:before="0" w:afterAutospacing="0" w:after="120"/>
-              <w:jc w:val="right"/>
+              <w:jc w:val="end"/>
               <w:rPr>
                 <w:rFonts w:ascii="Arial" w:hAnsi="Arial" w:cs="Arial"/>
                 <w:color w:val="242424"/>
@@ -15392,7 +15371,7 @@
         </w:tc>
         <w:tc>
           <w:tcPr>
-            <w:tcW w:w="8455" w:type="dxa"/>
+            <w:tcW w:w="8456" w:type="dxa"/>
             <w:tcBorders>
               <w:top w:val="nil"/>
               <w:start w:val="nil"/>
@@ -15405,6 +15384,7 @@
               <w:pStyle w:val="xmsonormal"/>
               <w:widowControl/>
               <w:shd w:val="clear" w:color="auto" w:fill="FFFFFF" w:themeFill="background1"/>
+              <w:suppressAutoHyphens w:val="true"/>
               <w:spacing w:beforeAutospacing="0" w:before="0" w:afterAutospacing="0" w:after="120"/>
               <w:jc w:val="both"/>
               <w:rPr>
@@ -15443,7 +15423,7 @@
         <w:trPr/>
         <w:tc>
           <w:tcPr>
-            <w:tcW w:w="561" w:type="dxa"/>
+            <w:tcW w:w="560" w:type="dxa"/>
             <w:tcBorders>
               <w:top w:val="nil"/>
               <w:start w:val="nil"/>
@@ -15455,8 +15435,9 @@
             <w:pPr>
               <w:pStyle w:val="xmsonormal"/>
               <w:widowControl/>
+              <w:suppressAutoHyphens w:val="true"/>
               <w:spacing w:beforeAutospacing="0" w:before="0" w:afterAutospacing="0" w:after="120"/>
-              <w:jc w:val="right"/>
+              <w:jc w:val="end"/>
               <w:rPr>
                 <w:rFonts w:ascii="Arial" w:hAnsi="Arial" w:cs="Arial"/>
                 <w:color w:val="242424"/>
@@ -15479,7 +15460,7 @@
         </w:tc>
         <w:tc>
           <w:tcPr>
-            <w:tcW w:w="8455" w:type="dxa"/>
+            <w:tcW w:w="8456" w:type="dxa"/>
             <w:tcBorders>
               <w:top w:val="nil"/>
               <w:start w:val="nil"/>
@@ -15491,6 +15472,7 @@
             <w:pPr>
               <w:pStyle w:val="Normal"/>
               <w:widowControl/>
+              <w:suppressAutoHyphens w:val="true"/>
               <w:spacing w:lineRule="auto" w:line="240" w:before="0" w:after="120"/>
               <w:jc w:val="both"/>
               <w:rPr>
@@ -15527,7 +15509,7 @@
         <w:trPr/>
         <w:tc>
           <w:tcPr>
-            <w:tcW w:w="561" w:type="dxa"/>
+            <w:tcW w:w="560" w:type="dxa"/>
             <w:tcBorders>
               <w:top w:val="nil"/>
               <w:start w:val="nil"/>
@@ -15539,8 +15521,9 @@
             <w:pPr>
               <w:pStyle w:val="xmsonormal"/>
               <w:widowControl/>
+              <w:suppressAutoHyphens w:val="true"/>
               <w:spacing w:beforeAutospacing="0" w:before="0" w:afterAutospacing="0" w:after="120"/>
-              <w:jc w:val="right"/>
+              <w:jc w:val="end"/>
               <w:rPr>
                 <w:rFonts w:ascii="Arial" w:hAnsi="Arial" w:cs="Arial"/>
                 <w:color w:val="242424"/>
@@ -15563,7 +15546,7 @@
         </w:tc>
         <w:tc>
           <w:tcPr>
-            <w:tcW w:w="8455" w:type="dxa"/>
+            <w:tcW w:w="8456" w:type="dxa"/>
             <w:tcBorders>
               <w:top w:val="nil"/>
               <w:start w:val="nil"/>
@@ -15575,6 +15558,7 @@
             <w:pPr>
               <w:pStyle w:val="Normal"/>
               <w:widowControl/>
+              <w:suppressAutoHyphens w:val="true"/>
               <w:spacing w:lineRule="exact" w:line="240" w:before="0" w:after="120"/>
               <w:jc w:val="both"/>
               <w:rPr>
@@ -17229,21 +17213,7 @@
           <w:rFonts w:cs="Arial" w:ascii="Arial" w:hAnsi="Arial"/>
           <w:lang w:val="es-ES"/>
         </w:rPr>
-        <w:t>El Prestamista tendrá derecho a resolver el Contrato en cualquier momento con al menos dos (2) meses de preaviso por escrito o mediante el área Personal, cuando concurran las circunstancias indicadas en la cláusula 18.1.</w:t>
-      </w:r>
-      <w:r>
-        <w:rPr>
-          <w:rFonts w:cs="Arial" w:ascii="Arial" w:hAnsi="Arial"/>
-          <w:lang w:val="es-ES"/>
-        </w:rPr>
-        <w:t xml:space="preserve"> i) a vii)</w:t>
-      </w:r>
-      <w:r>
-        <w:rPr>
-          <w:rFonts w:cs="Arial" w:ascii="Arial" w:hAnsi="Arial"/>
-          <w:lang w:val="es-ES"/>
-        </w:rPr>
-        <w:t>. En este caso, el Prestamista comunicará al Titular por escrito o a través de cualquier otro Soporte Duradero antes de la resolución, las razones de la resolución del Contrato antes de que ésta surta efecto.</w:t>
+        <w:t>El Prestamista tendrá derecho a resolver el Contrato en cualquier momento con al menos dos (2) meses de preaviso por escrito o mediante el área Personal, cuando concurran las circunstancias indicadas en la cláusula 18.1. i) a vii). En este caso, el Prestamista comunicará al Titular por escrito o a través de cualquier otro Soporte Duradero antes de la resolución, las razones de la resolución del Contrato antes de que ésta surta efecto.</w:t>
       </w:r>
     </w:p>
     <w:p>
@@ -18986,9 +18956,10 @@
     <w:rsid w:val="00cd6b0b"/>
     <w:pPr>
       <w:widowControl/>
+      <w:suppressAutoHyphens w:val="true"/>
       <w:bidi w:val="0"/>
       <w:spacing w:lineRule="auto" w:line="259" w:before="0" w:after="160"/>
-      <w:jc w:val="left"/>
+      <w:jc w:val="start"/>
     </w:pPr>
     <w:rPr>
       <w:rFonts w:ascii="Calibri" w:hAnsi="Calibri" w:eastAsia="Calibri" w:cs="" w:asciiTheme="minorHAnsi" w:cstheme="minorBidi" w:eastAsiaTheme="minorHAnsi" w:hAnsiTheme="minorHAnsi"/>
@@ -19137,14 +19108,21 @@
       <w:szCs w:val="20"/>
     </w:rPr>
   </w:style>
-  <w:style w:type="character" w:styleId="Style14">
-    <w:name w:val="Символ сноски"/>
+  <w:style w:type="character" w:styleId="user">
+    <w:name w:val="Символ сноски (user)"/>
     <w:basedOn w:val="DefaultParagraphFont"/>
     <w:uiPriority w:val="99"/>
     <w:semiHidden/>
     <w:unhideWhenUsed/>
     <w:qFormat/>
     <w:rsid w:val="00952aa3"/>
+    <w:rPr>
+      <w:vertAlign w:val="superscript"/>
+    </w:rPr>
+  </w:style>
+  <w:style w:type="character" w:styleId="Style14">
+    <w:name w:val="Символ сноски"/>
+    <w:qFormat/>
     <w:rPr>
       <w:vertAlign w:val="superscript"/>
     </w:rPr>
@@ -19264,6 +19242,32 @@
       <w:rFonts w:cs="Arial"/>
     </w:rPr>
   </w:style>
+  <w:style w:type="paragraph" w:styleId="user1">
+    <w:name w:val="Заголовок (user)"/>
+    <w:basedOn w:val="Normal"/>
+    <w:next w:val="BodyText"/>
+    <w:qFormat/>
+    <w:pPr>
+      <w:keepNext w:val="true"/>
+      <w:spacing w:before="240" w:after="120"/>
+    </w:pPr>
+    <w:rPr>
+      <w:rFonts w:ascii="Liberation Sans" w:hAnsi="Liberation Sans" w:eastAsia="Microsoft YaHei" w:cs="Arial"/>
+      <w:sz w:val="28"/>
+      <w:szCs w:val="28"/>
+    </w:rPr>
+  </w:style>
+  <w:style w:type="paragraph" w:styleId="user2">
+    <w:name w:val="Указатель (user)"/>
+    <w:basedOn w:val="Normal"/>
+    <w:qFormat/>
+    <w:pPr>
+      <w:suppressLineNumbers/>
+    </w:pPr>
+    <w:rPr>
+      <w:rFonts w:cs="Arial"/>
+    </w:rPr>
+  </w:style>
   <w:style w:type="paragraph" w:styleId="BalloonText">
     <w:name w:val="Balloon Text"/>
     <w:basedOn w:val="Normal"/>
@@ -19349,10 +19353,10 @@
     <w:rsid w:val="00e3743a"/>
     <w:pPr>
       <w:widowControl/>
-      <w:pBdr/>
+      <w:suppressAutoHyphens w:val="true"/>
       <w:bidi w:val="0"/>
       <w:spacing w:lineRule="auto" w:line="276" w:before="0" w:after="200"/>
-      <w:jc w:val="left"/>
+      <w:jc w:val="start"/>
     </w:pPr>
     <w:rPr>
       <w:rFonts w:ascii="Lucida Grande" w:hAnsi="Lucida Grande" w:eastAsia="ヒラギノ角ゴ Pro W3" w:cs="Times New Roman"/>
@@ -19372,9 +19376,10 @@
     <w:rsid w:val="006c6565"/>
     <w:pPr>
       <w:widowControl/>
+      <w:suppressAutoHyphens w:val="true"/>
       <w:bidi w:val="0"/>
       <w:spacing w:lineRule="auto" w:line="240" w:before="0" w:after="0"/>
-      <w:jc w:val="left"/>
+      <w:jc w:val="start"/>
     </w:pPr>
     <w:rPr>
       <w:rFonts w:ascii="Calibri" w:hAnsi="Calibri" w:eastAsia="Calibri" w:cs="" w:asciiTheme="minorHAnsi" w:cstheme="minorBidi" w:eastAsiaTheme="minorHAnsi" w:hAnsiTheme="minorHAnsi"/>
@@ -19384,6 +19389,13 @@
       <w:szCs w:val="22"/>
       <w:lang w:val="en-GB" w:eastAsia="en-US" w:bidi="ar-SA"/>
     </w:rPr>
+  </w:style>
+  <w:style w:type="paragraph" w:styleId="user3">
+    <w:name w:val="Колонтитулы (user)"/>
+    <w:basedOn w:val="Normal"/>
+    <w:qFormat/>
+    <w:pPr/>
+    <w:rPr/>
   </w:style>
   <w:style w:type="paragraph" w:styleId="Style17">
     <w:name w:val="Колонтитулы"/>
@@ -19513,8 +19525,8 @@
       <w:szCs w:val="20"/>
     </w:rPr>
   </w:style>
-  <w:style w:type="numbering" w:styleId="Style18" w:default="1">
-    <w:name w:val="Без списка"/>
+  <w:style w:type="numbering" w:styleId="user4" w:default="1">
+    <w:name w:val="Без списка (user)"/>
     <w:uiPriority w:val="99"/>
     <w:semiHidden/>
     <w:unhideWhenUsed/>

--- a/template/agreement/terms_and_conditions_turron_document.docx
+++ b/template/agreement/terms_and_conditions_turron_document.docx
@@ -1201,7 +1201,18 @@
           <w:shd w:fill="auto" w:val="clear"/>
           <w:lang w:val="es-ES"/>
         </w:rPr>
-        <w:t>primer vencimiento impagado.</w:t>
+        <w:t>primer vencimiento impagado</w:t>
+      </w:r>
+      <w:r>
+        <w:rPr>
+          <w:rFonts w:eastAsia="Arial" w:cs="Arial" w:ascii="Arial" w:hAnsi="Arial"/>
+          <w:b/>
+          <w:bCs/>
+          <w:color w:val="3F3F46"/>
+          <w:shd w:fill="auto" w:val="clear"/>
+          <w:lang w:val="es-ES"/>
+        </w:rPr>
+        <w:t>.</w:t>
       </w:r>
     </w:p>
     <w:p>
@@ -2025,7 +2036,7 @@
           <w:bCs/>
           <w:lang w:val="es-ES"/>
         </w:rPr>
-        <w:t>&lt;$productSettings.tinPercent&gt;</w:t>
+        <w:t>«0%»</w:t>
       </w:r>
       <w:r>
         <w:rPr>
@@ -2036,15 +2047,6 @@
         </w:rPr>
         <w:fldChar w:fldCharType="end"/>
       </w:r>
-      <w:r>
-        <w:rPr>
-          <w:rFonts w:cs="Arial" w:ascii="Arial" w:hAnsi="Arial"/>
-          <w:b/>
-          <w:bCs/>
-          <w:lang w:val="es-ES"/>
-        </w:rPr>
-        <w:t xml:space="preserve"> %</w:t>
-      </w:r>
     </w:p>
     <w:p>
       <w:pPr>
@@ -2083,7 +2085,21 @@
           <w:rFonts w:cs="Arial" w:ascii="Arial" w:hAnsi="Arial"/>
           <w:lang w:val="es-ES"/>
         </w:rPr>
-        <w:t>En caso de impago de las obligaciones asumidas en el presente Contrato, el Titular perderá la exención de pago de intereses, por lo que La cantidad total dispuesta devengará un interés</w:t>
+        <w:t>En caso de impago de las obligaciones asumidas en el presente Contrato, el Titular perderá la exención de pago de intereses, por lo que La cantidad tota</w:t>
+      </w:r>
+      <w:r>
+        <w:rPr>
+          <w:rFonts w:cs="Arial" w:ascii="Arial" w:hAnsi="Arial"/>
+          <w:lang w:val="es-ES"/>
+        </w:rPr>
+        <w:t>l</w:t>
+      </w:r>
+      <w:r>
+        <w:rPr>
+          <w:rFonts w:cs="Arial" w:ascii="Arial" w:hAnsi="Arial"/>
+          <w:lang w:val="es-ES"/>
+        </w:rPr>
+        <w:t xml:space="preserve"> dispuesta devengará un interés</w:t>
       </w:r>
       <w:r>
         <w:rPr>
@@ -2700,12 +2716,21 @@
       </w:r>
       <w:r>
         <w:rPr>
+          <w:rFonts w:eastAsia="Calibri" w:cs="Arial" w:ascii="Arial" w:hAnsi="Arial" w:eastAsiaTheme="minorHAnsi"/>
+          <w:sz w:val="22"/>
+          <w:szCs w:val="22"/>
+          <w:lang w:eastAsia="en-US"/>
+        </w:rPr>
+        <w:fldChar w:fldCharType="begin"/>
+      </w:r>
+      <w:r>
+        <w:rPr>
           <w:rFonts w:eastAsia="Calibri" w:cs="Arial" w:ascii="Arial" w:hAnsi="Arial"/>
           <w:sz w:val="22"/>
           <w:szCs w:val="22"/>
           <w:lang w:eastAsia="en-US"/>
         </w:rPr>
-        <w:fldChar w:fldCharType="begin"/>
+        <w:instrText xml:space="preserve"> MERGEFIELD $productSettings.dueDateDay </w:instrText>
       </w:r>
       <w:r>
         <w:rPr>
@@ -2714,7 +2739,7 @@
           <w:szCs w:val="22"/>
           <w:lang w:eastAsia="en-US"/>
         </w:rPr>
-        <w:instrText xml:space="preserve"> MERGEFIELD $productSettings.dueDateDay </w:instrText>
+        <w:fldChar w:fldCharType="separate"/>
       </w:r>
       <w:r>
         <w:rPr>
@@ -2723,7 +2748,7 @@
           <w:szCs w:val="22"/>
           <w:lang w:eastAsia="en-US"/>
         </w:rPr>
-        <w:fldChar w:fldCharType="separate"/>
+        <w:t>«$productSettings.dueDateDay»</w:t>
       </w:r>
       <w:r>
         <w:rPr>
@@ -2732,15 +2757,6 @@
           <w:szCs w:val="22"/>
           <w:lang w:eastAsia="en-US"/>
         </w:rPr>
-        <w:t>«$productSettings.dueDateDay»</w:t>
-      </w:r>
-      <w:r>
-        <w:rPr>
-          <w:rFonts w:eastAsia="Calibri" w:cs="Arial" w:ascii="Arial" w:hAnsi="Arial"/>
-          <w:sz w:val="22"/>
-          <w:szCs w:val="22"/>
-          <w:lang w:eastAsia="en-US"/>
-        </w:rPr>
         <w:fldChar w:fldCharType="end"/>
       </w:r>
       <w:r>
@@ -2754,7 +2770,7 @@
       </w:r>
       <w:r>
         <w:rPr>
-          <w:rFonts w:eastAsia="Calibri" w:cs="Arial" w:ascii="Arial" w:hAnsi="Arial"/>
+          <w:rFonts w:eastAsia="Calibri" w:cs="Arial" w:ascii="Arial" w:hAnsi="Arial" w:eastAsiaTheme="minorHAnsi"/>
           <w:sz w:val="22"/>
           <w:szCs w:val="22"/>
           <w:lang w:eastAsia="en-US"/>
@@ -4222,7 +4238,7 @@
       <w:tblPr>
         <w:tblStyle w:val="TableGrid"/>
         <w:tblW w:w="9067" w:type="dxa"/>
-        <w:jc w:val="start"/>
+        <w:jc w:val="left"/>
         <w:tblInd w:w="0" w:type="dxa"/>
         <w:tblLayout w:type="fixed"/>
         <w:tblCellMar>
@@ -4234,8 +4250,8 @@
         <w:tblLook w:val="04a0" w:firstRow="1" w:noVBand="1" w:lastRow="0" w:firstColumn="1" w:lastColumn="0" w:noHBand="0"/>
       </w:tblPr>
       <w:tblGrid>
-        <w:gridCol w:w="283"/>
-        <w:gridCol w:w="8784"/>
+        <w:gridCol w:w="284"/>
+        <w:gridCol w:w="8783"/>
       </w:tblGrid>
       <w:tr>
         <w:trPr>
@@ -4243,7 +4259,7 @@
         </w:trPr>
         <w:tc>
           <w:tcPr>
-            <w:tcW w:w="283" w:type="dxa"/>
+            <w:tcW w:w="284" w:type="dxa"/>
             <w:tcBorders>
               <w:top w:val="nil"/>
               <w:start w:val="nil"/>
@@ -4255,9 +4271,8 @@
             <w:pPr>
               <w:pStyle w:val="Normal"/>
               <w:widowControl/>
-              <w:suppressAutoHyphens w:val="true"/>
               <w:spacing w:lineRule="exact" w:line="240" w:before="0" w:after="100"/>
-              <w:jc w:val="end"/>
+              <w:jc w:val="right"/>
               <w:rPr>
                 <w:rFonts w:ascii="Arial" w:hAnsi="Arial" w:cs="Arial"/>
                 <w:lang w:val="es-ES"/>
@@ -4277,7 +4292,7 @@
         </w:tc>
         <w:tc>
           <w:tcPr>
-            <w:tcW w:w="8784" w:type="dxa"/>
+            <w:tcW w:w="8783" w:type="dxa"/>
             <w:tcBorders>
               <w:top w:val="nil"/>
               <w:start w:val="nil"/>
@@ -4293,7 +4308,6 @@
             <w:pPr>
               <w:pStyle w:val="Normal"/>
               <w:widowControl/>
-              <w:suppressAutoHyphens w:val="true"/>
               <w:spacing w:lineRule="exact" w:line="240" w:before="0" w:after="100"/>
               <w:jc w:val="both"/>
               <w:rPr>
@@ -4364,7 +4378,7 @@
         </w:trPr>
         <w:tc>
           <w:tcPr>
-            <w:tcW w:w="283" w:type="dxa"/>
+            <w:tcW w:w="284" w:type="dxa"/>
             <w:tcBorders>
               <w:top w:val="nil"/>
               <w:start w:val="nil"/>
@@ -4376,9 +4390,8 @@
             <w:pPr>
               <w:pStyle w:val="Normal"/>
               <w:widowControl/>
-              <w:suppressAutoHyphens w:val="true"/>
               <w:spacing w:lineRule="exact" w:line="240" w:before="0" w:after="100"/>
-              <w:jc w:val="end"/>
+              <w:jc w:val="right"/>
               <w:rPr>
                 <w:rFonts w:ascii="Arial" w:hAnsi="Arial" w:cs="Arial"/>
                 <w:lang w:val="es-ES"/>
@@ -4398,7 +4411,7 @@
         </w:tc>
         <w:tc>
           <w:tcPr>
-            <w:tcW w:w="8784" w:type="dxa"/>
+            <w:tcW w:w="8783" w:type="dxa"/>
             <w:tcBorders>
               <w:top w:val="nil"/>
               <w:start w:val="nil"/>
@@ -4414,7 +4427,6 @@
             <w:pPr>
               <w:pStyle w:val="Normal"/>
               <w:widowControl/>
-              <w:suppressAutoHyphens w:val="true"/>
               <w:spacing w:lineRule="exact" w:line="240" w:before="0" w:after="100"/>
               <w:jc w:val="both"/>
               <w:rPr>
@@ -4465,7 +4477,7 @@
         </w:trPr>
         <w:tc>
           <w:tcPr>
-            <w:tcW w:w="283" w:type="dxa"/>
+            <w:tcW w:w="284" w:type="dxa"/>
             <w:tcBorders>
               <w:top w:val="nil"/>
               <w:start w:val="nil"/>
@@ -4477,9 +4489,8 @@
             <w:pPr>
               <w:pStyle w:val="Normal"/>
               <w:widowControl/>
-              <w:suppressAutoHyphens w:val="true"/>
               <w:spacing w:lineRule="exact" w:line="240" w:before="0" w:after="100"/>
-              <w:jc w:val="end"/>
+              <w:jc w:val="right"/>
               <w:rPr>
                 <w:rFonts w:ascii="Arial" w:hAnsi="Arial" w:cs="Arial"/>
                 <w:lang w:val="es-ES"/>
@@ -4499,7 +4510,7 @@
         </w:tc>
         <w:tc>
           <w:tcPr>
-            <w:tcW w:w="8784" w:type="dxa"/>
+            <w:tcW w:w="8783" w:type="dxa"/>
             <w:tcBorders>
               <w:top w:val="nil"/>
               <w:start w:val="nil"/>
@@ -4515,7 +4526,6 @@
             <w:pPr>
               <w:pStyle w:val="Normal"/>
               <w:widowControl/>
-              <w:suppressAutoHyphens w:val="true"/>
               <w:spacing w:lineRule="exact" w:line="240" w:before="0" w:after="100"/>
               <w:jc w:val="both"/>
               <w:rPr>
@@ -4584,7 +4594,7 @@
         <w:trPr/>
         <w:tc>
           <w:tcPr>
-            <w:tcW w:w="283" w:type="dxa"/>
+            <w:tcW w:w="284" w:type="dxa"/>
             <w:tcBorders>
               <w:top w:val="nil"/>
               <w:start w:val="nil"/>
@@ -4596,9 +4606,8 @@
             <w:pPr>
               <w:pStyle w:val="Normal"/>
               <w:widowControl/>
-              <w:suppressAutoHyphens w:val="true"/>
               <w:spacing w:lineRule="exact" w:line="240" w:before="0" w:after="100"/>
-              <w:jc w:val="end"/>
+              <w:jc w:val="right"/>
               <w:rPr>
                 <w:rFonts w:ascii="Arial" w:hAnsi="Arial" w:cs="Arial"/>
                 <w:lang w:val="es-ES"/>
@@ -4618,7 +4627,7 @@
         </w:tc>
         <w:tc>
           <w:tcPr>
-            <w:tcW w:w="8784" w:type="dxa"/>
+            <w:tcW w:w="8783" w:type="dxa"/>
             <w:tcBorders>
               <w:top w:val="nil"/>
               <w:start w:val="nil"/>
@@ -4634,7 +4643,6 @@
             <w:pPr>
               <w:pStyle w:val="Normal"/>
               <w:widowControl/>
-              <w:suppressAutoHyphens w:val="true"/>
               <w:spacing w:lineRule="exact" w:line="240" w:before="0" w:after="100"/>
               <w:jc w:val="both"/>
               <w:rPr>
@@ -4681,7 +4689,7 @@
         <w:trPr/>
         <w:tc>
           <w:tcPr>
-            <w:tcW w:w="283" w:type="dxa"/>
+            <w:tcW w:w="284" w:type="dxa"/>
             <w:tcBorders>
               <w:top w:val="nil"/>
               <w:start w:val="nil"/>
@@ -4692,9 +4700,8 @@
             <w:pPr>
               <w:pStyle w:val="Normal"/>
               <w:widowControl/>
-              <w:suppressAutoHyphens w:val="true"/>
               <w:spacing w:lineRule="exact" w:line="240" w:before="0" w:after="100"/>
-              <w:jc w:val="end"/>
+              <w:jc w:val="right"/>
               <w:rPr>
                 <w:rFonts w:ascii="Arial" w:hAnsi="Arial" w:cs="Arial"/>
                 <w:lang w:val="es-ES"/>
@@ -4714,7 +4721,7 @@
         </w:tc>
         <w:tc>
           <w:tcPr>
-            <w:tcW w:w="8784" w:type="dxa"/>
+            <w:tcW w:w="8783" w:type="dxa"/>
             <w:tcBorders>
               <w:top w:val="nil"/>
               <w:bottom w:val="nil"/>
@@ -4729,7 +4736,6 @@
             <w:pPr>
               <w:pStyle w:val="Normal"/>
               <w:widowControl/>
-              <w:suppressAutoHyphens w:val="true"/>
               <w:spacing w:lineRule="exact" w:line="240" w:before="0" w:after="100"/>
               <w:jc w:val="both"/>
               <w:rPr>
@@ -4770,7 +4776,7 @@
         <w:trPr/>
         <w:tc>
           <w:tcPr>
-            <w:tcW w:w="283" w:type="dxa"/>
+            <w:tcW w:w="284" w:type="dxa"/>
             <w:tcBorders>
               <w:top w:val="nil"/>
               <w:start w:val="nil"/>
@@ -4782,7 +4788,6 @@
             <w:pPr>
               <w:pStyle w:val="Normal"/>
               <w:widowControl/>
-              <w:suppressAutoHyphens w:val="true"/>
               <w:spacing w:lineRule="exact" w:line="240" w:before="0" w:after="100"/>
               <w:jc w:val="center"/>
               <w:rPr>
@@ -4804,7 +4809,7 @@
         </w:tc>
         <w:tc>
           <w:tcPr>
-            <w:tcW w:w="8784" w:type="dxa"/>
+            <w:tcW w:w="8783" w:type="dxa"/>
             <w:tcBorders>
               <w:top w:val="nil"/>
               <w:start w:val="nil"/>
@@ -4820,7 +4825,6 @@
             <w:pPr>
               <w:pStyle w:val="Normal"/>
               <w:widowControl/>
-              <w:suppressAutoHyphens w:val="true"/>
               <w:spacing w:lineRule="exact" w:line="240" w:before="0" w:after="100"/>
               <w:jc w:val="both"/>
               <w:rPr>
@@ -4867,7 +4871,7 @@
         <w:trPr/>
         <w:tc>
           <w:tcPr>
-            <w:tcW w:w="283" w:type="dxa"/>
+            <w:tcW w:w="284" w:type="dxa"/>
             <w:tcBorders>
               <w:top w:val="nil"/>
               <w:start w:val="nil"/>
@@ -4879,9 +4883,8 @@
             <w:pPr>
               <w:pStyle w:val="Normal"/>
               <w:widowControl/>
-              <w:suppressAutoHyphens w:val="true"/>
               <w:spacing w:lineRule="exact" w:line="240" w:before="0" w:after="100"/>
-              <w:jc w:val="end"/>
+              <w:jc w:val="right"/>
               <w:rPr>
                 <w:rFonts w:ascii="Arial" w:hAnsi="Arial" w:cs="Arial"/>
                 <w:lang w:val="es-ES"/>
@@ -4901,7 +4904,7 @@
         </w:tc>
         <w:tc>
           <w:tcPr>
-            <w:tcW w:w="8784" w:type="dxa"/>
+            <w:tcW w:w="8783" w:type="dxa"/>
             <w:tcBorders>
               <w:top w:val="nil"/>
               <w:start w:val="nil"/>
@@ -4917,7 +4920,6 @@
             <w:pPr>
               <w:pStyle w:val="Normal"/>
               <w:widowControl/>
-              <w:suppressAutoHyphens w:val="true"/>
               <w:spacing w:lineRule="exact" w:line="240" w:before="0" w:after="100"/>
               <w:jc w:val="both"/>
               <w:rPr>
@@ -4964,7 +4966,7 @@
         <w:trPr/>
         <w:tc>
           <w:tcPr>
-            <w:tcW w:w="283" w:type="dxa"/>
+            <w:tcW w:w="284" w:type="dxa"/>
             <w:tcBorders>
               <w:top w:val="nil"/>
               <w:start w:val="nil"/>
@@ -4976,9 +4978,8 @@
             <w:pPr>
               <w:pStyle w:val="Normal"/>
               <w:widowControl/>
-              <w:suppressAutoHyphens w:val="true"/>
               <w:spacing w:lineRule="exact" w:line="240" w:before="0" w:after="100"/>
-              <w:jc w:val="end"/>
+              <w:jc w:val="right"/>
               <w:rPr>
                 <w:rFonts w:ascii="Arial" w:hAnsi="Arial" w:cs="Arial"/>
                 <w:lang w:val="es-ES"/>
@@ -4998,7 +4999,7 @@
         </w:tc>
         <w:tc>
           <w:tcPr>
-            <w:tcW w:w="8784" w:type="dxa"/>
+            <w:tcW w:w="8783" w:type="dxa"/>
             <w:tcBorders>
               <w:top w:val="nil"/>
               <w:start w:val="nil"/>
@@ -5014,7 +5015,6 @@
             <w:pPr>
               <w:pStyle w:val="Normal"/>
               <w:widowControl/>
-              <w:suppressAutoHyphens w:val="true"/>
               <w:spacing w:lineRule="exact" w:line="240" w:before="0" w:after="100"/>
               <w:jc w:val="both"/>
               <w:rPr>
@@ -5061,7 +5061,7 @@
         <w:trPr/>
         <w:tc>
           <w:tcPr>
-            <w:tcW w:w="283" w:type="dxa"/>
+            <w:tcW w:w="284" w:type="dxa"/>
             <w:tcBorders>
               <w:top w:val="nil"/>
               <w:start w:val="nil"/>
@@ -5073,9 +5073,8 @@
             <w:pPr>
               <w:pStyle w:val="Normal"/>
               <w:widowControl/>
-              <w:suppressAutoHyphens w:val="true"/>
               <w:spacing w:lineRule="exact" w:line="240" w:before="0" w:after="100"/>
-              <w:jc w:val="end"/>
+              <w:jc w:val="right"/>
               <w:rPr>
                 <w:rFonts w:ascii="Arial" w:hAnsi="Arial" w:cs="Arial"/>
                 <w:lang w:val="es-ES"/>
@@ -5095,7 +5094,7 @@
         </w:tc>
         <w:tc>
           <w:tcPr>
-            <w:tcW w:w="8784" w:type="dxa"/>
+            <w:tcW w:w="8783" w:type="dxa"/>
             <w:tcBorders>
               <w:top w:val="nil"/>
               <w:start w:val="nil"/>
@@ -5111,7 +5110,6 @@
             <w:pPr>
               <w:pStyle w:val="Normal"/>
               <w:widowControl/>
-              <w:suppressAutoHyphens w:val="true"/>
               <w:spacing w:lineRule="exact" w:line="240" w:before="0" w:after="100"/>
               <w:jc w:val="both"/>
               <w:rPr>
@@ -5158,7 +5156,7 @@
         <w:trPr/>
         <w:tc>
           <w:tcPr>
-            <w:tcW w:w="283" w:type="dxa"/>
+            <w:tcW w:w="284" w:type="dxa"/>
             <w:tcBorders>
               <w:top w:val="nil"/>
               <w:start w:val="nil"/>
@@ -5170,9 +5168,8 @@
             <w:pPr>
               <w:pStyle w:val="Normal"/>
               <w:widowControl/>
-              <w:suppressAutoHyphens w:val="true"/>
               <w:spacing w:lineRule="exact" w:line="240" w:before="0" w:after="100"/>
-              <w:jc w:val="end"/>
+              <w:jc w:val="right"/>
               <w:rPr>
                 <w:rFonts w:ascii="Arial" w:hAnsi="Arial" w:cs="Arial"/>
                 <w:lang w:val="ru-RU"/>
@@ -5202,7 +5199,7 @@
         </w:tc>
         <w:tc>
           <w:tcPr>
-            <w:tcW w:w="8784" w:type="dxa"/>
+            <w:tcW w:w="8783" w:type="dxa"/>
             <w:tcBorders>
               <w:top w:val="nil"/>
               <w:start w:val="nil"/>
@@ -5218,7 +5215,6 @@
             <w:pPr>
               <w:pStyle w:val="Normal"/>
               <w:widowControl/>
-              <w:suppressAutoHyphens w:val="true"/>
               <w:spacing w:lineRule="exact" w:line="240" w:before="0" w:after="100"/>
               <w:jc w:val="both"/>
               <w:rPr>
@@ -5267,7 +5263,7 @@
         <w:trPr/>
         <w:tc>
           <w:tcPr>
-            <w:tcW w:w="283" w:type="dxa"/>
+            <w:tcW w:w="284" w:type="dxa"/>
             <w:tcBorders>
               <w:top w:val="nil"/>
               <w:start w:val="nil"/>
@@ -5279,9 +5275,8 @@
             <w:pPr>
               <w:pStyle w:val="Normal"/>
               <w:widowControl/>
-              <w:suppressAutoHyphens w:val="true"/>
               <w:spacing w:lineRule="exact" w:line="240" w:before="0" w:after="100"/>
-              <w:jc w:val="end"/>
+              <w:jc w:val="right"/>
               <w:rPr>
                 <w:rFonts w:ascii="Arial" w:hAnsi="Arial" w:cs="Arial"/>
                 <w:lang w:val="es-ES"/>
@@ -5301,7 +5296,7 @@
         </w:tc>
         <w:tc>
           <w:tcPr>
-            <w:tcW w:w="8784" w:type="dxa"/>
+            <w:tcW w:w="8783" w:type="dxa"/>
             <w:tcBorders>
               <w:top w:val="nil"/>
               <w:start w:val="nil"/>
@@ -5317,7 +5312,6 @@
             <w:pPr>
               <w:pStyle w:val="Normal"/>
               <w:widowControl/>
-              <w:suppressAutoHyphens w:val="true"/>
               <w:spacing w:lineRule="exact" w:line="240" w:before="0" w:after="100"/>
               <w:jc w:val="both"/>
               <w:rPr>
@@ -5364,7 +5358,7 @@
         <w:trPr/>
         <w:tc>
           <w:tcPr>
-            <w:tcW w:w="283" w:type="dxa"/>
+            <w:tcW w:w="284" w:type="dxa"/>
             <w:tcBorders>
               <w:top w:val="nil"/>
               <w:start w:val="nil"/>
@@ -5376,9 +5370,8 @@
             <w:pPr>
               <w:pStyle w:val="Normal"/>
               <w:widowControl/>
-              <w:suppressAutoHyphens w:val="true"/>
               <w:spacing w:lineRule="exact" w:line="240" w:before="0" w:after="100"/>
-              <w:jc w:val="end"/>
+              <w:jc w:val="right"/>
               <w:rPr>
                 <w:rFonts w:ascii="Arial" w:hAnsi="Arial" w:cs="Arial"/>
                 <w:lang w:val="es-ES"/>
@@ -5398,7 +5391,7 @@
         </w:tc>
         <w:tc>
           <w:tcPr>
-            <w:tcW w:w="8784" w:type="dxa"/>
+            <w:tcW w:w="8783" w:type="dxa"/>
             <w:tcBorders>
               <w:top w:val="nil"/>
               <w:start w:val="nil"/>
@@ -5414,7 +5407,6 @@
             <w:pPr>
               <w:pStyle w:val="Normal"/>
               <w:widowControl/>
-              <w:suppressAutoHyphens w:val="true"/>
               <w:spacing w:lineRule="exact" w:line="240" w:before="0" w:after="100"/>
               <w:jc w:val="both"/>
               <w:rPr>
@@ -5461,7 +5453,7 @@
         <w:trPr/>
         <w:tc>
           <w:tcPr>
-            <w:tcW w:w="283" w:type="dxa"/>
+            <w:tcW w:w="284" w:type="dxa"/>
             <w:tcBorders>
               <w:top w:val="nil"/>
               <w:start w:val="nil"/>
@@ -5473,9 +5465,8 @@
             <w:pPr>
               <w:pStyle w:val="Normal"/>
               <w:widowControl/>
-              <w:suppressAutoHyphens w:val="true"/>
               <w:spacing w:lineRule="exact" w:line="240" w:before="0" w:after="100"/>
-              <w:jc w:val="end"/>
+              <w:jc w:val="right"/>
               <w:rPr>
                 <w:rFonts w:ascii="Arial" w:hAnsi="Arial" w:cs="Arial"/>
                 <w:lang w:val="es-ES"/>
@@ -5495,7 +5486,7 @@
         </w:tc>
         <w:tc>
           <w:tcPr>
-            <w:tcW w:w="8784" w:type="dxa"/>
+            <w:tcW w:w="8783" w:type="dxa"/>
             <w:tcBorders>
               <w:top w:val="nil"/>
               <w:start w:val="nil"/>
@@ -5511,7 +5502,6 @@
             <w:pPr>
               <w:pStyle w:val="Normal"/>
               <w:widowControl/>
-              <w:suppressAutoHyphens w:val="true"/>
               <w:spacing w:lineRule="exact" w:line="240" w:before="0" w:after="100"/>
               <w:jc w:val="both"/>
               <w:rPr>
@@ -5560,7 +5550,7 @@
         <w:trPr/>
         <w:tc>
           <w:tcPr>
-            <w:tcW w:w="283" w:type="dxa"/>
+            <w:tcW w:w="284" w:type="dxa"/>
             <w:tcBorders>
               <w:top w:val="nil"/>
               <w:start w:val="nil"/>
@@ -5572,9 +5562,8 @@
             <w:pPr>
               <w:pStyle w:val="Normal"/>
               <w:widowControl/>
-              <w:suppressAutoHyphens w:val="true"/>
               <w:spacing w:lineRule="exact" w:line="240" w:before="0" w:after="100"/>
-              <w:jc w:val="end"/>
+              <w:jc w:val="right"/>
               <w:rPr>
                 <w:rFonts w:ascii="Arial" w:hAnsi="Arial" w:cs="Arial"/>
                 <w:lang w:val="es-ES"/>
@@ -5594,7 +5583,7 @@
         </w:tc>
         <w:tc>
           <w:tcPr>
-            <w:tcW w:w="8784" w:type="dxa"/>
+            <w:tcW w:w="8783" w:type="dxa"/>
             <w:tcBorders>
               <w:top w:val="nil"/>
               <w:start w:val="nil"/>
@@ -5610,7 +5599,6 @@
             <w:pPr>
               <w:pStyle w:val="Normal"/>
               <w:widowControl/>
-              <w:suppressAutoHyphens w:val="true"/>
               <w:spacing w:lineRule="exact" w:line="240" w:before="0" w:after="100"/>
               <w:jc w:val="both"/>
               <w:rPr>
@@ -5657,7 +5645,7 @@
         <w:trPr/>
         <w:tc>
           <w:tcPr>
-            <w:tcW w:w="283" w:type="dxa"/>
+            <w:tcW w:w="284" w:type="dxa"/>
             <w:tcBorders>
               <w:top w:val="nil"/>
               <w:start w:val="nil"/>
@@ -5669,9 +5657,8 @@
             <w:pPr>
               <w:pStyle w:val="Normal"/>
               <w:widowControl/>
-              <w:suppressAutoHyphens w:val="true"/>
               <w:spacing w:lineRule="exact" w:line="240" w:before="0" w:after="100"/>
-              <w:jc w:val="end"/>
+              <w:jc w:val="right"/>
               <w:rPr>
                 <w:rFonts w:ascii="Arial" w:hAnsi="Arial" w:cs="Arial"/>
                 <w:lang w:val="es-ES"/>
@@ -5691,7 +5678,7 @@
         </w:tc>
         <w:tc>
           <w:tcPr>
-            <w:tcW w:w="8784" w:type="dxa"/>
+            <w:tcW w:w="8783" w:type="dxa"/>
             <w:tcBorders>
               <w:top w:val="nil"/>
               <w:start w:val="nil"/>
@@ -5707,7 +5694,6 @@
             <w:pPr>
               <w:pStyle w:val="Normal"/>
               <w:widowControl/>
-              <w:suppressAutoHyphens w:val="true"/>
               <w:spacing w:lineRule="exact" w:line="240" w:before="0" w:after="100"/>
               <w:jc w:val="both"/>
               <w:rPr>
@@ -5814,7 +5800,7 @@
         <w:trPr/>
         <w:tc>
           <w:tcPr>
-            <w:tcW w:w="283" w:type="dxa"/>
+            <w:tcW w:w="284" w:type="dxa"/>
             <w:tcBorders>
               <w:top w:val="nil"/>
               <w:start w:val="nil"/>
@@ -5826,9 +5812,8 @@
             <w:pPr>
               <w:pStyle w:val="Normal"/>
               <w:widowControl/>
-              <w:suppressAutoHyphens w:val="true"/>
               <w:spacing w:lineRule="exact" w:line="240" w:before="0" w:after="100"/>
-              <w:jc w:val="end"/>
+              <w:jc w:val="right"/>
               <w:rPr>
                 <w:rFonts w:ascii="Arial" w:hAnsi="Arial" w:cs="Arial"/>
                 <w:lang w:val="es-ES"/>
@@ -5848,7 +5833,7 @@
         </w:tc>
         <w:tc>
           <w:tcPr>
-            <w:tcW w:w="8784" w:type="dxa"/>
+            <w:tcW w:w="8783" w:type="dxa"/>
             <w:tcBorders>
               <w:top w:val="nil"/>
               <w:start w:val="nil"/>
@@ -5864,7 +5849,6 @@
             <w:pPr>
               <w:pStyle w:val="Normal"/>
               <w:widowControl/>
-              <w:suppressAutoHyphens w:val="true"/>
               <w:spacing w:lineRule="exact" w:line="240" w:before="0" w:after="100"/>
               <w:jc w:val="both"/>
               <w:rPr>
@@ -5899,7 +5883,7 @@
         <w:trPr/>
         <w:tc>
           <w:tcPr>
-            <w:tcW w:w="283" w:type="dxa"/>
+            <w:tcW w:w="284" w:type="dxa"/>
             <w:tcBorders>
               <w:top w:val="nil"/>
               <w:start w:val="nil"/>
@@ -5911,9 +5895,8 @@
             <w:pPr>
               <w:pStyle w:val="Normal"/>
               <w:widowControl/>
-              <w:suppressAutoHyphens w:val="true"/>
               <w:spacing w:lineRule="exact" w:line="240" w:before="0" w:after="100"/>
-              <w:jc w:val="end"/>
+              <w:jc w:val="right"/>
               <w:rPr>
                 <w:rFonts w:ascii="Arial" w:hAnsi="Arial" w:cs="Arial"/>
                 <w:lang w:val="es-ES"/>
@@ -5933,7 +5916,7 @@
         </w:tc>
         <w:tc>
           <w:tcPr>
-            <w:tcW w:w="8784" w:type="dxa"/>
+            <w:tcW w:w="8783" w:type="dxa"/>
             <w:tcBorders>
               <w:top w:val="nil"/>
               <w:start w:val="nil"/>
@@ -5949,7 +5932,6 @@
             <w:pPr>
               <w:pStyle w:val="Normal"/>
               <w:widowControl/>
-              <w:suppressAutoHyphens w:val="true"/>
               <w:spacing w:lineRule="exact" w:line="240" w:before="0" w:after="120"/>
               <w:jc w:val="both"/>
               <w:rPr>
@@ -5996,7 +5978,7 @@
         <w:trPr/>
         <w:tc>
           <w:tcPr>
-            <w:tcW w:w="283" w:type="dxa"/>
+            <w:tcW w:w="284" w:type="dxa"/>
             <w:tcBorders>
               <w:top w:val="nil"/>
               <w:start w:val="nil"/>
@@ -6008,9 +5990,8 @@
             <w:pPr>
               <w:pStyle w:val="Normal"/>
               <w:widowControl/>
-              <w:suppressAutoHyphens w:val="true"/>
               <w:spacing w:lineRule="exact" w:line="240" w:before="0" w:after="100"/>
-              <w:jc w:val="end"/>
+              <w:jc w:val="right"/>
               <w:rPr>
                 <w:rFonts w:ascii="Arial" w:hAnsi="Arial" w:cs="Arial"/>
                 <w:lang w:val="es-ES"/>
@@ -6030,7 +6011,7 @@
         </w:tc>
         <w:tc>
           <w:tcPr>
-            <w:tcW w:w="8784" w:type="dxa"/>
+            <w:tcW w:w="8783" w:type="dxa"/>
             <w:tcBorders>
               <w:top w:val="nil"/>
               <w:start w:val="nil"/>
@@ -6046,7 +6027,6 @@
             <w:pPr>
               <w:pStyle w:val="Normal"/>
               <w:widowControl/>
-              <w:suppressAutoHyphens w:val="true"/>
               <w:spacing w:lineRule="exact" w:line="240" w:before="0" w:after="120"/>
               <w:jc w:val="both"/>
               <w:rPr>
@@ -6114,7 +6094,7 @@
         <w:trPr/>
         <w:tc>
           <w:tcPr>
-            <w:tcW w:w="283" w:type="dxa"/>
+            <w:tcW w:w="284" w:type="dxa"/>
             <w:tcBorders>
               <w:top w:val="nil"/>
               <w:start w:val="nil"/>
@@ -6126,9 +6106,8 @@
             <w:pPr>
               <w:pStyle w:val="Normal"/>
               <w:widowControl/>
-              <w:suppressAutoHyphens w:val="true"/>
               <w:spacing w:lineRule="exact" w:line="240" w:before="0" w:after="100"/>
-              <w:jc w:val="end"/>
+              <w:jc w:val="right"/>
               <w:rPr>
                 <w:rFonts w:ascii="Arial" w:hAnsi="Arial" w:cs="Arial"/>
                 <w:lang w:val="es-ES"/>
@@ -6148,7 +6127,7 @@
         </w:tc>
         <w:tc>
           <w:tcPr>
-            <w:tcW w:w="8784" w:type="dxa"/>
+            <w:tcW w:w="8783" w:type="dxa"/>
             <w:tcBorders>
               <w:top w:val="nil"/>
               <w:start w:val="nil"/>
@@ -6164,7 +6143,6 @@
             <w:pPr>
               <w:pStyle w:val="Normal"/>
               <w:widowControl/>
-              <w:suppressAutoHyphens w:val="true"/>
               <w:spacing w:lineRule="exact" w:line="240" w:before="0" w:after="100"/>
               <w:jc w:val="both"/>
               <w:rPr>
@@ -6213,7 +6191,7 @@
         <w:trPr/>
         <w:tc>
           <w:tcPr>
-            <w:tcW w:w="283" w:type="dxa"/>
+            <w:tcW w:w="284" w:type="dxa"/>
             <w:tcBorders>
               <w:top w:val="nil"/>
               <w:start w:val="nil"/>
@@ -6225,9 +6203,8 @@
             <w:pPr>
               <w:pStyle w:val="Normal"/>
               <w:widowControl/>
-              <w:suppressAutoHyphens w:val="true"/>
               <w:spacing w:lineRule="exact" w:line="240" w:before="0" w:after="100"/>
-              <w:jc w:val="end"/>
+              <w:jc w:val="right"/>
               <w:rPr>
                 <w:rFonts w:ascii="Arial" w:hAnsi="Arial" w:cs="Arial"/>
                 <w:lang w:val="es-ES"/>
@@ -6247,7 +6224,7 @@
         </w:tc>
         <w:tc>
           <w:tcPr>
-            <w:tcW w:w="8784" w:type="dxa"/>
+            <w:tcW w:w="8783" w:type="dxa"/>
             <w:tcBorders>
               <w:top w:val="nil"/>
               <w:start w:val="nil"/>
@@ -6263,7 +6240,6 @@
             <w:pPr>
               <w:pStyle w:val="Normal"/>
               <w:widowControl/>
-              <w:suppressAutoHyphens w:val="true"/>
               <w:spacing w:lineRule="exact" w:line="240" w:before="0" w:after="120"/>
               <w:jc w:val="both"/>
               <w:rPr>
@@ -6312,7 +6288,7 @@
         <w:trPr/>
         <w:tc>
           <w:tcPr>
-            <w:tcW w:w="283" w:type="dxa"/>
+            <w:tcW w:w="284" w:type="dxa"/>
             <w:tcBorders>
               <w:top w:val="nil"/>
               <w:start w:val="nil"/>
@@ -6324,9 +6300,8 @@
             <w:pPr>
               <w:pStyle w:val="Normal"/>
               <w:widowControl/>
-              <w:suppressAutoHyphens w:val="true"/>
               <w:spacing w:lineRule="exact" w:line="240" w:before="0" w:after="100"/>
-              <w:jc w:val="end"/>
+              <w:jc w:val="right"/>
               <w:rPr>
                 <w:rFonts w:ascii="Arial" w:hAnsi="Arial" w:cs="Arial"/>
                 <w:lang w:val="es-ES"/>
@@ -6346,7 +6321,7 @@
         </w:tc>
         <w:tc>
           <w:tcPr>
-            <w:tcW w:w="8784" w:type="dxa"/>
+            <w:tcW w:w="8783" w:type="dxa"/>
             <w:tcBorders>
               <w:top w:val="nil"/>
               <w:start w:val="nil"/>
@@ -6362,7 +6337,6 @@
             <w:pPr>
               <w:pStyle w:val="Normal"/>
               <w:widowControl/>
-              <w:suppressAutoHyphens w:val="true"/>
               <w:spacing w:lineRule="exact" w:line="240" w:before="0" w:after="100"/>
               <w:jc w:val="both"/>
               <w:rPr>
@@ -6409,7 +6383,7 @@
         <w:trPr/>
         <w:tc>
           <w:tcPr>
-            <w:tcW w:w="283" w:type="dxa"/>
+            <w:tcW w:w="284" w:type="dxa"/>
             <w:tcBorders>
               <w:top w:val="nil"/>
               <w:start w:val="nil"/>
@@ -6421,9 +6395,8 @@
             <w:pPr>
               <w:pStyle w:val="Normal"/>
               <w:widowControl/>
-              <w:suppressAutoHyphens w:val="true"/>
               <w:spacing w:lineRule="exact" w:line="240" w:before="0" w:after="100"/>
-              <w:jc w:val="end"/>
+              <w:jc w:val="right"/>
               <w:rPr>
                 <w:rFonts w:ascii="Arial" w:hAnsi="Arial" w:cs="Arial"/>
                 <w:lang w:val="es-ES"/>
@@ -6443,7 +6416,7 @@
         </w:tc>
         <w:tc>
           <w:tcPr>
-            <w:tcW w:w="8784" w:type="dxa"/>
+            <w:tcW w:w="8783" w:type="dxa"/>
             <w:tcBorders>
               <w:top w:val="nil"/>
               <w:start w:val="nil"/>
@@ -6459,7 +6432,6 @@
             <w:pPr>
               <w:pStyle w:val="Normal"/>
               <w:widowControl/>
-              <w:suppressAutoHyphens w:val="true"/>
               <w:spacing w:lineRule="exact" w:line="240" w:before="0" w:after="100"/>
               <w:jc w:val="both"/>
               <w:rPr>
@@ -6506,7 +6478,7 @@
         <w:trPr/>
         <w:tc>
           <w:tcPr>
-            <w:tcW w:w="283" w:type="dxa"/>
+            <w:tcW w:w="284" w:type="dxa"/>
             <w:tcBorders>
               <w:top w:val="nil"/>
               <w:start w:val="nil"/>
@@ -6518,9 +6490,8 @@
             <w:pPr>
               <w:pStyle w:val="Normal"/>
               <w:widowControl/>
-              <w:suppressAutoHyphens w:val="true"/>
               <w:spacing w:lineRule="exact" w:line="240" w:before="0" w:after="120"/>
-              <w:jc w:val="end"/>
+              <w:jc w:val="right"/>
               <w:rPr>
                 <w:rFonts w:ascii="Arial" w:hAnsi="Arial" w:cs="Arial"/>
                 <w:lang w:val="en-US"/>
@@ -6540,7 +6511,7 @@
         </w:tc>
         <w:tc>
           <w:tcPr>
-            <w:tcW w:w="8784" w:type="dxa"/>
+            <w:tcW w:w="8783" w:type="dxa"/>
             <w:tcBorders>
               <w:top w:val="nil"/>
               <w:start w:val="nil"/>
@@ -6556,7 +6527,6 @@
             <w:pPr>
               <w:pStyle w:val="Normal"/>
               <w:widowControl/>
-              <w:suppressAutoHyphens w:val="true"/>
               <w:spacing w:lineRule="exact" w:line="240" w:before="0" w:after="120"/>
               <w:jc w:val="both"/>
               <w:rPr>
@@ -6603,7 +6573,7 @@
         <w:trPr/>
         <w:tc>
           <w:tcPr>
-            <w:tcW w:w="283" w:type="dxa"/>
+            <w:tcW w:w="284" w:type="dxa"/>
             <w:tcBorders>
               <w:top w:val="nil"/>
               <w:start w:val="nil"/>
@@ -6615,9 +6585,8 @@
             <w:pPr>
               <w:pStyle w:val="Normal"/>
               <w:widowControl/>
-              <w:suppressAutoHyphens w:val="true"/>
               <w:spacing w:lineRule="exact" w:line="240" w:before="0" w:after="120"/>
-              <w:jc w:val="end"/>
+              <w:jc w:val="right"/>
               <w:rPr>
                 <w:rFonts w:ascii="Arial" w:hAnsi="Arial" w:cs="Arial"/>
                 <w:lang w:val="es-ES"/>
@@ -6637,7 +6606,7 @@
         </w:tc>
         <w:tc>
           <w:tcPr>
-            <w:tcW w:w="8784" w:type="dxa"/>
+            <w:tcW w:w="8783" w:type="dxa"/>
             <w:tcBorders>
               <w:top w:val="nil"/>
               <w:start w:val="nil"/>
@@ -6653,7 +6622,6 @@
             <w:pPr>
               <w:pStyle w:val="Normal"/>
               <w:widowControl/>
-              <w:suppressAutoHyphens w:val="true"/>
               <w:spacing w:lineRule="exact" w:line="240" w:before="0" w:after="120"/>
               <w:jc w:val="both"/>
               <w:rPr>
@@ -6700,7 +6668,7 @@
         <w:trPr/>
         <w:tc>
           <w:tcPr>
-            <w:tcW w:w="283" w:type="dxa"/>
+            <w:tcW w:w="284" w:type="dxa"/>
             <w:tcBorders>
               <w:top w:val="nil"/>
               <w:start w:val="nil"/>
@@ -6712,9 +6680,8 @@
             <w:pPr>
               <w:pStyle w:val="Normal"/>
               <w:widowControl/>
-              <w:suppressAutoHyphens w:val="true"/>
               <w:spacing w:lineRule="exact" w:line="240" w:before="0" w:after="120"/>
-              <w:jc w:val="end"/>
+              <w:jc w:val="right"/>
               <w:rPr>
                 <w:rFonts w:ascii="Arial" w:hAnsi="Arial" w:cs="Arial"/>
                 <w:lang w:val="es-ES"/>
@@ -6734,7 +6701,7 @@
         </w:tc>
         <w:tc>
           <w:tcPr>
-            <w:tcW w:w="8784" w:type="dxa"/>
+            <w:tcW w:w="8783" w:type="dxa"/>
             <w:tcBorders>
               <w:top w:val="nil"/>
               <w:start w:val="nil"/>
@@ -6750,7 +6717,6 @@
             <w:pPr>
               <w:pStyle w:val="Normal"/>
               <w:widowControl/>
-              <w:suppressAutoHyphens w:val="true"/>
               <w:spacing w:lineRule="exact" w:line="240" w:before="0" w:after="120"/>
               <w:jc w:val="both"/>
               <w:rPr>
@@ -6797,7 +6763,7 @@
         <w:trPr/>
         <w:tc>
           <w:tcPr>
-            <w:tcW w:w="283" w:type="dxa"/>
+            <w:tcW w:w="284" w:type="dxa"/>
             <w:tcBorders>
               <w:top w:val="nil"/>
               <w:start w:val="nil"/>
@@ -6809,9 +6775,8 @@
             <w:pPr>
               <w:pStyle w:val="Normal"/>
               <w:widowControl/>
-              <w:suppressAutoHyphens w:val="true"/>
               <w:spacing w:lineRule="exact" w:line="240" w:before="0" w:after="120"/>
-              <w:jc w:val="start"/>
+              <w:jc w:val="left"/>
               <w:rPr>
                 <w:rFonts w:ascii="Arial" w:hAnsi="Arial" w:cs="Arial"/>
                 <w:lang w:val="es-ES"/>
@@ -6819,15 +6784,18 @@
             </w:pPr>
             <w:r>
               <w:rPr>
-                <w:rFonts w:cs="Arial" w:ascii="Arial" w:hAnsi="Arial"/>
-                <w:lang w:val="es-ES"/>
+                <w:rFonts w:eastAsia="Calibri" w:cs="Arial" w:ascii="Arial" w:hAnsi="Arial"/>
+                <w:kern w:val="0"/>
+                <w:sz w:val="22"/>
+                <w:szCs w:val="22"/>
+                <w:lang w:val="es-ES" w:eastAsia="en-US" w:bidi="ar-SA"/>
               </w:rPr>
             </w:r>
           </w:p>
         </w:tc>
         <w:tc>
           <w:tcPr>
-            <w:tcW w:w="8784" w:type="dxa"/>
+            <w:tcW w:w="8783" w:type="dxa"/>
             <w:tcBorders>
               <w:top w:val="nil"/>
               <w:start w:val="nil"/>
@@ -6843,7 +6811,6 @@
             <w:pPr>
               <w:pStyle w:val="Normal"/>
               <w:widowControl/>
-              <w:suppressAutoHyphens w:val="true"/>
               <w:spacing w:lineRule="exact" w:line="240" w:before="0" w:after="120"/>
               <w:jc w:val="both"/>
               <w:rPr>
@@ -6853,8 +6820,11 @@
             </w:pPr>
             <w:r>
               <w:rPr>
-                <w:rFonts w:cs="Arial" w:ascii="Arial" w:hAnsi="Arial"/>
-                <w:lang w:val="es-ES"/>
+                <w:rFonts w:eastAsia="Calibri" w:cs="Arial" w:ascii="Arial" w:hAnsi="Arial"/>
+                <w:kern w:val="0"/>
+                <w:sz w:val="22"/>
+                <w:szCs w:val="22"/>
+                <w:lang w:val="es-ES" w:eastAsia="en-US" w:bidi="ar-SA"/>
               </w:rPr>
             </w:r>
           </w:p>
@@ -8970,7 +8940,7 @@
       <w:tblPr>
         <w:tblStyle w:val="TableGrid"/>
         <w:tblW w:w="9067" w:type="dxa"/>
-        <w:jc w:val="start"/>
+        <w:jc w:val="left"/>
         <w:tblInd w:w="0" w:type="dxa"/>
         <w:tblLayout w:type="fixed"/>
         <w:tblCellMar>
@@ -8982,8 +8952,8 @@
         <w:tblLook w:val="04a0" w:firstRow="1" w:noVBand="1" w:lastRow="0" w:firstColumn="1" w:lastColumn="0" w:noHBand="0"/>
       </w:tblPr>
       <w:tblGrid>
-        <w:gridCol w:w="419"/>
-        <w:gridCol w:w="8648"/>
+        <w:gridCol w:w="420"/>
+        <w:gridCol w:w="8647"/>
       </w:tblGrid>
       <w:tr>
         <w:trPr>
@@ -8991,7 +8961,7 @@
         </w:trPr>
         <w:tc>
           <w:tcPr>
-            <w:tcW w:w="419" w:type="dxa"/>
+            <w:tcW w:w="420" w:type="dxa"/>
             <w:tcBorders>
               <w:top w:val="nil"/>
               <w:start w:val="nil"/>
@@ -9003,9 +8973,8 @@
             <w:pPr>
               <w:pStyle w:val="Normal"/>
               <w:widowControl/>
-              <w:suppressAutoHyphens w:val="true"/>
               <w:spacing w:lineRule="exact" w:line="240" w:before="0" w:after="100"/>
-              <w:jc w:val="end"/>
+              <w:jc w:val="right"/>
               <w:rPr>
                 <w:rFonts w:ascii="Arial" w:hAnsi="Arial" w:cs="Arial"/>
                 <w:lang w:val="es-ES"/>
@@ -9025,7 +8994,7 @@
         </w:tc>
         <w:tc>
           <w:tcPr>
-            <w:tcW w:w="8648" w:type="dxa"/>
+            <w:tcW w:w="8647" w:type="dxa"/>
             <w:tcBorders>
               <w:top w:val="nil"/>
               <w:start w:val="nil"/>
@@ -9041,7 +9010,6 @@
             <w:pPr>
               <w:pStyle w:val="Normal"/>
               <w:widowControl/>
-              <w:suppressAutoHyphens w:val="true"/>
               <w:spacing w:lineRule="exact" w:line="240" w:before="0" w:after="0"/>
               <w:jc w:val="both"/>
               <w:rPr>
@@ -9064,7 +9032,6 @@
             <w:pPr>
               <w:pStyle w:val="Normal"/>
               <w:widowControl/>
-              <w:suppressAutoHyphens w:val="true"/>
               <w:spacing w:lineRule="exact" w:line="240" w:before="0" w:after="100"/>
               <w:jc w:val="both"/>
               <w:rPr>
@@ -9074,8 +9041,11 @@
             </w:pPr>
             <w:r>
               <w:rPr>
-                <w:rFonts w:cs="Arial" w:ascii="Arial" w:hAnsi="Arial"/>
-                <w:lang w:val="es-ES"/>
+                <w:rFonts w:eastAsia="Calibri" w:cs="Arial" w:ascii="Arial" w:hAnsi="Arial"/>
+                <w:kern w:val="0"/>
+                <w:sz w:val="22"/>
+                <w:szCs w:val="22"/>
+                <w:lang w:val="es-ES" w:eastAsia="en-US" w:bidi="ar-SA"/>
               </w:rPr>
             </w:r>
           </w:p>
@@ -9087,7 +9057,7 @@
         </w:trPr>
         <w:tc>
           <w:tcPr>
-            <w:tcW w:w="419" w:type="dxa"/>
+            <w:tcW w:w="420" w:type="dxa"/>
             <w:tcBorders>
               <w:top w:val="nil"/>
               <w:start w:val="nil"/>
@@ -9099,9 +9069,8 @@
             <w:pPr>
               <w:pStyle w:val="Normal"/>
               <w:widowControl/>
-              <w:suppressAutoHyphens w:val="true"/>
               <w:spacing w:lineRule="exact" w:line="240" w:before="0" w:after="100"/>
-              <w:jc w:val="end"/>
+              <w:jc w:val="right"/>
               <w:rPr>
                 <w:rFonts w:ascii="Arial" w:hAnsi="Arial" w:cs="Arial"/>
                 <w:lang w:val="es-ES"/>
@@ -9121,7 +9090,7 @@
         </w:tc>
         <w:tc>
           <w:tcPr>
-            <w:tcW w:w="8648" w:type="dxa"/>
+            <w:tcW w:w="8647" w:type="dxa"/>
             <w:tcBorders>
               <w:top w:val="nil"/>
               <w:start w:val="nil"/>
@@ -9137,7 +9106,6 @@
             <w:pPr>
               <w:pStyle w:val="Normal"/>
               <w:widowControl/>
-              <w:suppressAutoHyphens w:val="true"/>
               <w:spacing w:lineRule="exact" w:line="240" w:before="0" w:after="0"/>
               <w:jc w:val="both"/>
               <w:rPr>
@@ -9160,7 +9128,6 @@
             <w:pPr>
               <w:pStyle w:val="Normal"/>
               <w:widowControl/>
-              <w:suppressAutoHyphens w:val="true"/>
               <w:spacing w:lineRule="exact" w:line="240" w:before="0" w:after="100"/>
               <w:jc w:val="both"/>
               <w:rPr>
@@ -9170,8 +9137,11 @@
             </w:pPr>
             <w:r>
               <w:rPr>
-                <w:rFonts w:cs="Arial" w:ascii="Arial" w:hAnsi="Arial"/>
-                <w:lang w:val="es-ES"/>
+                <w:rFonts w:eastAsia="Calibri" w:cs="Arial" w:ascii="Arial" w:hAnsi="Arial"/>
+                <w:kern w:val="0"/>
+                <w:sz w:val="22"/>
+                <w:szCs w:val="22"/>
+                <w:lang w:val="es-ES" w:eastAsia="en-US" w:bidi="ar-SA"/>
               </w:rPr>
             </w:r>
           </w:p>
@@ -9183,7 +9153,7 @@
         </w:trPr>
         <w:tc>
           <w:tcPr>
-            <w:tcW w:w="419" w:type="dxa"/>
+            <w:tcW w:w="420" w:type="dxa"/>
             <w:tcBorders>
               <w:top w:val="nil"/>
               <w:start w:val="nil"/>
@@ -9195,9 +9165,8 @@
             <w:pPr>
               <w:pStyle w:val="Normal"/>
               <w:widowControl/>
-              <w:suppressAutoHyphens w:val="true"/>
               <w:spacing w:lineRule="exact" w:line="240" w:before="0" w:after="100"/>
-              <w:jc w:val="end"/>
+              <w:jc w:val="right"/>
               <w:rPr>
                 <w:rFonts w:ascii="Arial" w:hAnsi="Arial" w:cs="Arial"/>
                 <w:lang w:val="es-ES"/>
@@ -9217,7 +9186,7 @@
         </w:tc>
         <w:tc>
           <w:tcPr>
-            <w:tcW w:w="8648" w:type="dxa"/>
+            <w:tcW w:w="8647" w:type="dxa"/>
             <w:tcBorders>
               <w:top w:val="nil"/>
               <w:start w:val="nil"/>
@@ -9233,7 +9202,6 @@
             <w:pPr>
               <w:pStyle w:val="Normal"/>
               <w:widowControl/>
-              <w:suppressAutoHyphens w:val="true"/>
               <w:spacing w:lineRule="exact" w:line="240" w:before="0" w:after="0"/>
               <w:jc w:val="both"/>
               <w:rPr>
@@ -9249,14 +9217,33 @@
                 <w:szCs w:val="22"/>
                 <w:lang w:val="es-ES" w:eastAsia="en-US" w:bidi="ar-SA"/>
               </w:rPr>
-              <w:t>La decisión de aumentar o reducir el Límite de Crédito concedido en cada momento será comunicada al titular a través de la Aplicación móvil, descargable en soporte duradero y con una antelación previa de al menos dos (2) meses. En dicha comunicación se informará de los términos exactos de la modificación y de los derechos de los que goza el Titular.</w:t>
+              <w:t xml:space="preserve">La decisión de aumentar o reducir el Límite de Crédito concedido en cada momento será comunicada al titular a través de la Aplicación móvil, descargable en soporte duradero y con una antelación previa de al menos </w:t>
+            </w:r>
+            <w:r>
+              <w:rPr>
+                <w:rFonts w:eastAsia="Calibri" w:cs="Arial" w:ascii="Arial" w:hAnsi="Arial"/>
+                <w:kern w:val="0"/>
+                <w:sz w:val="22"/>
+                <w:szCs w:val="22"/>
+                <w:lang w:val="es-ES" w:eastAsia="en-US" w:bidi="ar-SA"/>
+              </w:rPr>
+              <w:t>dos</w:t>
+            </w:r>
+            <w:r>
+              <w:rPr>
+                <w:rFonts w:eastAsia="Calibri" w:cs="Arial" w:ascii="Arial" w:hAnsi="Arial"/>
+                <w:kern w:val="0"/>
+                <w:sz w:val="22"/>
+                <w:szCs w:val="22"/>
+                <w:lang w:val="es-ES" w:eastAsia="en-US" w:bidi="ar-SA"/>
+              </w:rPr>
+              <w:t xml:space="preserve"> (2) meses. En dicha comunicación se informará de los términos exactos de la modificación y de los derechos de los que goza el Titular.</w:t>
             </w:r>
           </w:p>
           <w:p>
             <w:pPr>
               <w:pStyle w:val="Normal"/>
               <w:widowControl/>
-              <w:suppressAutoHyphens w:val="true"/>
               <w:spacing w:lineRule="exact" w:line="240" w:before="0" w:after="100"/>
               <w:jc w:val="both"/>
               <w:rPr>
@@ -9266,8 +9253,11 @@
             </w:pPr>
             <w:r>
               <w:rPr>
-                <w:rFonts w:cs="Arial" w:ascii="Arial" w:hAnsi="Arial"/>
-                <w:lang w:val="es-ES"/>
+                <w:rFonts w:eastAsia="Calibri" w:cs="Arial" w:ascii="Arial" w:hAnsi="Arial"/>
+                <w:kern w:val="0"/>
+                <w:sz w:val="22"/>
+                <w:szCs w:val="22"/>
+                <w:lang w:val="es-ES" w:eastAsia="en-US" w:bidi="ar-SA"/>
               </w:rPr>
             </w:r>
           </w:p>
@@ -9277,7 +9267,7 @@
         <w:trPr/>
         <w:tc>
           <w:tcPr>
-            <w:tcW w:w="419" w:type="dxa"/>
+            <w:tcW w:w="420" w:type="dxa"/>
             <w:tcBorders>
               <w:top w:val="nil"/>
               <w:start w:val="nil"/>
@@ -9289,9 +9279,8 @@
             <w:pPr>
               <w:pStyle w:val="Normal"/>
               <w:widowControl/>
-              <w:suppressAutoHyphens w:val="true"/>
               <w:spacing w:lineRule="exact" w:line="240" w:before="0" w:after="100"/>
-              <w:jc w:val="end"/>
+              <w:jc w:val="right"/>
               <w:rPr>
                 <w:rFonts w:ascii="Arial" w:hAnsi="Arial" w:cs="Arial"/>
                 <w:lang w:val="es-ES"/>
@@ -9311,7 +9300,7 @@
         </w:tc>
         <w:tc>
           <w:tcPr>
-            <w:tcW w:w="8648" w:type="dxa"/>
+            <w:tcW w:w="8647" w:type="dxa"/>
             <w:tcBorders>
               <w:top w:val="nil"/>
               <w:start w:val="nil"/>
@@ -9327,7 +9316,6 @@
             <w:pPr>
               <w:pStyle w:val="Normal"/>
               <w:widowControl/>
-              <w:suppressAutoHyphens w:val="true"/>
               <w:spacing w:lineRule="exact" w:line="240" w:before="0" w:after="0"/>
               <w:jc w:val="both"/>
               <w:rPr>
@@ -9343,7 +9331,27 @@
                 <w:szCs w:val="22"/>
                 <w:lang w:val="es-ES" w:eastAsia="en-US" w:bidi="ar-SA"/>
               </w:rPr>
-              <w:t>En el supuesto de que el Prestamista decidiera aumentar el Límite de Crédito del Titular, este aumento se aplicará de manera inmediata (salvo oposición por el Prestatario y al margen de la pertinente comunicación de dicha circunstancia al Titular en cuanto son condiciones más favorables para este último. En base a lo anterior, en el plazo de dos (1) mes a contar desde la comunicación, el Titular podrá (i) aceptar la modificación del Límite de Crédito, (ii) rechazar la modificación del Límite de Crédito y mantenerlo sin el aumento propuesto, o bien (iii) rechazar la modificación y dar por resuelto el Contrato sin coste adicional. Si transcurrido el plazo de un (1) mes desde la recepción de la comunicación efectuada por el Prestamista sobre la modificación del Límite de Crédito, el Prestamista no recibe comunicación escrita o electrónica del Prestatario rechazando el nuevo Límite de Crédito, o bien resolviendo el Contrato, se entenderá prestada la conformidad al aumento del Límite de Crédito</w:t>
+              <w:t xml:space="preserve">En el supuesto de que el Prestamista decidiera aumentar el Límite de Crédito del Titular, este aumento se aplicará de manera inmediata (salvo oposición por el Prestatario y al margen de la pertinente comunicación de dicha circunstancia al Titular en cuanto son condiciones más favorables para este último. En base a lo anterior, en el plazo de </w:t>
+            </w:r>
+            <w:r>
+              <w:rPr>
+                <w:rFonts w:eastAsia="Calibri" w:cs="Arial" w:ascii="Arial" w:hAnsi="Arial"/>
+                <w:kern w:val="0"/>
+                <w:sz w:val="22"/>
+                <w:szCs w:val="22"/>
+                <w:lang w:val="es-ES" w:eastAsia="en-US" w:bidi="ar-SA"/>
+              </w:rPr>
+              <w:t>dos</w:t>
+            </w:r>
+            <w:r>
+              <w:rPr>
+                <w:rFonts w:eastAsia="Calibri" w:cs="Arial" w:ascii="Arial" w:hAnsi="Arial"/>
+                <w:kern w:val="0"/>
+                <w:sz w:val="22"/>
+                <w:szCs w:val="22"/>
+                <w:lang w:val="es-ES" w:eastAsia="en-US" w:bidi="ar-SA"/>
+              </w:rPr>
+              <w:t xml:space="preserve"> (1) mes a contar desde la comunicación, el Titular podrá (i) aceptar la modificación del Límite de Crédito, (ii) rechazar la modificación del Límite de Crédito y mantenerlo sin el aumento propuesto, o bien (iii) rechazar la modificación y dar por resuelto el Contrato sin coste adicional. Si transcurrido el plazo de un (1) mes desde la recepción de la comunicación efectuada por el Prestamista sobre la modificación del Límite de Crédito, el Prestamista no recibe comunicación escrita o electrónica del Prestatario rechazando el nuevo Límite de Crédito, o bien resolviendo el Contrato, se entenderá prestada la conformidad al aumento del Límite de Crédito</w:t>
             </w:r>
           </w:p>
         </w:tc>
@@ -9352,7 +9360,7 @@
         <w:trPr/>
         <w:tc>
           <w:tcPr>
-            <w:tcW w:w="419" w:type="dxa"/>
+            <w:tcW w:w="420" w:type="dxa"/>
             <w:tcBorders>
               <w:top w:val="nil"/>
               <w:start w:val="nil"/>
@@ -9364,9 +9372,8 @@
             <w:pPr>
               <w:pStyle w:val="Normal"/>
               <w:widowControl/>
-              <w:suppressAutoHyphens w:val="true"/>
               <w:spacing w:lineRule="exact" w:line="240" w:before="0" w:after="100"/>
-              <w:jc w:val="end"/>
+              <w:jc w:val="right"/>
               <w:rPr>
                 <w:rFonts w:ascii="Arial" w:hAnsi="Arial" w:cs="Arial"/>
                 <w:lang w:val="es-ES"/>
@@ -9386,7 +9393,7 @@
         </w:tc>
         <w:tc>
           <w:tcPr>
-            <w:tcW w:w="8648" w:type="dxa"/>
+            <w:tcW w:w="8647" w:type="dxa"/>
             <w:tcBorders>
               <w:top w:val="nil"/>
               <w:start w:val="nil"/>
@@ -9402,7 +9409,6 @@
             <w:pPr>
               <w:pStyle w:val="Normal"/>
               <w:widowControl/>
-              <w:suppressAutoHyphens w:val="true"/>
               <w:spacing w:lineRule="exact" w:line="240" w:before="0" w:after="100"/>
               <w:jc w:val="both"/>
               <w:rPr>
@@ -9427,7 +9433,7 @@
         <w:trPr/>
         <w:tc>
           <w:tcPr>
-            <w:tcW w:w="419" w:type="dxa"/>
+            <w:tcW w:w="420" w:type="dxa"/>
             <w:tcBorders>
               <w:top w:val="nil"/>
               <w:start w:val="nil"/>
@@ -9439,9 +9445,8 @@
             <w:pPr>
               <w:pStyle w:val="Normal"/>
               <w:widowControl/>
-              <w:suppressAutoHyphens w:val="true"/>
               <w:spacing w:lineRule="exact" w:line="240" w:before="0" w:after="100"/>
-              <w:jc w:val="end"/>
+              <w:jc w:val="right"/>
               <w:rPr>
                 <w:rFonts w:ascii="Arial" w:hAnsi="Arial" w:cs="Arial"/>
                 <w:lang w:val="es-ES"/>
@@ -9461,7 +9466,7 @@
         </w:tc>
         <w:tc>
           <w:tcPr>
-            <w:tcW w:w="8648" w:type="dxa"/>
+            <w:tcW w:w="8647" w:type="dxa"/>
             <w:tcBorders>
               <w:top w:val="nil"/>
               <w:start w:val="nil"/>
@@ -9477,7 +9482,6 @@
             <w:pPr>
               <w:pStyle w:val="Normal"/>
               <w:widowControl/>
-              <w:suppressAutoHyphens w:val="true"/>
               <w:spacing w:lineRule="exact" w:line="240" w:before="0" w:after="0"/>
               <w:jc w:val="both"/>
               <w:rPr>
@@ -9500,7 +9504,6 @@
             <w:pPr>
               <w:pStyle w:val="Normal"/>
               <w:widowControl/>
-              <w:suppressAutoHyphens w:val="true"/>
               <w:spacing w:lineRule="exact" w:line="240" w:before="0" w:after="100"/>
               <w:jc w:val="both"/>
               <w:rPr>
@@ -9510,8 +9513,11 @@
             </w:pPr>
             <w:r>
               <w:rPr>
-                <w:rFonts w:cs="Arial" w:ascii="Arial" w:hAnsi="Arial"/>
-                <w:lang w:val="es-ES"/>
+                <w:rFonts w:eastAsia="Calibri" w:cs="Arial" w:ascii="Arial" w:hAnsi="Arial"/>
+                <w:kern w:val="0"/>
+                <w:sz w:val="22"/>
+                <w:szCs w:val="22"/>
+                <w:lang w:val="es-ES" w:eastAsia="en-US" w:bidi="ar-SA"/>
               </w:rPr>
             </w:r>
           </w:p>
@@ -9521,7 +9527,7 @@
         <w:trPr/>
         <w:tc>
           <w:tcPr>
-            <w:tcW w:w="419" w:type="dxa"/>
+            <w:tcW w:w="420" w:type="dxa"/>
             <w:tcBorders>
               <w:top w:val="nil"/>
               <w:start w:val="nil"/>
@@ -9533,9 +9539,8 @@
             <w:pPr>
               <w:pStyle w:val="Normal"/>
               <w:widowControl/>
-              <w:suppressAutoHyphens w:val="true"/>
               <w:spacing w:lineRule="exact" w:line="240" w:before="0" w:after="100"/>
-              <w:jc w:val="end"/>
+              <w:jc w:val="right"/>
               <w:rPr>
                 <w:rFonts w:ascii="Arial" w:hAnsi="Arial" w:cs="Arial"/>
                 <w:lang w:val="es-ES"/>
@@ -9555,7 +9560,7 @@
         </w:tc>
         <w:tc>
           <w:tcPr>
-            <w:tcW w:w="8648" w:type="dxa"/>
+            <w:tcW w:w="8647" w:type="dxa"/>
             <w:tcBorders>
               <w:top w:val="nil"/>
               <w:start w:val="nil"/>
@@ -9571,7 +9576,6 @@
             <w:pPr>
               <w:pStyle w:val="Normal"/>
               <w:widowControl/>
-              <w:suppressAutoHyphens w:val="true"/>
               <w:spacing w:lineRule="exact" w:line="240" w:before="0" w:after="100"/>
               <w:jc w:val="both"/>
               <w:rPr>
@@ -9596,7 +9600,7 @@
         <w:trPr/>
         <w:tc>
           <w:tcPr>
-            <w:tcW w:w="419" w:type="dxa"/>
+            <w:tcW w:w="420" w:type="dxa"/>
             <w:tcBorders>
               <w:top w:val="nil"/>
               <w:start w:val="nil"/>
@@ -9608,9 +9612,8 @@
             <w:pPr>
               <w:pStyle w:val="Normal"/>
               <w:widowControl/>
-              <w:suppressAutoHyphens w:val="true"/>
               <w:spacing w:lineRule="exact" w:line="240" w:before="0" w:after="100"/>
-              <w:jc w:val="end"/>
+              <w:jc w:val="right"/>
               <w:rPr>
                 <w:rFonts w:ascii="Arial" w:hAnsi="Arial" w:cs="Arial"/>
                 <w:lang w:val="es-ES"/>
@@ -9630,7 +9633,7 @@
         </w:tc>
         <w:tc>
           <w:tcPr>
-            <w:tcW w:w="8648" w:type="dxa"/>
+            <w:tcW w:w="8647" w:type="dxa"/>
             <w:tcBorders>
               <w:top w:val="nil"/>
               <w:start w:val="nil"/>
@@ -9646,7 +9649,6 @@
             <w:pPr>
               <w:pStyle w:val="Normal"/>
               <w:widowControl/>
-              <w:suppressAutoHyphens w:val="true"/>
               <w:spacing w:lineRule="exact" w:line="240" w:before="0" w:after="100"/>
               <w:jc w:val="both"/>
               <w:rPr>
@@ -10755,7 +10757,35 @@
           <w:rFonts w:cs="Arial" w:ascii="Arial" w:hAnsi="Arial"/>
           <w:lang w:val="es-ES"/>
         </w:rPr>
-        <w:t xml:space="preserve">En caso de impago de las cuotas mensuales derivadas de las Compras efectuadas con el Crédito, él se aplicará un tipo de interés nominal (TIN del 21,9% anual) y se devengará </w:t>
+        <w:t>En caso de impago de las cuotas mensuales derivadas de las Com</w:t>
+      </w:r>
+      <w:r>
+        <w:rPr>
+          <w:rFonts w:cs="Arial" w:ascii="Arial" w:hAnsi="Arial"/>
+          <w:lang w:val="es-ES"/>
+        </w:rPr>
+        <w:t>p</w:t>
+      </w:r>
+      <w:r>
+        <w:rPr>
+          <w:rFonts w:cs="Arial" w:ascii="Arial" w:hAnsi="Arial"/>
+          <w:lang w:val="es-ES"/>
+        </w:rPr>
+        <w:t xml:space="preserve">ras efectuadas con el Crédito, él se aplicará un tipo de interés nominal (TIN del 21,9% </w:t>
+      </w:r>
+      <w:r>
+        <w:rPr>
+          <w:rFonts w:cs="Arial" w:ascii="Arial" w:hAnsi="Arial"/>
+          <w:lang w:val="es-ES"/>
+        </w:rPr>
+        <w:t>anual</w:t>
+      </w:r>
+      <w:r>
+        <w:rPr>
+          <w:rFonts w:cs="Arial" w:ascii="Arial" w:hAnsi="Arial"/>
+          <w:lang w:val="es-ES"/>
+        </w:rPr>
+        <w:t xml:space="preserve">) y se devengará </w:t>
       </w:r>
       <w:r>
         <w:rPr>
@@ -10890,7 +10920,15 @@
           <w:shd w:fill="auto" w:val="clear"/>
           <w:lang w:val="ru-RU"/>
         </w:rPr>
-        <w:t xml:space="preserve">impago, </w:t>
+        <w:t>impago</w:t>
+      </w:r>
+      <w:r>
+        <w:rPr>
+          <w:rFonts w:eastAsia="Arial" w:cs="Arial" w:ascii="Arial" w:hAnsi="Arial"/>
+          <w:shd w:fill="auto" w:val="clear"/>
+          <w:lang w:val="ru-RU"/>
+        </w:rPr>
+        <w:t xml:space="preserve">, </w:t>
       </w:r>
       <w:r>
         <w:rPr>
@@ -10981,7 +11019,7 @@
       <w:tblPr>
         <w:tblStyle w:val="TableGrid"/>
         <w:tblW w:w="9016" w:type="dxa"/>
-        <w:jc w:val="start"/>
+        <w:jc w:val="left"/>
         <w:tblInd w:w="0" w:type="dxa"/>
         <w:tblLayout w:type="fixed"/>
         <w:tblCellMar>
@@ -11012,9 +11050,8 @@
             <w:pPr>
               <w:pStyle w:val="Normal"/>
               <w:widowControl/>
-              <w:suppressAutoHyphens w:val="true"/>
               <w:spacing w:lineRule="exact" w:line="240" w:before="0" w:after="0"/>
-              <w:jc w:val="end"/>
+              <w:jc w:val="right"/>
               <w:rPr>
                 <w:rFonts w:ascii="Arial" w:hAnsi="Arial" w:cs="Arial"/>
                 <w:lang w:val="es-ES"/>
@@ -11046,7 +11083,6 @@
             <w:pPr>
               <w:pStyle w:val="Normal"/>
               <w:widowControl/>
-              <w:suppressAutoHyphens w:val="true"/>
               <w:spacing w:lineRule="exact" w:line="240" w:before="0" w:after="0"/>
               <w:jc w:val="both"/>
               <w:rPr>
@@ -11083,9 +11119,8 @@
             <w:pPr>
               <w:pStyle w:val="Normal"/>
               <w:widowControl/>
-              <w:suppressAutoHyphens w:val="true"/>
               <w:spacing w:lineRule="exact" w:line="240" w:before="0" w:after="0"/>
-              <w:jc w:val="end"/>
+              <w:jc w:val="right"/>
               <w:rPr>
                 <w:rFonts w:ascii="Arial" w:hAnsi="Arial" w:cs="Arial"/>
                 <w:lang w:val="es-ES"/>
@@ -11117,7 +11152,6 @@
             <w:pPr>
               <w:pStyle w:val="Normal"/>
               <w:widowControl/>
-              <w:suppressAutoHyphens w:val="true"/>
               <w:spacing w:lineRule="exact" w:line="240" w:before="0" w:after="0"/>
               <w:jc w:val="both"/>
               <w:rPr>
@@ -11154,9 +11188,8 @@
             <w:pPr>
               <w:pStyle w:val="Normal"/>
               <w:widowControl/>
-              <w:suppressAutoHyphens w:val="true"/>
               <w:spacing w:lineRule="exact" w:line="240" w:before="0" w:after="0"/>
-              <w:jc w:val="end"/>
+              <w:jc w:val="right"/>
               <w:rPr>
                 <w:rFonts w:ascii="Arial" w:hAnsi="Arial" w:cs="Arial"/>
                 <w:lang w:val="es-ES"/>
@@ -11188,7 +11221,6 @@
             <w:pPr>
               <w:pStyle w:val="Normal"/>
               <w:widowControl/>
-              <w:suppressAutoHyphens w:val="true"/>
               <w:spacing w:lineRule="exact" w:line="240" w:before="0" w:after="0"/>
               <w:jc w:val="both"/>
               <w:rPr>
@@ -11211,7 +11243,6 @@
             <w:pPr>
               <w:pStyle w:val="Normal"/>
               <w:widowControl/>
-              <w:suppressAutoHyphens w:val="true"/>
               <w:spacing w:lineRule="exact" w:line="240" w:before="0" w:after="0"/>
               <w:jc w:val="both"/>
               <w:rPr>
@@ -11461,7 +11492,17 @@
           <w:sz w:val="22"/>
           <w:szCs w:val="22"/>
         </w:rPr>
-        <w:t>18.</w:t>
+        <w:t>18</w:t>
+      </w:r>
+      <w:r>
+        <w:rPr>
+          <w:rFonts w:cs="Arial" w:ascii="Arial" w:hAnsi="Arial"/>
+          <w:b/>
+          <w:bCs/>
+          <w:sz w:val="22"/>
+          <w:szCs w:val="22"/>
+        </w:rPr>
+        <w:t>.</w:t>
       </w:r>
       <w:r>
         <w:rPr>
@@ -11528,7 +11569,7 @@
       <w:tblPr>
         <w:tblStyle w:val="TableGrid"/>
         <w:tblW w:w="9016" w:type="dxa"/>
-        <w:jc w:val="start"/>
+        <w:jc w:val="left"/>
         <w:tblInd w:w="0" w:type="dxa"/>
         <w:tblLayout w:type="fixed"/>
         <w:tblCellMar>
@@ -11559,9 +11600,8 @@
             <w:pPr>
               <w:pStyle w:val="xmsonormal"/>
               <w:widowControl/>
-              <w:suppressAutoHyphens w:val="true"/>
               <w:spacing w:beforeAutospacing="0" w:before="0" w:afterAutospacing="0" w:after="120"/>
-              <w:jc w:val="end"/>
+              <w:jc w:val="right"/>
               <w:rPr>
                 <w:rFonts w:ascii="Arial" w:hAnsi="Arial" w:cs="Arial"/>
                 <w:color w:val="242424"/>
@@ -11597,7 +11637,6 @@
               <w:pStyle w:val="xmsonormal"/>
               <w:widowControl/>
               <w:shd w:val="clear" w:color="auto" w:fill="FFFFFF"/>
-              <w:suppressAutoHyphens w:val="true"/>
               <w:spacing w:beforeAutospacing="0" w:before="0" w:afterAutospacing="0" w:after="120"/>
               <w:jc w:val="both"/>
               <w:rPr>
@@ -11636,9 +11675,8 @@
             <w:pPr>
               <w:pStyle w:val="xmsonormal"/>
               <w:widowControl/>
-              <w:suppressAutoHyphens w:val="true"/>
               <w:spacing w:beforeAutospacing="0" w:before="0" w:afterAutospacing="0" w:after="120"/>
-              <w:jc w:val="end"/>
+              <w:jc w:val="right"/>
               <w:rPr>
                 <w:rFonts w:ascii="Arial" w:hAnsi="Arial" w:cs="Arial"/>
                 <w:color w:val="242424"/>
@@ -11674,7 +11712,6 @@
               <w:pStyle w:val="xmsonormal"/>
               <w:widowControl/>
               <w:shd w:val="clear" w:color="auto" w:fill="FFFFFF"/>
-              <w:suppressAutoHyphens w:val="true"/>
               <w:spacing w:beforeAutospacing="0" w:before="0" w:afterAutospacing="0" w:after="120"/>
               <w:jc w:val="both"/>
               <w:rPr>
@@ -11724,9 +11761,8 @@
             <w:pPr>
               <w:pStyle w:val="xmsonormal"/>
               <w:widowControl/>
-              <w:suppressAutoHyphens w:val="true"/>
               <w:spacing w:beforeAutospacing="0" w:before="0" w:afterAutospacing="0" w:after="120"/>
-              <w:jc w:val="end"/>
+              <w:jc w:val="right"/>
               <w:rPr>
                 <w:rFonts w:ascii="Arial" w:hAnsi="Arial" w:cs="Arial"/>
                 <w:color w:val="242424"/>
@@ -11762,7 +11798,6 @@
               <w:pStyle w:val="xmsonormal"/>
               <w:widowControl/>
               <w:shd w:val="clear" w:color="auto" w:fill="FFFFFF"/>
-              <w:suppressAutoHyphens w:val="true"/>
               <w:spacing w:beforeAutospacing="0" w:before="0" w:afterAutospacing="0" w:after="120"/>
               <w:jc w:val="both"/>
               <w:rPr>
@@ -11800,9 +11835,8 @@
             <w:pPr>
               <w:pStyle w:val="xmsonormal"/>
               <w:widowControl/>
-              <w:suppressAutoHyphens w:val="true"/>
               <w:spacing w:beforeAutospacing="0" w:before="0" w:afterAutospacing="0" w:after="120"/>
-              <w:jc w:val="end"/>
+              <w:jc w:val="right"/>
               <w:rPr>
                 <w:rFonts w:ascii="Arial" w:hAnsi="Arial" w:cs="Arial"/>
                 <w:color w:val="242424"/>
@@ -11838,7 +11872,6 @@
               <w:pStyle w:val="xmsonormal"/>
               <w:widowControl/>
               <w:shd w:val="clear" w:color="auto" w:fill="FFFFFF"/>
-              <w:suppressAutoHyphens w:val="true"/>
               <w:spacing w:beforeAutospacing="0" w:before="0" w:afterAutospacing="0" w:after="120"/>
               <w:jc w:val="both"/>
               <w:rPr>
@@ -11888,9 +11921,8 @@
             <w:pPr>
               <w:pStyle w:val="xmsonormal"/>
               <w:widowControl/>
-              <w:suppressAutoHyphens w:val="true"/>
               <w:spacing w:beforeAutospacing="0" w:before="0" w:afterAutospacing="0" w:after="120"/>
-              <w:jc w:val="end"/>
+              <w:jc w:val="right"/>
               <w:rPr>
                 <w:rFonts w:ascii="Arial" w:hAnsi="Arial" w:cs="Arial"/>
                 <w:color w:val="242424"/>
@@ -11926,7 +11958,6 @@
               <w:pStyle w:val="xmsonormal"/>
               <w:widowControl/>
               <w:shd w:val="clear" w:color="auto" w:fill="FFFFFF"/>
-              <w:suppressAutoHyphens w:val="true"/>
               <w:spacing w:beforeAutospacing="0" w:before="0" w:afterAutospacing="0" w:after="120"/>
               <w:jc w:val="both"/>
               <w:rPr>
@@ -11976,9 +12007,8 @@
             <w:pPr>
               <w:pStyle w:val="xmsonormal"/>
               <w:widowControl/>
-              <w:suppressAutoHyphens w:val="true"/>
               <w:spacing w:beforeAutospacing="0" w:before="0" w:afterAutospacing="0" w:after="120"/>
-              <w:jc w:val="end"/>
+              <w:jc w:val="right"/>
               <w:rPr>
                 <w:rFonts w:ascii="Arial" w:hAnsi="Arial" w:cs="Arial"/>
                 <w:color w:val="242424"/>
@@ -12013,7 +12043,6 @@
             <w:pPr>
               <w:pStyle w:val="Normal"/>
               <w:widowControl/>
-              <w:suppressAutoHyphens w:val="true"/>
               <w:spacing w:lineRule="auto" w:line="240" w:before="0" w:after="120"/>
               <w:jc w:val="both"/>
               <w:rPr>
@@ -12062,9 +12091,8 @@
             <w:pPr>
               <w:pStyle w:val="xmsonormal"/>
               <w:widowControl/>
-              <w:suppressAutoHyphens w:val="true"/>
               <w:spacing w:beforeAutospacing="0" w:before="0" w:afterAutospacing="0" w:after="120"/>
-              <w:jc w:val="end"/>
+              <w:jc w:val="right"/>
               <w:rPr>
                 <w:rFonts w:ascii="Arial" w:hAnsi="Arial" w:cs="Arial"/>
                 <w:color w:val="242424"/>
@@ -12099,7 +12127,6 @@
             <w:pPr>
               <w:pStyle w:val="Normal"/>
               <w:widowControl/>
-              <w:suppressAutoHyphens w:val="true"/>
               <w:spacing w:lineRule="exact" w:line="240" w:before="0" w:after="120"/>
               <w:jc w:val="both"/>
               <w:rPr>
@@ -12115,7 +12142,17 @@
                 <w:szCs w:val="22"/>
                 <w:lang w:val="es-ES" w:eastAsia="en-US" w:bidi="ar-SA"/>
               </w:rPr>
-              <w:t>Por la falta de pago total de las obligaciones del Titular o de, al menos, tres cuotas consecutivas y consecuente incumplimiento de las obligaciones de pago contraídas por el Titular frente al Prestamista.</w:t>
+              <w:t>Por la falta de pago total de las obligaciones del Titular o de, al menos, tres cuotas consecutivas y consecuente incumplimiento de las obligaciones de pago contraídas por el Titular frente al Prestamista</w:t>
+            </w:r>
+            <w:r>
+              <w:rPr>
+                <w:rFonts w:eastAsia="Calibri" w:cs="Arial" w:ascii="Arial" w:hAnsi="Arial"/>
+                <w:kern w:val="0"/>
+                <w:sz w:val="22"/>
+                <w:szCs w:val="22"/>
+                <w:lang w:val="es-ES" w:eastAsia="en-US" w:bidi="ar-SA"/>
+              </w:rPr>
+              <w:t>.</w:t>
             </w:r>
           </w:p>
         </w:tc>
@@ -12136,9 +12173,8 @@
             <w:pPr>
               <w:pStyle w:val="xmsonormal"/>
               <w:widowControl/>
-              <w:suppressAutoHyphens w:val="true"/>
               <w:spacing w:beforeAutospacing="0" w:before="0" w:afterAutospacing="0" w:after="120"/>
-              <w:jc w:val="end"/>
+              <w:jc w:val="right"/>
               <w:rPr>
                 <w:rFonts w:ascii="Arial" w:hAnsi="Arial" w:cs="Arial"/>
                 <w:color w:val="242424"/>
@@ -12173,7 +12209,6 @@
             <w:pPr>
               <w:pStyle w:val="Normal"/>
               <w:widowControl/>
-              <w:suppressAutoHyphens w:val="true"/>
               <w:spacing w:lineRule="exact" w:line="240" w:before="0" w:after="120"/>
               <w:jc w:val="both"/>
               <w:rPr>
@@ -12291,7 +12326,21 @@
           <w:rFonts w:cs="Arial" w:ascii="Arial" w:hAnsi="Arial"/>
           <w:lang w:val="es-ES"/>
         </w:rPr>
-        <w:t>. En caso de concurrencia de cualquiera de los supuestos mencionados en el párrafo 18.1. i) a vii), el Prestamista se reserva el derecho igualmente de resolver el Contrato y el Titular se compromete a reembolsar el Crédito, los Intereses devengados, y demás pagos y suplementos.</w:t>
+        <w:t>. En caso de concurrencia de cualquiera de los supuestos mencionados en el párrafo 18.1.</w:t>
+      </w:r>
+      <w:r>
+        <w:rPr>
+          <w:rFonts w:cs="Arial" w:ascii="Arial" w:hAnsi="Arial"/>
+          <w:lang w:val="es-ES"/>
+        </w:rPr>
+        <w:t xml:space="preserve"> i) a vii)</w:t>
+      </w:r>
+      <w:r>
+        <w:rPr>
+          <w:rFonts w:cs="Arial" w:ascii="Arial" w:hAnsi="Arial"/>
+          <w:lang w:val="es-ES"/>
+        </w:rPr>
+        <w:t>, el Prestamista se reserva el derecho igualmente de resolver el Contrato y el Titular se compromete a reembolsar el Crédito, los Intereses devengados, y demás pagos y suplementos.</w:t>
       </w:r>
     </w:p>
     <w:p>
@@ -12710,7 +12759,7 @@
       <w:tblPr>
         <w:tblStyle w:val="TableGrid"/>
         <w:tblW w:w="9016" w:type="dxa"/>
-        <w:jc w:val="start"/>
+        <w:jc w:val="left"/>
         <w:tblInd w:w="0" w:type="dxa"/>
         <w:tblLayout w:type="fixed"/>
         <w:tblCellMar>
@@ -12741,9 +12790,8 @@
             <w:pPr>
               <w:pStyle w:val="xmsonormal"/>
               <w:widowControl/>
-              <w:suppressAutoHyphens w:val="true"/>
               <w:spacing w:beforeAutospacing="0" w:before="0" w:afterAutospacing="0" w:after="120"/>
-              <w:jc w:val="end"/>
+              <w:jc w:val="right"/>
               <w:rPr>
                 <w:rFonts w:ascii="Arial" w:hAnsi="Arial" w:cs="Arial"/>
                 <w:color w:val="242424"/>
@@ -12778,7 +12826,6 @@
             <w:pPr>
               <w:pStyle w:val="Normal"/>
               <w:widowControl/>
-              <w:suppressAutoHyphens w:val="true"/>
               <w:spacing w:lineRule="exact" w:line="240" w:before="0" w:after="0"/>
               <w:jc w:val="both"/>
               <w:rPr>
@@ -12812,7 +12859,6 @@
             <w:pPr>
               <w:pStyle w:val="Normal"/>
               <w:widowControl/>
-              <w:suppressAutoHyphens w:val="true"/>
               <w:spacing w:lineRule="exact" w:line="240" w:before="0" w:after="0"/>
               <w:jc w:val="both"/>
               <w:rPr>
@@ -12822,8 +12868,11 @@
             </w:pPr>
             <w:r>
               <w:rPr>
-                <w:rFonts w:cs="Arial" w:ascii="Arial" w:hAnsi="Arial"/>
-                <w:lang w:val="es-ES"/>
+                <w:rFonts w:eastAsia="Calibri" w:cs="Arial" w:ascii="Arial" w:hAnsi="Arial"/>
+                <w:kern w:val="0"/>
+                <w:sz w:val="22"/>
+                <w:szCs w:val="22"/>
+                <w:lang w:val="es-ES" w:eastAsia="en-US" w:bidi="ar-SA"/>
               </w:rPr>
             </w:r>
           </w:p>
@@ -12831,7 +12880,6 @@
             <w:pPr>
               <w:pStyle w:val="Normal"/>
               <w:widowControl/>
-              <w:suppressAutoHyphens w:val="true"/>
               <w:spacing w:lineRule="exact" w:line="240" w:before="0" w:after="0"/>
               <w:jc w:val="both"/>
               <w:rPr>
@@ -12854,7 +12902,6 @@
             <w:pPr>
               <w:pStyle w:val="Normal"/>
               <w:widowControl/>
-              <w:suppressAutoHyphens w:val="true"/>
               <w:spacing w:lineRule="exact" w:line="240" w:before="0" w:after="0"/>
               <w:jc w:val="both"/>
               <w:rPr>
@@ -12864,8 +12911,11 @@
             </w:pPr>
             <w:r>
               <w:rPr>
-                <w:rFonts w:cs="Arial" w:ascii="Arial" w:hAnsi="Arial"/>
-                <w:lang w:val="es-ES"/>
+                <w:rFonts w:eastAsia="Calibri" w:cs="Arial" w:ascii="Arial" w:hAnsi="Arial"/>
+                <w:kern w:val="0"/>
+                <w:sz w:val="22"/>
+                <w:szCs w:val="22"/>
+                <w:lang w:val="es-ES" w:eastAsia="en-US" w:bidi="ar-SA"/>
               </w:rPr>
             </w:r>
           </w:p>
@@ -12873,7 +12923,6 @@
             <w:pPr>
               <w:pStyle w:val="Normal"/>
               <w:widowControl/>
-              <w:suppressAutoHyphens w:val="true"/>
               <w:spacing w:lineRule="exact" w:line="240" w:before="0" w:after="0"/>
               <w:jc w:val="both"/>
               <w:rPr>
@@ -12896,7 +12945,6 @@
             <w:pPr>
               <w:pStyle w:val="Normal"/>
               <w:widowControl/>
-              <w:suppressAutoHyphens w:val="true"/>
               <w:spacing w:lineRule="exact" w:line="240" w:before="0" w:after="0"/>
               <w:jc w:val="both"/>
               <w:rPr>
@@ -12906,8 +12954,11 @@
             </w:pPr>
             <w:r>
               <w:rPr>
-                <w:rFonts w:cs="Arial" w:ascii="Arial" w:hAnsi="Arial"/>
-                <w:lang w:val="es-ES"/>
+                <w:rFonts w:eastAsia="Calibri" w:cs="Arial" w:ascii="Arial" w:hAnsi="Arial"/>
+                <w:kern w:val="0"/>
+                <w:sz w:val="22"/>
+                <w:szCs w:val="22"/>
+                <w:lang w:val="es-ES" w:eastAsia="en-US" w:bidi="ar-SA"/>
               </w:rPr>
             </w:r>
           </w:p>
@@ -12915,7 +12966,6 @@
             <w:pPr>
               <w:pStyle w:val="Normal"/>
               <w:widowControl/>
-              <w:suppressAutoHyphens w:val="true"/>
               <w:spacing w:lineRule="exact" w:line="240" w:before="0" w:after="120"/>
               <w:jc w:val="both"/>
               <w:rPr>
@@ -12952,9 +13002,8 @@
             <w:pPr>
               <w:pStyle w:val="xmsonormal"/>
               <w:widowControl/>
-              <w:suppressAutoHyphens w:val="true"/>
               <w:spacing w:beforeAutospacing="0" w:before="0" w:afterAutospacing="0" w:after="120"/>
-              <w:jc w:val="end"/>
+              <w:jc w:val="right"/>
               <w:rPr>
                 <w:rFonts w:ascii="Arial" w:hAnsi="Arial" w:cs="Arial"/>
                 <w:color w:val="242424"/>
@@ -12989,7 +13038,6 @@
             <w:pPr>
               <w:pStyle w:val="Normal"/>
               <w:widowControl/>
-              <w:suppressAutoHyphens w:val="true"/>
               <w:spacing w:lineRule="exact" w:line="240" w:before="0" w:after="0"/>
               <w:jc w:val="both"/>
               <w:rPr>
@@ -13044,7 +13092,6 @@
             <w:pPr>
               <w:pStyle w:val="ListParagraph"/>
               <w:widowControl/>
-              <w:suppressAutoHyphens w:val="true"/>
               <w:spacing w:lineRule="exact" w:line="240" w:before="0" w:after="0"/>
               <w:contextualSpacing/>
               <w:jc w:val="both"/>
@@ -13055,8 +13102,11 @@
             </w:pPr>
             <w:r>
               <w:rPr>
-                <w:rFonts w:cs="Arial" w:ascii="Arial" w:hAnsi="Arial"/>
-                <w:lang w:val="es-ES"/>
+                <w:rFonts w:eastAsia="Calibri" w:cs="Arial" w:ascii="Arial" w:hAnsi="Arial"/>
+                <w:kern w:val="0"/>
+                <w:sz w:val="22"/>
+                <w:szCs w:val="22"/>
+                <w:lang w:val="es-ES" w:eastAsia="en-US" w:bidi="ar-SA"/>
               </w:rPr>
             </w:r>
           </w:p>
@@ -13065,7 +13115,6 @@
               <w:pStyle w:val="xmsonormal"/>
               <w:widowControl/>
               <w:shd w:val="clear" w:color="auto" w:fill="FFFFFF"/>
-              <w:suppressAutoHyphens w:val="true"/>
               <w:spacing w:beforeAutospacing="0" w:before="0" w:afterAutospacing="0" w:after="120"/>
               <w:jc w:val="both"/>
               <w:rPr>
@@ -13115,9 +13164,8 @@
             <w:pPr>
               <w:pStyle w:val="xmsonormal"/>
               <w:widowControl/>
-              <w:suppressAutoHyphens w:val="true"/>
               <w:spacing w:beforeAutospacing="0" w:before="0" w:afterAutospacing="0" w:after="120"/>
-              <w:jc w:val="end"/>
+              <w:jc w:val="right"/>
               <w:rPr>
                 <w:rFonts w:ascii="Arial" w:hAnsi="Arial" w:cs="Arial"/>
                 <w:color w:val="242424"/>
@@ -13152,7 +13200,6 @@
             <w:pPr>
               <w:pStyle w:val="Normal"/>
               <w:widowControl/>
-              <w:suppressAutoHyphens w:val="true"/>
               <w:spacing w:lineRule="exact" w:line="240" w:before="0" w:after="0"/>
               <w:jc w:val="both"/>
               <w:rPr>
@@ -13208,7 +13255,6 @@
             <w:pPr>
               <w:pStyle w:val="ListParagraph"/>
               <w:widowControl/>
-              <w:suppressAutoHyphens w:val="true"/>
               <w:spacing w:lineRule="exact" w:line="240" w:before="0" w:after="0"/>
               <w:contextualSpacing/>
               <w:jc w:val="both"/>
@@ -13219,8 +13265,11 @@
             </w:pPr>
             <w:r>
               <w:rPr>
-                <w:rFonts w:cs="Arial" w:ascii="Arial" w:hAnsi="Arial"/>
-                <w:lang w:val="es-ES"/>
+                <w:rFonts w:eastAsia="Calibri" w:cs="Arial" w:ascii="Arial" w:hAnsi="Arial"/>
+                <w:kern w:val="0"/>
+                <w:sz w:val="22"/>
+                <w:szCs w:val="22"/>
+                <w:lang w:val="es-ES" w:eastAsia="en-US" w:bidi="ar-SA"/>
               </w:rPr>
             </w:r>
           </w:p>
@@ -13229,7 +13278,6 @@
               <w:pStyle w:val="xmsonormal"/>
               <w:widowControl/>
               <w:shd w:val="clear" w:color="auto" w:fill="FFFFFF"/>
-              <w:suppressAutoHyphens w:val="true"/>
               <w:spacing w:beforeAutospacing="0" w:before="0" w:afterAutospacing="0" w:after="120"/>
               <w:jc w:val="both"/>
               <w:rPr>
@@ -13268,9 +13316,8 @@
             <w:pPr>
               <w:pStyle w:val="xmsonormal"/>
               <w:widowControl/>
-              <w:suppressAutoHyphens w:val="true"/>
               <w:spacing w:beforeAutospacing="0" w:before="0" w:afterAutospacing="0" w:after="120"/>
-              <w:jc w:val="end"/>
+              <w:jc w:val="right"/>
               <w:rPr>
                 <w:rFonts w:ascii="Arial" w:hAnsi="Arial" w:cs="Arial"/>
                 <w:color w:val="242424"/>
@@ -13305,7 +13352,6 @@
             <w:pPr>
               <w:pStyle w:val="Normal"/>
               <w:widowControl/>
-              <w:suppressAutoHyphens w:val="true"/>
               <w:spacing w:lineRule="exact" w:line="240" w:before="0" w:after="0"/>
               <w:jc w:val="both"/>
               <w:rPr>
@@ -13396,9 +13442,8 @@
             <w:pPr>
               <w:pStyle w:val="xmsonormal"/>
               <w:widowControl/>
-              <w:suppressAutoHyphens w:val="true"/>
               <w:spacing w:beforeAutospacing="0" w:before="0" w:afterAutospacing="0" w:after="120"/>
-              <w:jc w:val="end"/>
+              <w:jc w:val="right"/>
               <w:rPr>
                 <w:rFonts w:ascii="Arial" w:hAnsi="Arial" w:cs="Arial"/>
                 <w:color w:val="242424"/>
@@ -13410,8 +13455,10 @@
               <w:rPr>
                 <w:rFonts w:cs="Arial" w:ascii="Arial" w:hAnsi="Arial"/>
                 <w:color w:val="242424"/>
+                <w:kern w:val="0"/>
                 <w:sz w:val="16"/>
                 <w:szCs w:val="16"/>
+                <w:lang w:bidi="ar-SA"/>
               </w:rPr>
             </w:r>
           </w:p>
@@ -13430,7 +13477,6 @@
             <w:pPr>
               <w:pStyle w:val="Normal"/>
               <w:widowControl/>
-              <w:suppressAutoHyphens w:val="true"/>
               <w:spacing w:lineRule="exact" w:line="240" w:before="0" w:after="120"/>
               <w:jc w:val="both"/>
               <w:rPr>
@@ -13490,9 +13536,8 @@
             <w:pPr>
               <w:pStyle w:val="xmsonormal"/>
               <w:widowControl/>
-              <w:suppressAutoHyphens w:val="true"/>
               <w:spacing w:beforeAutospacing="0" w:before="0" w:afterAutospacing="0" w:after="120"/>
-              <w:jc w:val="end"/>
+              <w:jc w:val="right"/>
               <w:rPr>
                 <w:rFonts w:ascii="Arial" w:hAnsi="Arial" w:cs="Arial"/>
                 <w:color w:val="242424"/>
@@ -13527,7 +13572,6 @@
             <w:pPr>
               <w:pStyle w:val="Normal"/>
               <w:widowControl/>
-              <w:suppressAutoHyphens w:val="true"/>
               <w:spacing w:lineRule="exact" w:line="240" w:before="0" w:after="0"/>
               <w:jc w:val="both"/>
               <w:rPr>
@@ -13571,7 +13615,6 @@
             <w:pPr>
               <w:pStyle w:val="ListParagraph"/>
               <w:widowControl/>
-              <w:suppressAutoHyphens w:val="true"/>
               <w:spacing w:lineRule="exact" w:line="240" w:before="0" w:after="0"/>
               <w:contextualSpacing/>
               <w:jc w:val="both"/>
@@ -13582,8 +13625,11 @@
             </w:pPr>
             <w:r>
               <w:rPr>
-                <w:rFonts w:cs="Arial" w:ascii="Arial" w:hAnsi="Arial"/>
-                <w:lang w:val="es-ES"/>
+                <w:rFonts w:eastAsia="Calibri" w:cs="Arial" w:ascii="Arial" w:hAnsi="Arial"/>
+                <w:kern w:val="0"/>
+                <w:sz w:val="22"/>
+                <w:szCs w:val="22"/>
+                <w:lang w:val="es-ES" w:eastAsia="en-US" w:bidi="ar-SA"/>
               </w:rPr>
             </w:r>
           </w:p>
@@ -13591,7 +13637,6 @@
             <w:pPr>
               <w:pStyle w:val="Normal"/>
               <w:widowControl/>
-              <w:suppressAutoHyphens w:val="true"/>
               <w:spacing w:lineRule="exact" w:line="240" w:before="0" w:after="0"/>
               <w:jc w:val="both"/>
               <w:rPr>
@@ -13614,7 +13659,6 @@
             <w:pPr>
               <w:pStyle w:val="Normal"/>
               <w:widowControl/>
-              <w:suppressAutoHyphens w:val="true"/>
               <w:spacing w:lineRule="exact" w:line="240" w:before="0" w:after="0"/>
               <w:jc w:val="both"/>
               <w:rPr>
@@ -13624,8 +13668,11 @@
             </w:pPr>
             <w:r>
               <w:rPr>
-                <w:rFonts w:cs="Arial" w:ascii="Arial" w:hAnsi="Arial"/>
-                <w:lang w:val="es-ES"/>
+                <w:rFonts w:eastAsia="Calibri" w:cs="Arial" w:ascii="Arial" w:hAnsi="Arial"/>
+                <w:kern w:val="0"/>
+                <w:sz w:val="22"/>
+                <w:szCs w:val="22"/>
+                <w:lang w:val="es-ES" w:eastAsia="en-US" w:bidi="ar-SA"/>
               </w:rPr>
             </w:r>
           </w:p>
@@ -13633,7 +13680,6 @@
             <w:pPr>
               <w:pStyle w:val="Normal"/>
               <w:widowControl/>
-              <w:suppressAutoHyphens w:val="true"/>
               <w:spacing w:lineRule="exact" w:line="240" w:before="0" w:after="0"/>
               <w:jc w:val="both"/>
               <w:rPr>
@@ -13656,7 +13702,6 @@
             <w:pPr>
               <w:pStyle w:val="Normal"/>
               <w:widowControl/>
-              <w:suppressAutoHyphens w:val="true"/>
               <w:spacing w:lineRule="exact" w:line="240" w:before="0" w:after="0"/>
               <w:jc w:val="both"/>
               <w:rPr>
@@ -13667,9 +13712,12 @@
             </w:pPr>
             <w:r>
               <w:rPr>
-                <w:rFonts w:cs="Arial" w:ascii="Arial" w:hAnsi="Arial"/>
+                <w:rFonts w:eastAsia="Calibri" w:cs="Arial" w:ascii="Arial" w:hAnsi="Arial"/>
                 <w:color w:val="242424"/>
-                <w:lang w:val="es-ES"/>
+                <w:kern w:val="0"/>
+                <w:sz w:val="22"/>
+                <w:szCs w:val="22"/>
+                <w:lang w:val="es-ES" w:eastAsia="en-US" w:bidi="ar-SA"/>
               </w:rPr>
             </w:r>
           </w:p>
@@ -13754,7 +13802,7 @@
       <w:tblPr>
         <w:tblStyle w:val="TableGrid"/>
         <w:tblW w:w="9016" w:type="dxa"/>
-        <w:jc w:val="start"/>
+        <w:jc w:val="left"/>
         <w:tblInd w:w="0" w:type="dxa"/>
         <w:tblLayout w:type="fixed"/>
         <w:tblCellMar>
@@ -13766,14 +13814,14 @@
         <w:tblLook w:val="04a0" w:firstRow="1" w:noVBand="1" w:lastRow="0" w:firstColumn="1" w:lastColumn="0" w:noHBand="0"/>
       </w:tblPr>
       <w:tblGrid>
-        <w:gridCol w:w="560"/>
-        <w:gridCol w:w="8456"/>
+        <w:gridCol w:w="561"/>
+        <w:gridCol w:w="8455"/>
       </w:tblGrid>
       <w:tr>
         <w:trPr/>
         <w:tc>
           <w:tcPr>
-            <w:tcW w:w="560" w:type="dxa"/>
+            <w:tcW w:w="561" w:type="dxa"/>
             <w:tcBorders>
               <w:top w:val="nil"/>
               <w:start w:val="nil"/>
@@ -13785,9 +13833,8 @@
             <w:pPr>
               <w:pStyle w:val="xmsonormal"/>
               <w:widowControl/>
-              <w:suppressAutoHyphens w:val="true"/>
               <w:spacing w:beforeAutospacing="0" w:before="0" w:afterAutospacing="0" w:after="120"/>
-              <w:jc w:val="end"/>
+              <w:jc w:val="right"/>
               <w:rPr>
                 <w:rFonts w:ascii="Arial" w:hAnsi="Arial" w:cs="Arial"/>
                 <w:color w:val="242424"/>
@@ -13810,7 +13857,7 @@
         </w:tc>
         <w:tc>
           <w:tcPr>
-            <w:tcW w:w="8456" w:type="dxa"/>
+            <w:tcW w:w="8455" w:type="dxa"/>
             <w:tcBorders>
               <w:top w:val="nil"/>
               <w:start w:val="nil"/>
@@ -13823,7 +13870,6 @@
               <w:pStyle w:val="xmsonormal"/>
               <w:widowControl/>
               <w:shd w:val="clear" w:color="auto" w:fill="FFFFFF"/>
-              <w:suppressAutoHyphens w:val="true"/>
               <w:spacing w:beforeAutospacing="0" w:before="0" w:afterAutospacing="0" w:after="120"/>
               <w:jc w:val="both"/>
               <w:rPr>
@@ -13850,7 +13896,7 @@
         <w:trPr/>
         <w:tc>
           <w:tcPr>
-            <w:tcW w:w="560" w:type="dxa"/>
+            <w:tcW w:w="561" w:type="dxa"/>
             <w:tcBorders>
               <w:top w:val="nil"/>
               <w:start w:val="nil"/>
@@ -13862,9 +13908,8 @@
             <w:pPr>
               <w:pStyle w:val="xmsonormal"/>
               <w:widowControl/>
-              <w:suppressAutoHyphens w:val="true"/>
               <w:spacing w:beforeAutospacing="0" w:before="0" w:afterAutospacing="0" w:after="120"/>
-              <w:jc w:val="end"/>
+              <w:jc w:val="right"/>
               <w:rPr>
                 <w:rFonts w:ascii="Arial" w:hAnsi="Arial" w:cs="Arial"/>
                 <w:color w:val="242424"/>
@@ -13887,7 +13932,7 @@
         </w:tc>
         <w:tc>
           <w:tcPr>
-            <w:tcW w:w="8456" w:type="dxa"/>
+            <w:tcW w:w="8455" w:type="dxa"/>
             <w:tcBorders>
               <w:top w:val="nil"/>
               <w:start w:val="nil"/>
@@ -13900,7 +13945,6 @@
               <w:pStyle w:val="xmsonormal"/>
               <w:widowControl/>
               <w:shd w:val="clear" w:color="auto" w:fill="FFFFFF"/>
-              <w:suppressAutoHyphens w:val="true"/>
               <w:spacing w:beforeAutospacing="0" w:before="0" w:afterAutospacing="0" w:after="120"/>
               <w:jc w:val="both"/>
               <w:rPr>
@@ -13938,7 +13982,7 @@
         <w:trPr/>
         <w:tc>
           <w:tcPr>
-            <w:tcW w:w="560" w:type="dxa"/>
+            <w:tcW w:w="561" w:type="dxa"/>
             <w:tcBorders>
               <w:top w:val="nil"/>
               <w:start w:val="nil"/>
@@ -13950,9 +13994,8 @@
             <w:pPr>
               <w:pStyle w:val="xmsonormal"/>
               <w:widowControl/>
-              <w:suppressAutoHyphens w:val="true"/>
               <w:spacing w:beforeAutospacing="0" w:before="0" w:afterAutospacing="0" w:after="120"/>
-              <w:jc w:val="end"/>
+              <w:jc w:val="right"/>
               <w:rPr>
                 <w:rFonts w:ascii="Arial" w:hAnsi="Arial" w:cs="Arial"/>
                 <w:color w:val="242424"/>
@@ -13975,7 +14018,7 @@
         </w:tc>
         <w:tc>
           <w:tcPr>
-            <w:tcW w:w="8456" w:type="dxa"/>
+            <w:tcW w:w="8455" w:type="dxa"/>
             <w:tcBorders>
               <w:top w:val="nil"/>
               <w:start w:val="nil"/>
@@ -13988,7 +14031,6 @@
               <w:pStyle w:val="xmsonormal"/>
               <w:widowControl/>
               <w:shd w:val="clear" w:color="auto" w:fill="FFFFFF"/>
-              <w:suppressAutoHyphens w:val="true"/>
               <w:spacing w:beforeAutospacing="0" w:before="0" w:afterAutospacing="0" w:after="120"/>
               <w:jc w:val="both"/>
               <w:rPr>
@@ -14015,7 +14057,7 @@
         <w:trPr/>
         <w:tc>
           <w:tcPr>
-            <w:tcW w:w="560" w:type="dxa"/>
+            <w:tcW w:w="561" w:type="dxa"/>
             <w:tcBorders>
               <w:top w:val="nil"/>
               <w:start w:val="nil"/>
@@ -14027,9 +14069,8 @@
             <w:pPr>
               <w:pStyle w:val="xmsonormal"/>
               <w:widowControl/>
-              <w:suppressAutoHyphens w:val="true"/>
               <w:spacing w:beforeAutospacing="0" w:before="0" w:afterAutospacing="0" w:after="120"/>
-              <w:jc w:val="end"/>
+              <w:jc w:val="right"/>
               <w:rPr>
                 <w:rFonts w:ascii="Arial" w:hAnsi="Arial" w:cs="Arial"/>
                 <w:color w:val="242424"/>
@@ -14052,7 +14093,7 @@
         </w:tc>
         <w:tc>
           <w:tcPr>
-            <w:tcW w:w="8456" w:type="dxa"/>
+            <w:tcW w:w="8455" w:type="dxa"/>
             <w:tcBorders>
               <w:top w:val="nil"/>
               <w:start w:val="nil"/>
@@ -14065,7 +14106,6 @@
               <w:pStyle w:val="xmsonormal"/>
               <w:widowControl/>
               <w:shd w:val="clear" w:color="auto" w:fill="FFFFFF"/>
-              <w:suppressAutoHyphens w:val="true"/>
               <w:spacing w:beforeAutospacing="0" w:before="0" w:afterAutospacing="0" w:after="120"/>
               <w:jc w:val="both"/>
               <w:rPr>
@@ -14103,7 +14143,7 @@
         <w:trPr/>
         <w:tc>
           <w:tcPr>
-            <w:tcW w:w="560" w:type="dxa"/>
+            <w:tcW w:w="561" w:type="dxa"/>
             <w:tcBorders>
               <w:top w:val="nil"/>
               <w:start w:val="nil"/>
@@ -14115,9 +14155,8 @@
             <w:pPr>
               <w:pStyle w:val="xmsonormal"/>
               <w:widowControl/>
-              <w:suppressAutoHyphens w:val="true"/>
               <w:spacing w:beforeAutospacing="0" w:before="0" w:afterAutospacing="0" w:after="120"/>
-              <w:jc w:val="end"/>
+              <w:jc w:val="right"/>
               <w:rPr>
                 <w:rFonts w:ascii="Arial" w:hAnsi="Arial" w:cs="Arial"/>
                 <w:color w:val="242424"/>
@@ -14140,7 +14179,7 @@
         </w:tc>
         <w:tc>
           <w:tcPr>
-            <w:tcW w:w="8456" w:type="dxa"/>
+            <w:tcW w:w="8455" w:type="dxa"/>
             <w:tcBorders>
               <w:top w:val="nil"/>
               <w:start w:val="nil"/>
@@ -14153,7 +14192,6 @@
               <w:pStyle w:val="xmsonormal"/>
               <w:widowControl/>
               <w:shd w:val="clear" w:color="auto" w:fill="FFFFFF"/>
-              <w:suppressAutoHyphens w:val="true"/>
               <w:spacing w:beforeAutospacing="0" w:before="0" w:afterAutospacing="0" w:after="120"/>
               <w:jc w:val="both"/>
               <w:rPr>
@@ -14191,7 +14229,7 @@
         <w:trPr/>
         <w:tc>
           <w:tcPr>
-            <w:tcW w:w="560" w:type="dxa"/>
+            <w:tcW w:w="561" w:type="dxa"/>
             <w:tcBorders>
               <w:top w:val="nil"/>
               <w:start w:val="nil"/>
@@ -14203,9 +14241,8 @@
             <w:pPr>
               <w:pStyle w:val="xmsonormal"/>
               <w:widowControl/>
-              <w:suppressAutoHyphens w:val="true"/>
               <w:spacing w:beforeAutospacing="0" w:before="0" w:afterAutospacing="0" w:after="120"/>
-              <w:jc w:val="end"/>
+              <w:jc w:val="right"/>
               <w:rPr>
                 <w:rFonts w:ascii="Arial" w:hAnsi="Arial" w:cs="Arial"/>
                 <w:color w:val="242424"/>
@@ -14228,7 +14265,7 @@
         </w:tc>
         <w:tc>
           <w:tcPr>
-            <w:tcW w:w="8456" w:type="dxa"/>
+            <w:tcW w:w="8455" w:type="dxa"/>
             <w:tcBorders>
               <w:top w:val="nil"/>
               <w:start w:val="nil"/>
@@ -14240,7 +14277,6 @@
             <w:pPr>
               <w:pStyle w:val="Normal"/>
               <w:widowControl/>
-              <w:suppressAutoHyphens w:val="true"/>
               <w:spacing w:lineRule="auto" w:line="240" w:before="0" w:after="120"/>
               <w:jc w:val="both"/>
               <w:rPr>
@@ -14277,7 +14313,7 @@
         <w:trPr/>
         <w:tc>
           <w:tcPr>
-            <w:tcW w:w="560" w:type="dxa"/>
+            <w:tcW w:w="561" w:type="dxa"/>
             <w:tcBorders>
               <w:top w:val="nil"/>
               <w:start w:val="nil"/>
@@ -14289,9 +14325,8 @@
             <w:pPr>
               <w:pStyle w:val="xmsonormal"/>
               <w:widowControl/>
-              <w:suppressAutoHyphens w:val="true"/>
               <w:spacing w:beforeAutospacing="0" w:before="0" w:afterAutospacing="0" w:after="120"/>
-              <w:jc w:val="end"/>
+              <w:jc w:val="right"/>
               <w:rPr>
                 <w:rFonts w:ascii="Arial" w:hAnsi="Arial" w:cs="Arial"/>
                 <w:color w:val="242424"/>
@@ -14314,7 +14349,7 @@
         </w:tc>
         <w:tc>
           <w:tcPr>
-            <w:tcW w:w="8456" w:type="dxa"/>
+            <w:tcW w:w="8455" w:type="dxa"/>
             <w:tcBorders>
               <w:top w:val="nil"/>
               <w:start w:val="nil"/>
@@ -14326,7 +14361,6 @@
             <w:pPr>
               <w:pStyle w:val="Normal"/>
               <w:widowControl/>
-              <w:suppressAutoHyphens w:val="true"/>
               <w:spacing w:lineRule="exact" w:line="240" w:before="0" w:after="120"/>
               <w:jc w:val="both"/>
               <w:rPr>
@@ -14351,7 +14385,7 @@
         <w:trPr/>
         <w:tc>
           <w:tcPr>
-            <w:tcW w:w="560" w:type="dxa"/>
+            <w:tcW w:w="561" w:type="dxa"/>
             <w:tcBorders>
               <w:top w:val="nil"/>
               <w:start w:val="nil"/>
@@ -14363,9 +14397,8 @@
             <w:pPr>
               <w:pStyle w:val="xmsonormal"/>
               <w:widowControl/>
-              <w:suppressAutoHyphens w:val="true"/>
               <w:spacing w:beforeAutospacing="0" w:before="0" w:afterAutospacing="0" w:after="120"/>
-              <w:jc w:val="end"/>
+              <w:jc w:val="right"/>
               <w:rPr>
                 <w:rFonts w:ascii="Arial" w:hAnsi="Arial" w:cs="Arial"/>
                 <w:color w:val="242424"/>
@@ -14388,7 +14421,7 @@
         </w:tc>
         <w:tc>
           <w:tcPr>
-            <w:tcW w:w="8456" w:type="dxa"/>
+            <w:tcW w:w="8455" w:type="dxa"/>
             <w:tcBorders>
               <w:top w:val="nil"/>
               <w:start w:val="nil"/>
@@ -14400,7 +14433,6 @@
             <w:pPr>
               <w:pStyle w:val="Normal"/>
               <w:widowControl/>
-              <w:suppressAutoHyphens w:val="true"/>
               <w:spacing w:lineRule="exact" w:line="240" w:before="0" w:after="120"/>
               <w:jc w:val="both"/>
               <w:rPr>
@@ -14425,7 +14457,7 @@
         <w:trPr/>
         <w:tc>
           <w:tcPr>
-            <w:tcW w:w="560" w:type="dxa"/>
+            <w:tcW w:w="561" w:type="dxa"/>
             <w:tcBorders>
               <w:top w:val="nil"/>
               <w:start w:val="nil"/>
@@ -14437,9 +14469,8 @@
             <w:pPr>
               <w:pStyle w:val="xmsonormal"/>
               <w:widowControl/>
-              <w:suppressAutoHyphens w:val="true"/>
               <w:spacing w:beforeAutospacing="0" w:before="0" w:afterAutospacing="0" w:after="120"/>
-              <w:jc w:val="end"/>
+              <w:jc w:val="right"/>
               <w:rPr>
                 <w:rFonts w:ascii="Arial" w:hAnsi="Arial" w:cs="Arial"/>
                 <w:color w:val="242424"/>
@@ -14462,7 +14493,7 @@
         </w:tc>
         <w:tc>
           <w:tcPr>
-            <w:tcW w:w="8456" w:type="dxa"/>
+            <w:tcW w:w="8455" w:type="dxa"/>
             <w:tcBorders>
               <w:top w:val="nil"/>
               <w:start w:val="nil"/>
@@ -14474,7 +14505,6 @@
             <w:pPr>
               <w:pStyle w:val="Normal"/>
               <w:widowControl/>
-              <w:suppressAutoHyphens w:val="true"/>
               <w:spacing w:lineRule="exact" w:line="240" w:before="0" w:after="120"/>
               <w:jc w:val="both"/>
               <w:rPr>
@@ -14947,7 +14977,7 @@
       <w:tblPr>
         <w:tblStyle w:val="TableGrid"/>
         <w:tblW w:w="9016" w:type="dxa"/>
-        <w:jc w:val="start"/>
+        <w:jc w:val="left"/>
         <w:tblInd w:w="0" w:type="dxa"/>
         <w:tblLayout w:type="fixed"/>
         <w:tblCellMar>
@@ -14959,14 +14989,14 @@
         <w:tblLook w:val="04a0" w:firstRow="1" w:noVBand="1" w:lastRow="0" w:firstColumn="1" w:lastColumn="0" w:noHBand="0"/>
       </w:tblPr>
       <w:tblGrid>
-        <w:gridCol w:w="560"/>
-        <w:gridCol w:w="8456"/>
+        <w:gridCol w:w="561"/>
+        <w:gridCol w:w="8455"/>
       </w:tblGrid>
       <w:tr>
         <w:trPr/>
         <w:tc>
           <w:tcPr>
-            <w:tcW w:w="560" w:type="dxa"/>
+            <w:tcW w:w="561" w:type="dxa"/>
             <w:tcBorders>
               <w:top w:val="nil"/>
               <w:start w:val="nil"/>
@@ -14978,9 +15008,8 @@
             <w:pPr>
               <w:pStyle w:val="xmsonormal"/>
               <w:widowControl/>
-              <w:suppressAutoHyphens w:val="true"/>
               <w:spacing w:beforeAutospacing="0" w:before="0" w:afterAutospacing="0" w:after="120"/>
-              <w:jc w:val="end"/>
+              <w:jc w:val="right"/>
               <w:rPr>
                 <w:rFonts w:ascii="Arial" w:hAnsi="Arial" w:cs="Arial"/>
                 <w:color w:val="242424"/>
@@ -15003,7 +15032,7 @@
         </w:tc>
         <w:tc>
           <w:tcPr>
-            <w:tcW w:w="8456" w:type="dxa"/>
+            <w:tcW w:w="8455" w:type="dxa"/>
             <w:tcBorders>
               <w:top w:val="nil"/>
               <w:start w:val="nil"/>
@@ -15016,7 +15045,6 @@
               <w:pStyle w:val="xmsonormal"/>
               <w:widowControl/>
               <w:shd w:val="clear" w:color="auto" w:fill="FFFFFF"/>
-              <w:suppressAutoHyphens w:val="true"/>
               <w:spacing w:beforeAutospacing="0" w:before="0" w:afterAutospacing="0" w:after="120"/>
               <w:jc w:val="both"/>
               <w:rPr>
@@ -15081,7 +15109,7 @@
         <w:trPr/>
         <w:tc>
           <w:tcPr>
-            <w:tcW w:w="560" w:type="dxa"/>
+            <w:tcW w:w="561" w:type="dxa"/>
             <w:tcBorders>
               <w:top w:val="nil"/>
               <w:start w:val="nil"/>
@@ -15093,9 +15121,8 @@
             <w:pPr>
               <w:pStyle w:val="xmsonormal"/>
               <w:widowControl/>
-              <w:suppressAutoHyphens w:val="true"/>
               <w:spacing w:beforeAutospacing="0" w:before="0" w:afterAutospacing="0" w:after="120"/>
-              <w:jc w:val="end"/>
+              <w:jc w:val="right"/>
               <w:rPr>
                 <w:rFonts w:ascii="Arial" w:hAnsi="Arial" w:cs="Arial"/>
                 <w:color w:val="242424"/>
@@ -15118,7 +15145,7 @@
         </w:tc>
         <w:tc>
           <w:tcPr>
-            <w:tcW w:w="8456" w:type="dxa"/>
+            <w:tcW w:w="8455" w:type="dxa"/>
             <w:tcBorders>
               <w:top w:val="nil"/>
               <w:start w:val="nil"/>
@@ -15131,7 +15158,6 @@
               <w:pStyle w:val="xmsonormal"/>
               <w:widowControl/>
               <w:shd w:val="clear" w:color="auto" w:fill="FFFFFF"/>
-              <w:suppressAutoHyphens w:val="true"/>
               <w:spacing w:beforeAutospacing="0" w:before="0" w:afterAutospacing="0" w:after="120"/>
               <w:jc w:val="both"/>
               <w:rPr>
@@ -15169,7 +15195,7 @@
         <w:trPr/>
         <w:tc>
           <w:tcPr>
-            <w:tcW w:w="560" w:type="dxa"/>
+            <w:tcW w:w="561" w:type="dxa"/>
             <w:tcBorders>
               <w:top w:val="nil"/>
               <w:start w:val="nil"/>
@@ -15181,9 +15207,8 @@
             <w:pPr>
               <w:pStyle w:val="xmsonormal"/>
               <w:widowControl/>
-              <w:suppressAutoHyphens w:val="true"/>
               <w:spacing w:beforeAutospacing="0" w:before="0" w:afterAutospacing="0" w:after="120"/>
-              <w:jc w:val="end"/>
+              <w:jc w:val="right"/>
               <w:rPr>
                 <w:rFonts w:ascii="Arial" w:hAnsi="Arial" w:cs="Arial"/>
                 <w:color w:val="242424"/>
@@ -15206,7 +15231,7 @@
         </w:tc>
         <w:tc>
           <w:tcPr>
-            <w:tcW w:w="8456" w:type="dxa"/>
+            <w:tcW w:w="8455" w:type="dxa"/>
             <w:tcBorders>
               <w:top w:val="nil"/>
               <w:start w:val="nil"/>
@@ -15219,7 +15244,6 @@
               <w:pStyle w:val="xmsonormal"/>
               <w:widowControl/>
               <w:shd w:val="clear" w:color="auto" w:fill="FFFFFF"/>
-              <w:suppressAutoHyphens w:val="true"/>
               <w:spacing w:beforeAutospacing="0" w:before="0" w:afterAutospacing="0" w:after="120"/>
               <w:jc w:val="both"/>
               <w:rPr>
@@ -15246,7 +15270,7 @@
         <w:trPr/>
         <w:tc>
           <w:tcPr>
-            <w:tcW w:w="560" w:type="dxa"/>
+            <w:tcW w:w="561" w:type="dxa"/>
             <w:tcBorders>
               <w:top w:val="nil"/>
               <w:start w:val="nil"/>
@@ -15258,9 +15282,8 @@
             <w:pPr>
               <w:pStyle w:val="xmsonormal"/>
               <w:widowControl/>
-              <w:suppressAutoHyphens w:val="true"/>
               <w:spacing w:beforeAutospacing="0" w:before="0" w:afterAutospacing="0" w:after="120"/>
-              <w:jc w:val="end"/>
+              <w:jc w:val="right"/>
               <w:rPr>
                 <w:rFonts w:ascii="Arial" w:hAnsi="Arial" w:cs="Arial"/>
                 <w:color w:val="242424"/>
@@ -15283,7 +15306,7 @@
         </w:tc>
         <w:tc>
           <w:tcPr>
-            <w:tcW w:w="8456" w:type="dxa"/>
+            <w:tcW w:w="8455" w:type="dxa"/>
             <w:tcBorders>
               <w:top w:val="nil"/>
               <w:start w:val="nil"/>
@@ -15296,7 +15319,6 @@
               <w:pStyle w:val="xmsonormal"/>
               <w:widowControl/>
               <w:shd w:val="clear" w:color="auto" w:fill="FFFFFF"/>
-              <w:suppressAutoHyphens w:val="true"/>
               <w:spacing w:beforeAutospacing="0" w:before="0" w:afterAutospacing="0" w:after="120"/>
               <w:jc w:val="both"/>
               <w:rPr>
@@ -15334,7 +15356,7 @@
         <w:trPr/>
         <w:tc>
           <w:tcPr>
-            <w:tcW w:w="560" w:type="dxa"/>
+            <w:tcW w:w="561" w:type="dxa"/>
             <w:tcBorders>
               <w:top w:val="nil"/>
               <w:start w:val="nil"/>
@@ -15346,9 +15368,8 @@
             <w:pPr>
               <w:pStyle w:val="xmsonormal"/>
               <w:widowControl/>
-              <w:suppressAutoHyphens w:val="true"/>
               <w:spacing w:beforeAutospacing="0" w:before="0" w:afterAutospacing="0" w:after="120"/>
-              <w:jc w:val="end"/>
+              <w:jc w:val="right"/>
               <w:rPr>
                 <w:rFonts w:ascii="Arial" w:hAnsi="Arial" w:cs="Arial"/>
                 <w:color w:val="242424"/>
@@ -15371,7 +15392,7 @@
         </w:tc>
         <w:tc>
           <w:tcPr>
-            <w:tcW w:w="8456" w:type="dxa"/>
+            <w:tcW w:w="8455" w:type="dxa"/>
             <w:tcBorders>
               <w:top w:val="nil"/>
               <w:start w:val="nil"/>
@@ -15384,7 +15405,6 @@
               <w:pStyle w:val="xmsonormal"/>
               <w:widowControl/>
               <w:shd w:val="clear" w:color="auto" w:fill="FFFFFF" w:themeFill="background1"/>
-              <w:suppressAutoHyphens w:val="true"/>
               <w:spacing w:beforeAutospacing="0" w:before="0" w:afterAutospacing="0" w:after="120"/>
               <w:jc w:val="both"/>
               <w:rPr>
@@ -15423,7 +15443,7 @@
         <w:trPr/>
         <w:tc>
           <w:tcPr>
-            <w:tcW w:w="560" w:type="dxa"/>
+            <w:tcW w:w="561" w:type="dxa"/>
             <w:tcBorders>
               <w:top w:val="nil"/>
               <w:start w:val="nil"/>
@@ -15435,9 +15455,8 @@
             <w:pPr>
               <w:pStyle w:val="xmsonormal"/>
               <w:widowControl/>
-              <w:suppressAutoHyphens w:val="true"/>
               <w:spacing w:beforeAutospacing="0" w:before="0" w:afterAutospacing="0" w:after="120"/>
-              <w:jc w:val="end"/>
+              <w:jc w:val="right"/>
               <w:rPr>
                 <w:rFonts w:ascii="Arial" w:hAnsi="Arial" w:cs="Arial"/>
                 <w:color w:val="242424"/>
@@ -15460,7 +15479,7 @@
         </w:tc>
         <w:tc>
           <w:tcPr>
-            <w:tcW w:w="8456" w:type="dxa"/>
+            <w:tcW w:w="8455" w:type="dxa"/>
             <w:tcBorders>
               <w:top w:val="nil"/>
               <w:start w:val="nil"/>
@@ -15472,7 +15491,6 @@
             <w:pPr>
               <w:pStyle w:val="Normal"/>
               <w:widowControl/>
-              <w:suppressAutoHyphens w:val="true"/>
               <w:spacing w:lineRule="auto" w:line="240" w:before="0" w:after="120"/>
               <w:jc w:val="both"/>
               <w:rPr>
@@ -15509,7 +15527,7 @@
         <w:trPr/>
         <w:tc>
           <w:tcPr>
-            <w:tcW w:w="560" w:type="dxa"/>
+            <w:tcW w:w="561" w:type="dxa"/>
             <w:tcBorders>
               <w:top w:val="nil"/>
               <w:start w:val="nil"/>
@@ -15521,9 +15539,8 @@
             <w:pPr>
               <w:pStyle w:val="xmsonormal"/>
               <w:widowControl/>
-              <w:suppressAutoHyphens w:val="true"/>
               <w:spacing w:beforeAutospacing="0" w:before="0" w:afterAutospacing="0" w:after="120"/>
-              <w:jc w:val="end"/>
+              <w:jc w:val="right"/>
               <w:rPr>
                 <w:rFonts w:ascii="Arial" w:hAnsi="Arial" w:cs="Arial"/>
                 <w:color w:val="242424"/>
@@ -15546,7 +15563,7 @@
         </w:tc>
         <w:tc>
           <w:tcPr>
-            <w:tcW w:w="8456" w:type="dxa"/>
+            <w:tcW w:w="8455" w:type="dxa"/>
             <w:tcBorders>
               <w:top w:val="nil"/>
               <w:start w:val="nil"/>
@@ -15558,7 +15575,6 @@
             <w:pPr>
               <w:pStyle w:val="Normal"/>
               <w:widowControl/>
-              <w:suppressAutoHyphens w:val="true"/>
               <w:spacing w:lineRule="exact" w:line="240" w:before="0" w:after="120"/>
               <w:jc w:val="both"/>
               <w:rPr>
@@ -17213,7 +17229,21 @@
           <w:rFonts w:cs="Arial" w:ascii="Arial" w:hAnsi="Arial"/>
           <w:lang w:val="es-ES"/>
         </w:rPr>
-        <w:t>El Prestamista tendrá derecho a resolver el Contrato en cualquier momento con al menos dos (2) meses de preaviso por escrito o mediante el área Personal, cuando concurran las circunstancias indicadas en la cláusula 18.1. i) a vii). En este caso, el Prestamista comunicará al Titular por escrito o a través de cualquier otro Soporte Duradero antes de la resolución, las razones de la resolución del Contrato antes de que ésta surta efecto.</w:t>
+        <w:t>El Prestamista tendrá derecho a resolver el Contrato en cualquier momento con al menos dos (2) meses de preaviso por escrito o mediante el área Personal, cuando concurran las circunstancias indicadas en la cláusula 18.1.</w:t>
+      </w:r>
+      <w:r>
+        <w:rPr>
+          <w:rFonts w:cs="Arial" w:ascii="Arial" w:hAnsi="Arial"/>
+          <w:lang w:val="es-ES"/>
+        </w:rPr>
+        <w:t xml:space="preserve"> i) a vii)</w:t>
+      </w:r>
+      <w:r>
+        <w:rPr>
+          <w:rFonts w:cs="Arial" w:ascii="Arial" w:hAnsi="Arial"/>
+          <w:lang w:val="es-ES"/>
+        </w:rPr>
+        <w:t>. En este caso, el Prestamista comunicará al Titular por escrito o a través de cualquier otro Soporte Duradero antes de la resolución, las razones de la resolución del Contrato antes de que ésta surta efecto.</w:t>
       </w:r>
     </w:p>
     <w:p>
@@ -18956,10 +18986,9 @@
     <w:rsid w:val="00cd6b0b"/>
     <w:pPr>
       <w:widowControl/>
-      <w:suppressAutoHyphens w:val="true"/>
       <w:bidi w:val="0"/>
       <w:spacing w:lineRule="auto" w:line="259" w:before="0" w:after="160"/>
-      <w:jc w:val="start"/>
+      <w:jc w:val="left"/>
     </w:pPr>
     <w:rPr>
       <w:rFonts w:ascii="Calibri" w:hAnsi="Calibri" w:eastAsia="Calibri" w:cs="" w:asciiTheme="minorHAnsi" w:cstheme="minorBidi" w:eastAsiaTheme="minorHAnsi" w:hAnsiTheme="minorHAnsi"/>
@@ -19108,21 +19137,14 @@
       <w:szCs w:val="20"/>
     </w:rPr>
   </w:style>
-  <w:style w:type="character" w:styleId="user">
-    <w:name w:val="Символ сноски (user)"/>
+  <w:style w:type="character" w:styleId="Style14">
+    <w:name w:val="Символ сноски"/>
     <w:basedOn w:val="DefaultParagraphFont"/>
     <w:uiPriority w:val="99"/>
     <w:semiHidden/>
     <w:unhideWhenUsed/>
     <w:qFormat/>
     <w:rsid w:val="00952aa3"/>
-    <w:rPr>
-      <w:vertAlign w:val="superscript"/>
-    </w:rPr>
-  </w:style>
-  <w:style w:type="character" w:styleId="Style14">
-    <w:name w:val="Символ сноски"/>
-    <w:qFormat/>
     <w:rPr>
       <w:vertAlign w:val="superscript"/>
     </w:rPr>
@@ -19242,32 +19264,6 @@
       <w:rFonts w:cs="Arial"/>
     </w:rPr>
   </w:style>
-  <w:style w:type="paragraph" w:styleId="user1">
-    <w:name w:val="Заголовок (user)"/>
-    <w:basedOn w:val="Normal"/>
-    <w:next w:val="BodyText"/>
-    <w:qFormat/>
-    <w:pPr>
-      <w:keepNext w:val="true"/>
-      <w:spacing w:before="240" w:after="120"/>
-    </w:pPr>
-    <w:rPr>
-      <w:rFonts w:ascii="Liberation Sans" w:hAnsi="Liberation Sans" w:eastAsia="Microsoft YaHei" w:cs="Arial"/>
-      <w:sz w:val="28"/>
-      <w:szCs w:val="28"/>
-    </w:rPr>
-  </w:style>
-  <w:style w:type="paragraph" w:styleId="user2">
-    <w:name w:val="Указатель (user)"/>
-    <w:basedOn w:val="Normal"/>
-    <w:qFormat/>
-    <w:pPr>
-      <w:suppressLineNumbers/>
-    </w:pPr>
-    <w:rPr>
-      <w:rFonts w:cs="Arial"/>
-    </w:rPr>
-  </w:style>
   <w:style w:type="paragraph" w:styleId="BalloonText">
     <w:name w:val="Balloon Text"/>
     <w:basedOn w:val="Normal"/>
@@ -19353,10 +19349,10 @@
     <w:rsid w:val="00e3743a"/>
     <w:pPr>
       <w:widowControl/>
-      <w:suppressAutoHyphens w:val="true"/>
+      <w:pBdr/>
       <w:bidi w:val="0"/>
       <w:spacing w:lineRule="auto" w:line="276" w:before="0" w:after="200"/>
-      <w:jc w:val="start"/>
+      <w:jc w:val="left"/>
     </w:pPr>
     <w:rPr>
       <w:rFonts w:ascii="Lucida Grande" w:hAnsi="Lucida Grande" w:eastAsia="ヒラギノ角ゴ Pro W3" w:cs="Times New Roman"/>
@@ -19376,10 +19372,9 @@
     <w:rsid w:val="006c6565"/>
     <w:pPr>
       <w:widowControl/>
-      <w:suppressAutoHyphens w:val="true"/>
       <w:bidi w:val="0"/>
       <w:spacing w:lineRule="auto" w:line="240" w:before="0" w:after="0"/>
-      <w:jc w:val="start"/>
+      <w:jc w:val="left"/>
     </w:pPr>
     <w:rPr>
       <w:rFonts w:ascii="Calibri" w:hAnsi="Calibri" w:eastAsia="Calibri" w:cs="" w:asciiTheme="minorHAnsi" w:cstheme="minorBidi" w:eastAsiaTheme="minorHAnsi" w:hAnsiTheme="minorHAnsi"/>
@@ -19389,13 +19384,6 @@
       <w:szCs w:val="22"/>
       <w:lang w:val="en-GB" w:eastAsia="en-US" w:bidi="ar-SA"/>
     </w:rPr>
-  </w:style>
-  <w:style w:type="paragraph" w:styleId="user3">
-    <w:name w:val="Колонтитулы (user)"/>
-    <w:basedOn w:val="Normal"/>
-    <w:qFormat/>
-    <w:pPr/>
-    <w:rPr/>
   </w:style>
   <w:style w:type="paragraph" w:styleId="Style17">
     <w:name w:val="Колонтитулы"/>
@@ -19525,8 +19513,8 @@
       <w:szCs w:val="20"/>
     </w:rPr>
   </w:style>
-  <w:style w:type="numbering" w:styleId="user4" w:default="1">
-    <w:name w:val="Без списка (user)"/>
+  <w:style w:type="numbering" w:styleId="Style18" w:default="1">
+    <w:name w:val="Без списка"/>
     <w:uiPriority w:val="99"/>
     <w:semiHidden/>
     <w:unhideWhenUsed/>

--- a/template/agreement/terms_and_conditions_turron_document.docx
+++ b/template/agreement/terms_and_conditions_turron_document.docx
@@ -2036,7 +2036,7 @@
           <w:bCs/>
           <w:lang w:val="es-ES"/>
         </w:rPr>
-        <w:t>«0%»</w:t>
+        <w:t>«0»</w:t>
       </w:r>
       <w:r>
         <w:rPr>
@@ -2046,6 +2046,15 @@
           <w:lang w:val="es-ES"/>
         </w:rPr>
         <w:fldChar w:fldCharType="end"/>
+      </w:r>
+      <w:r>
+        <w:rPr>
+          <w:rFonts w:cs="Arial" w:ascii="Arial" w:hAnsi="Arial"/>
+          <w:b/>
+          <w:bCs/>
+          <w:lang w:val="es-ES"/>
+        </w:rPr>
+        <w:t xml:space="preserve"> %</w:t>
       </w:r>
     </w:p>
     <w:p>
